--- a/Railway_Reservation_Requirements_SRS.docx
+++ b/Railway_Reservation_Requirements_SRS.docx
@@ -1,6 +1,6 @@
 
 <file path=word/document.xml><?xml version="1.0" encoding="utf-8"?>
-<w:document xmlns:wpc="http://schemas.microsoft.com/office/word/2010/wordprocessingCanvas" xmlns:cx="http://schemas.microsoft.com/office/drawing/2014/chartex" xmlns:cx1="http://schemas.microsoft.com/office/drawing/2015/9/8/chartex" xmlns:cx2="http://schemas.microsoft.com/office/drawing/2015/10/21/chartex" xmlns:cx3="http://schemas.microsoft.com/office/drawing/2016/5/9/chartex" xmlns:cx4="http://schemas.microsoft.com/office/drawing/2016/5/10/chartex" xmlns:cx5="http://schemas.microsoft.com/office/drawing/2016/5/11/chartex" xmlns:cx6="http://schemas.microsoft.com/office/drawing/2016/5/12/chartex" xmlns:cx7="http://schemas.microsoft.com/office/drawing/2016/5/13/chartex" xmlns:cx8="http://schemas.microsoft.com/office/drawing/2016/5/14/chartex" xmlns:mc="http://schemas.openxmlformats.org/markup-compatibility/2006" xmlns:aink="http://schemas.microsoft.com/office/drawing/2016/ink" xmlns:am3d="http://schemas.microsoft.com/office/drawing/2017/model3d" xmlns:o="urn:schemas-microsoft-com:office:office" xmlns:oel="http://schemas.microsoft.com/office/2019/extlst" xmlns:r="http://schemas.openxmlformats.org/officeDocument/2006/relationships" xmlns:m="http://schemas.openxmlformats.org/officeDocument/2006/math" xmlns:v="urn:schemas-microsoft-com:vml" xmlns:wp14="http://schemas.microsoft.com/office/word/2010/wordprocessingDrawing" xmlns:wp="http://schemas.openxmlformats.org/drawingml/2006/wordprocessingDrawing" xmlns:w10="urn:schemas-microsoft-com:office:word" xmlns:w="http://schemas.openxmlformats.org/wordprocessingml/2006/main" xmlns:w14="http://schemas.microsoft.com/office/word/2010/wordml" xmlns:w15="http://schemas.microsoft.com/office/word/2012/wordml" xmlns:w16cex="http://schemas.microsoft.com/office/word/2018/wordml/cex" xmlns:w16cid="http://schemas.microsoft.com/office/word/2016/wordml/cid" xmlns:w16="http://schemas.microsoft.com/office/word/2018/wordml" xmlns:w16du="http://schemas.microsoft.com/office/word/2023/wordml/word16du" xmlns:w16sdtdh="http://schemas.microsoft.com/office/word/2020/wordml/sdtdatahash" xmlns:w16sdtfl="http://schemas.microsoft.com/office/word/2024/wordml/sdtformatlock" xmlns:w16se="http://schemas.microsoft.com/office/word/2015/wordml/symex" xmlns:wpg="http://schemas.microsoft.com/office/word/2010/wordprocessingGroup" xmlns:wpi="http://schemas.microsoft.com/office/word/2010/wordprocessingInk" xmlns:wne="http://schemas.microsoft.com/office/word/2006/wordml" xmlns:wps="http://schemas.microsoft.com/office/word/2010/wordprocessingShape" mc:Ignorable="w14 w15 w16se w16cid w16 w16cex w16sdtdh w16sdtfl w16du wp14">
+<w:document xmlns:wpc="http://schemas.microsoft.com/office/word/2010/wordprocessingCanvas" xmlns:cx="http://schemas.microsoft.com/office/drawing/2014/chartex" xmlns:cx1="http://schemas.microsoft.com/office/drawing/2015/9/8/chartex" xmlns:cx2="http://schemas.microsoft.com/office/drawing/2015/10/21/chartex" xmlns:cx3="http://schemas.microsoft.com/office/drawing/2016/5/9/chartex" xmlns:cx4="http://schemas.microsoft.com/office/drawing/2016/5/10/chartex" xmlns:cx5="http://schemas.microsoft.com/office/drawing/2016/5/11/chartex" xmlns:cx6="http://schemas.microsoft.com/office/drawing/2016/5/12/chartex" xmlns:cx7="http://schemas.microsoft.com/office/drawing/2016/5/13/chartex" xmlns:cx8="http://schemas.microsoft.com/office/drawing/2016/5/14/chartex" xmlns:mc="http://schemas.openxmlformats.org/markup-compatibility/2006" xmlns:m="http://schemas.openxmlformats.org/officeDocument/2006/math" xmlns:aink="http://schemas.microsoft.com/office/drawing/2016/ink" xmlns:am3d="http://schemas.microsoft.com/office/drawing/2017/model3d" xmlns:oel="http://schemas.microsoft.com/office/2019/extlst" xmlns:r="http://schemas.openxmlformats.org/officeDocument/2006/relationships" xmlns:wp14="http://schemas.microsoft.com/office/word/2010/wordprocessingDrawing" xmlns:wp="http://schemas.openxmlformats.org/drawingml/2006/wordprocessingDrawing" xmlns:wpg="http://schemas.microsoft.com/office/word/2010/wordprocessingGroup" xmlns:wpi="http://schemas.microsoft.com/office/word/2010/wordprocessingInk" xmlns:wps="http://schemas.microsoft.com/office/word/2010/wordprocessingShape" xmlns:o="urn:schemas-microsoft-com:office:office" xmlns:v="urn:schemas-microsoft-com:vml" xmlns:w10="urn:schemas-microsoft-com:office:word" xmlns:w="http://schemas.openxmlformats.org/wordprocessingml/2006/main" xmlns:w14="http://schemas.microsoft.com/office/word/2010/wordml" xmlns:w15="http://schemas.microsoft.com/office/word/2012/wordml" xmlns:w16cex="http://schemas.microsoft.com/office/word/2018/wordml/cex" xmlns:w16cid="http://schemas.microsoft.com/office/word/2016/wordml/cid" xmlns:w16="http://schemas.microsoft.com/office/word/2018/wordml" xmlns:w16sdtdh="http://schemas.microsoft.com/office/word/2020/wordml/sdtdatahash" xmlns:w16sdtfl="http://schemas.microsoft.com/office/word/2024/wordml/sdtformatlock" xmlns:w16se="http://schemas.microsoft.com/office/word/2015/wordml/symex" xmlns:w16du="http://schemas.microsoft.com/office/word/2023/wordml/word16du" xmlns:wne="http://schemas.microsoft.com/office/word/2006/wordml" mc:Ignorable="w14 w15 w16se w16cid w16 w16cex w16sdtdh w16sdtfl w16du wp14">
   <w:body>
     <w:p>
       <w:pPr>
@@ -4143,98 +4143,21 @@
       <w:pPr>
         <w:rPr>
           <w:rFonts w:asciiTheme="minorHAnsi" w:hAnsiTheme="minorHAnsi"/>
-          <w:sz w:val="36"/>
-          <w:szCs w:val="44"/>
+          <w:sz w:val="32"/>
+          <w:szCs w:val="40"/>
           <w:u w:val="single"/>
         </w:rPr>
       </w:pPr>
-      <w:r>
+    </w:p>
+    <w:p>
+      <w:pPr>
         <w:rPr>
           <w:rFonts w:asciiTheme="minorHAnsi" w:hAnsiTheme="minorHAnsi"/>
           <w:sz w:val="32"/>
           <w:szCs w:val="40"/>
           <w:u w:val="single"/>
         </w:rPr>
-        <w:lastRenderedPageBreak/>
-        <w:t>U</w:t>
-      </w:r>
-      <w:r>
-        <w:rPr>
-          <w:rFonts w:asciiTheme="minorHAnsi" w:hAnsiTheme="minorHAnsi"/>
-          <w:sz w:val="36"/>
-          <w:szCs w:val="44"/>
-          <w:u w:val="single"/>
-        </w:rPr>
-        <w:t>se-case Flow diagram:</w:t>
-      </w:r>
-    </w:p>
-    <w:p>
-      <w:pPr>
-        <w:rPr>
-          <w:rFonts w:asciiTheme="minorHAnsi" w:hAnsiTheme="minorHAnsi"/>
-        </w:rPr>
-      </w:pPr>
-    </w:p>
-    <w:p>
-      <w:pPr>
-        <w:rPr>
-          <w:rFonts w:asciiTheme="minorHAnsi" w:hAnsiTheme="minorHAnsi"/>
-        </w:rPr>
-      </w:pPr>
-      <w:r>
-        <w:rPr>
-          <w:rFonts w:asciiTheme="minorHAnsi" w:hAnsiTheme="minorHAnsi"/>
-          <w:noProof/>
-        </w:rPr>
-        <w:drawing>
-          <wp:inline distT="0" distB="0" distL="0" distR="0" wp14:anchorId="1C39674F" wp14:editId="09FB0BE6">
-            <wp:extent cx="6949440" cy="4632960"/>
-            <wp:effectExtent l="0" t="0" r="3810" b="0"/>
-            <wp:docPr id="1584007792" name="Picture 1"/>
-            <wp:cNvGraphicFramePr>
-              <a:graphicFrameLocks xmlns:a="http://schemas.openxmlformats.org/drawingml/2006/main" noChangeAspect="1"/>
-            </wp:cNvGraphicFramePr>
-            <a:graphic xmlns:a="http://schemas.openxmlformats.org/drawingml/2006/main">
-              <a:graphicData uri="http://schemas.openxmlformats.org/drawingml/2006/picture">
-                <pic:pic xmlns:pic="http://schemas.openxmlformats.org/drawingml/2006/picture">
-                  <pic:nvPicPr>
-                    <pic:cNvPr id="0" name="Picture 1"/>
-                    <pic:cNvPicPr>
-                      <a:picLocks noChangeAspect="1" noChangeArrowheads="1"/>
-                    </pic:cNvPicPr>
-                  </pic:nvPicPr>
-                  <pic:blipFill>
-                    <a:blip r:embed="rId6">
-                      <a:extLst>
-                        <a:ext uri="{28A0092B-C50C-407E-A947-70E740481C1C}">
-                          <a14:useLocalDpi xmlns:a14="http://schemas.microsoft.com/office/drawing/2010/main" val="0"/>
-                        </a:ext>
-                      </a:extLst>
-                    </a:blip>
-                    <a:srcRect/>
-                    <a:stretch>
-                      <a:fillRect/>
-                    </a:stretch>
-                  </pic:blipFill>
-                  <pic:spPr bwMode="auto">
-                    <a:xfrm>
-                      <a:off x="0" y="0"/>
-                      <a:ext cx="6949440" cy="4632960"/>
-                    </a:xfrm>
-                    <a:prstGeom prst="rect">
-                      <a:avLst/>
-                    </a:prstGeom>
-                    <a:noFill/>
-                    <a:ln>
-                      <a:noFill/>
-                    </a:ln>
-                  </pic:spPr>
-                </pic:pic>
-              </a:graphicData>
-            </a:graphic>
-          </wp:inline>
-        </w:drawing>
-      </w:r>
+      </w:pPr>
     </w:p>
     <w:p>
       <w:pPr>
@@ -4250,40 +4173,10 @@
       <w:pPr>
         <w:rPr>
           <w:rFonts w:asciiTheme="minorHAnsi" w:hAnsiTheme="minorHAnsi"/>
-          <w:sz w:val="32"/>
-          <w:szCs w:val="40"/>
-          <w:u w:val="single"/>
+          <w:sz w:val="24"/>
+          <w:szCs w:val="32"/>
         </w:rPr>
       </w:pPr>
-    </w:p>
-    <w:p>
-      <w:pPr>
-        <w:rPr>
-          <w:rFonts w:asciiTheme="minorHAnsi" w:hAnsiTheme="minorHAnsi"/>
-          <w:sz w:val="32"/>
-          <w:szCs w:val="40"/>
-          <w:u w:val="single"/>
-        </w:rPr>
-      </w:pPr>
-    </w:p>
-    <w:p>
-      <w:pPr>
-        <w:rPr>
-          <w:rFonts w:asciiTheme="minorHAnsi" w:hAnsiTheme="minorHAnsi"/>
-          <w:sz w:val="32"/>
-          <w:szCs w:val="40"/>
-          <w:u w:val="single"/>
-        </w:rPr>
-      </w:pPr>
-      <w:r>
-        <w:rPr>
-          <w:rFonts w:asciiTheme="minorHAnsi" w:hAnsiTheme="minorHAnsi"/>
-          <w:sz w:val="32"/>
-          <w:szCs w:val="40"/>
-          <w:u w:val="single"/>
-        </w:rPr>
-        <w:t>Use-case Flow:</w:t>
-      </w:r>
     </w:p>
     <w:p>
       <w:pPr>
@@ -4302,5949 +4195,7 @@
           <w:szCs w:val="32"/>
         </w:rPr>
       </w:pPr>
-      <w:r>
-        <w:rPr>
-          <w:rFonts w:asciiTheme="minorHAnsi" w:hAnsiTheme="minorHAnsi"/>
-          <w:b/>
-          <w:sz w:val="24"/>
-          <w:szCs w:val="32"/>
-        </w:rPr>
-        <w:t>UC-01 – Register / Login</w:t>
-      </w:r>
     </w:p>
-    <w:p>
-      <w:pPr>
-        <w:rPr>
-          <w:rFonts w:asciiTheme="minorHAnsi" w:hAnsiTheme="minorHAnsi"/>
-          <w:sz w:val="24"/>
-          <w:szCs w:val="32"/>
-        </w:rPr>
-      </w:pPr>
-      <w:r>
-        <w:rPr>
-          <w:rFonts w:asciiTheme="minorHAnsi" w:hAnsiTheme="minorHAnsi"/>
-          <w:sz w:val="24"/>
-          <w:szCs w:val="32"/>
-        </w:rPr>
-        <w:t>1. Passenger opens the system.</w:t>
-      </w:r>
-    </w:p>
-    <w:p>
-      <w:pPr>
-        <w:rPr>
-          <w:rFonts w:asciiTheme="minorHAnsi" w:hAnsiTheme="minorHAnsi"/>
-          <w:sz w:val="24"/>
-          <w:szCs w:val="32"/>
-        </w:rPr>
-      </w:pPr>
-      <w:r>
-        <w:rPr>
-          <w:rFonts w:asciiTheme="minorHAnsi" w:hAnsiTheme="minorHAnsi"/>
-          <w:sz w:val="24"/>
-          <w:szCs w:val="32"/>
-        </w:rPr>
-        <w:t>2. Passenger enters valid login details.</w:t>
-      </w:r>
-    </w:p>
-    <w:p>
-      <w:pPr>
-        <w:rPr>
-          <w:rFonts w:asciiTheme="minorHAnsi" w:hAnsiTheme="minorHAnsi"/>
-          <w:sz w:val="24"/>
-          <w:szCs w:val="32"/>
-        </w:rPr>
-      </w:pPr>
-      <w:r>
-        <w:rPr>
-          <w:rFonts w:asciiTheme="minorHAnsi" w:hAnsiTheme="minorHAnsi"/>
-          <w:sz w:val="24"/>
-          <w:szCs w:val="32"/>
-        </w:rPr>
-        <w:t>3. System authenticates the passenger.</w:t>
-      </w:r>
-    </w:p>
-    <w:p>
-      <w:pPr>
-        <w:rPr>
-          <w:rFonts w:asciiTheme="minorHAnsi" w:hAnsiTheme="minorHAnsi"/>
-          <w:sz w:val="24"/>
-          <w:szCs w:val="32"/>
-        </w:rPr>
-      </w:pPr>
-      <w:r>
-        <w:rPr>
-          <w:rFonts w:asciiTheme="minorHAnsi" w:hAnsiTheme="minorHAnsi"/>
-          <w:sz w:val="24"/>
-          <w:szCs w:val="32"/>
-        </w:rPr>
-        <w:t>4. System grants access to the account.</w:t>
-      </w:r>
-    </w:p>
-    <w:p>
-      <w:pPr>
-        <w:rPr>
-          <w:rFonts w:asciiTheme="minorHAnsi" w:hAnsiTheme="minorHAnsi"/>
-          <w:sz w:val="24"/>
-          <w:szCs w:val="32"/>
-        </w:rPr>
-      </w:pPr>
-      <w:r>
-        <w:rPr>
-          <w:rFonts w:asciiTheme="minorHAnsi" w:hAnsiTheme="minorHAnsi"/>
-          <w:sz w:val="24"/>
-          <w:szCs w:val="32"/>
-        </w:rPr>
-        <w:lastRenderedPageBreak/>
-        <w:t>5. If the details are invalid, the system displays an error and asks the passenger to try again.</w:t>
-      </w:r>
-    </w:p>
-    <w:p>
-      <w:pPr>
-        <w:rPr>
-          <w:rFonts w:asciiTheme="minorHAnsi" w:hAnsiTheme="minorHAnsi"/>
-          <w:sz w:val="24"/>
-          <w:szCs w:val="32"/>
-        </w:rPr>
-      </w:pPr>
-      <w:r>
-        <w:rPr>
-          <w:rFonts w:asciiTheme="minorHAnsi" w:hAnsiTheme="minorHAnsi"/>
-          <w:b/>
-          <w:sz w:val="24"/>
-          <w:szCs w:val="32"/>
-        </w:rPr>
-        <w:t>UC-02 – Search and View Train Details</w:t>
-      </w:r>
-    </w:p>
-    <w:p>
-      <w:pPr>
-        <w:rPr>
-          <w:rFonts w:asciiTheme="minorHAnsi" w:hAnsiTheme="minorHAnsi"/>
-          <w:sz w:val="24"/>
-          <w:szCs w:val="32"/>
-        </w:rPr>
-      </w:pPr>
-      <w:r>
-        <w:rPr>
-          <w:rFonts w:asciiTheme="minorHAnsi" w:hAnsiTheme="minorHAnsi"/>
-          <w:sz w:val="24"/>
-          <w:szCs w:val="32"/>
-        </w:rPr>
-        <w:t>1. Passenger enters source, destination and journey date.</w:t>
-      </w:r>
-    </w:p>
-    <w:p>
-      <w:pPr>
-        <w:rPr>
-          <w:rFonts w:asciiTheme="minorHAnsi" w:hAnsiTheme="minorHAnsi"/>
-          <w:sz w:val="24"/>
-          <w:szCs w:val="32"/>
-        </w:rPr>
-      </w:pPr>
-      <w:r>
-        <w:rPr>
-          <w:rFonts w:asciiTheme="minorHAnsi" w:hAnsiTheme="minorHAnsi"/>
-          <w:sz w:val="24"/>
-          <w:szCs w:val="32"/>
-        </w:rPr>
-        <w:t>2. System searches for matching trains.</w:t>
-      </w:r>
-    </w:p>
-    <w:p>
-      <w:pPr>
-        <w:rPr>
-          <w:rFonts w:asciiTheme="minorHAnsi" w:hAnsiTheme="minorHAnsi"/>
-          <w:sz w:val="24"/>
-          <w:szCs w:val="32"/>
-        </w:rPr>
-      </w:pPr>
-      <w:r>
-        <w:rPr>
-          <w:rFonts w:asciiTheme="minorHAnsi" w:hAnsiTheme="minorHAnsi"/>
-          <w:sz w:val="24"/>
-          <w:szCs w:val="32"/>
-        </w:rPr>
-        <w:t>3. System displays available trains.</w:t>
-      </w:r>
-    </w:p>
-    <w:p>
-      <w:pPr>
-        <w:rPr>
-          <w:rFonts w:asciiTheme="minorHAnsi" w:hAnsiTheme="minorHAnsi"/>
-          <w:sz w:val="24"/>
-          <w:szCs w:val="32"/>
-        </w:rPr>
-      </w:pPr>
-      <w:r>
-        <w:rPr>
-          <w:rFonts w:asciiTheme="minorHAnsi" w:hAnsiTheme="minorHAnsi"/>
-          <w:sz w:val="24"/>
-          <w:szCs w:val="32"/>
-        </w:rPr>
-        <w:t>4. Passenger selects a train.</w:t>
-      </w:r>
-    </w:p>
-    <w:p>
-      <w:pPr>
-        <w:rPr>
-          <w:rFonts w:asciiTheme="minorHAnsi" w:hAnsiTheme="minorHAnsi"/>
-          <w:sz w:val="24"/>
-          <w:szCs w:val="32"/>
-        </w:rPr>
-      </w:pPr>
-      <w:r>
-        <w:rPr>
-          <w:rFonts w:asciiTheme="minorHAnsi" w:hAnsiTheme="minorHAnsi"/>
-          <w:sz w:val="24"/>
-          <w:szCs w:val="32"/>
-        </w:rPr>
-        <w:t>5. System displays departure time, arrival time, duration and available classes.</w:t>
-      </w:r>
-    </w:p>
-    <w:p>
-      <w:pPr>
-        <w:rPr>
-          <w:rFonts w:asciiTheme="minorHAnsi" w:hAnsiTheme="minorHAnsi"/>
-          <w:sz w:val="24"/>
-          <w:szCs w:val="32"/>
-        </w:rPr>
-      </w:pPr>
-      <w:r>
-        <w:rPr>
-          <w:rFonts w:asciiTheme="minorHAnsi" w:hAnsiTheme="minorHAnsi"/>
-          <w:b/>
-          <w:sz w:val="24"/>
-          <w:szCs w:val="32"/>
-        </w:rPr>
-        <w:t>UC-03 – Check Seat Availability and Select Class</w:t>
-      </w:r>
-    </w:p>
-    <w:p>
-      <w:pPr>
-        <w:rPr>
-          <w:rFonts w:asciiTheme="minorHAnsi" w:hAnsiTheme="minorHAnsi"/>
-          <w:sz w:val="24"/>
-          <w:szCs w:val="32"/>
-        </w:rPr>
-      </w:pPr>
-      <w:r>
-        <w:rPr>
-          <w:rFonts w:asciiTheme="minorHAnsi" w:hAnsiTheme="minorHAnsi"/>
-          <w:sz w:val="24"/>
-          <w:szCs w:val="32"/>
-        </w:rPr>
-        <w:t>1. Passenger selects a train.</w:t>
-      </w:r>
-    </w:p>
-    <w:p>
-      <w:pPr>
-        <w:rPr>
-          <w:rFonts w:asciiTheme="minorHAnsi" w:hAnsiTheme="minorHAnsi"/>
-          <w:sz w:val="24"/>
-          <w:szCs w:val="32"/>
-        </w:rPr>
-      </w:pPr>
-      <w:r>
-        <w:rPr>
-          <w:rFonts w:asciiTheme="minorHAnsi" w:hAnsiTheme="minorHAnsi"/>
-          <w:sz w:val="24"/>
-          <w:szCs w:val="32"/>
-        </w:rPr>
-        <w:t>2. System displays current seat availability.</w:t>
-      </w:r>
-    </w:p>
-    <w:p>
-      <w:pPr>
-        <w:rPr>
-          <w:rFonts w:asciiTheme="minorHAnsi" w:hAnsiTheme="minorHAnsi"/>
-          <w:sz w:val="24"/>
-          <w:szCs w:val="32"/>
-        </w:rPr>
-      </w:pPr>
-      <w:r>
-        <w:rPr>
-          <w:rFonts w:asciiTheme="minorHAnsi" w:hAnsiTheme="minorHAnsi"/>
-          <w:sz w:val="24"/>
-          <w:szCs w:val="32"/>
-        </w:rPr>
-        <w:t>3. Passenger selects an available travel class.</w:t>
-      </w:r>
-    </w:p>
-    <w:p>
-      <w:pPr>
-        <w:rPr>
-          <w:rFonts w:asciiTheme="minorHAnsi" w:hAnsiTheme="minorHAnsi"/>
-          <w:sz w:val="24"/>
-          <w:szCs w:val="32"/>
-        </w:rPr>
-      </w:pPr>
-      <w:r>
-        <w:rPr>
-          <w:rFonts w:asciiTheme="minorHAnsi" w:hAnsiTheme="minorHAnsi"/>
-          <w:sz w:val="24"/>
-          <w:szCs w:val="32"/>
-        </w:rPr>
-        <w:t>4. System records the selected class for booking.</w:t>
-      </w:r>
-    </w:p>
-    <w:p>
-      <w:pPr>
-        <w:rPr>
-          <w:rFonts w:asciiTheme="minorHAnsi" w:hAnsiTheme="minorHAnsi"/>
-          <w:sz w:val="24"/>
-          <w:szCs w:val="32"/>
-        </w:rPr>
-      </w:pPr>
-      <w:r>
-        <w:rPr>
-          <w:rFonts w:asciiTheme="minorHAnsi" w:hAnsiTheme="minorHAnsi"/>
-          <w:b/>
-          <w:sz w:val="24"/>
-          <w:szCs w:val="32"/>
-        </w:rPr>
-        <w:t>UC-04 – Book Ticket and Make Payment</w:t>
-      </w:r>
-    </w:p>
-    <w:p>
-      <w:pPr>
-        <w:rPr>
-          <w:rFonts w:asciiTheme="minorHAnsi" w:hAnsiTheme="minorHAnsi"/>
-          <w:sz w:val="24"/>
-          <w:szCs w:val="32"/>
-        </w:rPr>
-      </w:pPr>
-      <w:r>
-        <w:rPr>
-          <w:rFonts w:asciiTheme="minorHAnsi" w:hAnsiTheme="minorHAnsi"/>
-          <w:sz w:val="24"/>
-          <w:szCs w:val="32"/>
-        </w:rPr>
-        <w:t>1. Passenger selects the train and class.</w:t>
-      </w:r>
-    </w:p>
-    <w:p>
-      <w:pPr>
-        <w:rPr>
-          <w:rFonts w:asciiTheme="minorHAnsi" w:hAnsiTheme="minorHAnsi"/>
-          <w:sz w:val="24"/>
-          <w:szCs w:val="32"/>
-        </w:rPr>
-      </w:pPr>
-      <w:r>
-        <w:rPr>
-          <w:rFonts w:asciiTheme="minorHAnsi" w:hAnsiTheme="minorHAnsi"/>
-          <w:sz w:val="24"/>
-          <w:szCs w:val="32"/>
-        </w:rPr>
-        <w:t>2. Passenger chooses the booking option.</w:t>
-      </w:r>
-    </w:p>
-    <w:p>
-      <w:pPr>
-        <w:rPr>
-          <w:rFonts w:asciiTheme="minorHAnsi" w:hAnsiTheme="minorHAnsi"/>
-          <w:sz w:val="24"/>
-          <w:szCs w:val="32"/>
-        </w:rPr>
-      </w:pPr>
-      <w:r>
-        <w:rPr>
-          <w:rFonts w:asciiTheme="minorHAnsi" w:hAnsiTheme="minorHAnsi"/>
-          <w:sz w:val="24"/>
-          <w:szCs w:val="32"/>
-        </w:rPr>
-        <w:t>3. System prepares the reservation.</w:t>
-      </w:r>
-    </w:p>
-    <w:p>
-      <w:pPr>
-        <w:rPr>
-          <w:rFonts w:asciiTheme="minorHAnsi" w:hAnsiTheme="minorHAnsi"/>
-          <w:sz w:val="24"/>
-          <w:szCs w:val="32"/>
-        </w:rPr>
-      </w:pPr>
-      <w:r>
-        <w:rPr>
-          <w:rFonts w:asciiTheme="minorHAnsi" w:hAnsiTheme="minorHAnsi"/>
-          <w:sz w:val="24"/>
-          <w:szCs w:val="32"/>
-        </w:rPr>
-        <w:t>4. Passenger makes an online payment through the payment gateway.</w:t>
-      </w:r>
-    </w:p>
-    <w:p>
-      <w:pPr>
-        <w:rPr>
-          <w:rFonts w:asciiTheme="minorHAnsi" w:hAnsiTheme="minorHAnsi"/>
-          <w:sz w:val="24"/>
-          <w:szCs w:val="32"/>
-        </w:rPr>
-      </w:pPr>
-      <w:r>
-        <w:rPr>
-          <w:rFonts w:asciiTheme="minorHAnsi" w:hAnsiTheme="minorHAnsi"/>
-          <w:sz w:val="24"/>
-          <w:szCs w:val="32"/>
-        </w:rPr>
-        <w:t>5. System verifies successful payment.</w:t>
-      </w:r>
-    </w:p>
-    <w:p>
-      <w:pPr>
-        <w:rPr>
-          <w:rFonts w:asciiTheme="minorHAnsi" w:hAnsiTheme="minorHAnsi"/>
-          <w:sz w:val="24"/>
-          <w:szCs w:val="32"/>
-        </w:rPr>
-      </w:pPr>
-      <w:r>
-        <w:rPr>
-          <w:rFonts w:asciiTheme="minorHAnsi" w:hAnsiTheme="minorHAnsi"/>
-          <w:sz w:val="24"/>
-          <w:szCs w:val="32"/>
-        </w:rPr>
-        <w:t>6. System confirms the booking and generates a PNR.</w:t>
-      </w:r>
-    </w:p>
-    <w:p>
-      <w:pPr>
-        <w:rPr>
-          <w:rFonts w:asciiTheme="minorHAnsi" w:hAnsiTheme="minorHAnsi"/>
-          <w:sz w:val="24"/>
-          <w:szCs w:val="32"/>
-        </w:rPr>
-      </w:pPr>
-      <w:r>
-        <w:rPr>
-          <w:rFonts w:asciiTheme="minorHAnsi" w:hAnsiTheme="minorHAnsi"/>
-          <w:b/>
-          <w:sz w:val="24"/>
-          <w:szCs w:val="32"/>
-        </w:rPr>
-        <w:t>UC-05 – View Booking Confirmation &amp; PNR</w:t>
-      </w:r>
-    </w:p>
-    <w:p>
-      <w:pPr>
-        <w:rPr>
-          <w:rFonts w:asciiTheme="minorHAnsi" w:hAnsiTheme="minorHAnsi"/>
-          <w:sz w:val="24"/>
-          <w:szCs w:val="32"/>
-        </w:rPr>
-      </w:pPr>
-      <w:r>
-        <w:rPr>
-          <w:rFonts w:asciiTheme="minorHAnsi" w:hAnsiTheme="minorHAnsi"/>
-          <w:sz w:val="24"/>
-          <w:szCs w:val="32"/>
-        </w:rPr>
-        <w:t>1. Passenger opens the booking details.</w:t>
-      </w:r>
-    </w:p>
-    <w:p>
-      <w:pPr>
-        <w:rPr>
-          <w:rFonts w:asciiTheme="minorHAnsi" w:hAnsiTheme="minorHAnsi"/>
-          <w:sz w:val="24"/>
-          <w:szCs w:val="32"/>
-        </w:rPr>
-      </w:pPr>
-      <w:r>
-        <w:rPr>
-          <w:rFonts w:asciiTheme="minorHAnsi" w:hAnsiTheme="minorHAnsi"/>
-          <w:sz w:val="24"/>
-          <w:szCs w:val="32"/>
-        </w:rPr>
-        <w:t>2. System retrieves the reservation.</w:t>
-      </w:r>
-    </w:p>
-    <w:p>
-      <w:pPr>
-        <w:rPr>
-          <w:rFonts w:asciiTheme="minorHAnsi" w:hAnsiTheme="minorHAnsi"/>
-          <w:sz w:val="24"/>
-          <w:szCs w:val="32"/>
-        </w:rPr>
-      </w:pPr>
-      <w:r>
-        <w:rPr>
-          <w:rFonts w:asciiTheme="minorHAnsi" w:hAnsiTheme="minorHAnsi"/>
-          <w:sz w:val="24"/>
-          <w:szCs w:val="32"/>
-        </w:rPr>
-        <w:t>3. System displays booking confirmation and PNR.</w:t>
-      </w:r>
-    </w:p>
-    <w:p>
-      <w:pPr>
-        <w:rPr>
-          <w:rFonts w:asciiTheme="minorHAnsi" w:hAnsiTheme="minorHAnsi"/>
-          <w:sz w:val="24"/>
-          <w:szCs w:val="32"/>
-        </w:rPr>
-      </w:pPr>
-      <w:r>
-        <w:rPr>
-          <w:rFonts w:asciiTheme="minorHAnsi" w:hAnsiTheme="minorHAnsi"/>
-          <w:sz w:val="24"/>
-          <w:szCs w:val="32"/>
-        </w:rPr>
-        <w:t>4. Passenger uses the PNR to identify the reservation.</w:t>
-      </w:r>
-    </w:p>
-    <w:p>
-      <w:pPr>
-        <w:rPr>
-          <w:rFonts w:asciiTheme="minorHAnsi" w:hAnsiTheme="minorHAnsi"/>
-          <w:sz w:val="24"/>
-          <w:szCs w:val="32"/>
-        </w:rPr>
-      </w:pPr>
-      <w:r>
-        <w:rPr>
-          <w:rFonts w:asciiTheme="minorHAnsi" w:hAnsiTheme="minorHAnsi"/>
-          <w:b/>
-          <w:sz w:val="24"/>
-          <w:szCs w:val="32"/>
-        </w:rPr>
-        <w:t>UC-06 – Cancel Ticket and Receive Refund</w:t>
-      </w:r>
-    </w:p>
-    <w:p>
-      <w:pPr>
-        <w:rPr>
-          <w:rFonts w:asciiTheme="minorHAnsi" w:hAnsiTheme="minorHAnsi"/>
-          <w:sz w:val="24"/>
-          <w:szCs w:val="32"/>
-        </w:rPr>
-      </w:pPr>
-      <w:r>
-        <w:rPr>
-          <w:rFonts w:asciiTheme="minorHAnsi" w:hAnsiTheme="minorHAnsi"/>
-          <w:sz w:val="24"/>
-          <w:szCs w:val="32"/>
-        </w:rPr>
-        <w:t>1. Passenger selects a booked ticket.</w:t>
-      </w:r>
-    </w:p>
-    <w:p>
-      <w:pPr>
-        <w:rPr>
-          <w:rFonts w:asciiTheme="minorHAnsi" w:hAnsiTheme="minorHAnsi"/>
-          <w:sz w:val="24"/>
-          <w:szCs w:val="32"/>
-        </w:rPr>
-      </w:pPr>
-      <w:r>
-        <w:rPr>
-          <w:rFonts w:asciiTheme="minorHAnsi" w:hAnsiTheme="minorHAnsi"/>
-          <w:sz w:val="24"/>
-          <w:szCs w:val="32"/>
-        </w:rPr>
-        <w:t>2. Passenger requests cancellation.</w:t>
-      </w:r>
-    </w:p>
-    <w:p>
-      <w:pPr>
-        <w:rPr>
-          <w:rFonts w:asciiTheme="minorHAnsi" w:hAnsiTheme="minorHAnsi"/>
-          <w:sz w:val="24"/>
-          <w:szCs w:val="32"/>
-        </w:rPr>
-      </w:pPr>
-      <w:r>
-        <w:rPr>
-          <w:rFonts w:asciiTheme="minorHAnsi" w:hAnsiTheme="minorHAnsi"/>
-          <w:sz w:val="24"/>
-          <w:szCs w:val="32"/>
-        </w:rPr>
-        <w:lastRenderedPageBreak/>
-        <w:t>3. System updates the ticket status to cancelled.</w:t>
-      </w:r>
-    </w:p>
-    <w:p>
-      <w:pPr>
-        <w:rPr>
-          <w:rFonts w:asciiTheme="minorHAnsi" w:hAnsiTheme="minorHAnsi"/>
-          <w:sz w:val="24"/>
-          <w:szCs w:val="32"/>
-        </w:rPr>
-      </w:pPr>
-      <w:r>
-        <w:rPr>
-          <w:rFonts w:asciiTheme="minorHAnsi" w:hAnsiTheme="minorHAnsi"/>
-          <w:sz w:val="24"/>
-          <w:szCs w:val="32"/>
-        </w:rPr>
-        <w:t>4. System determines the eligible refund.</w:t>
-      </w:r>
-    </w:p>
-    <w:p>
-      <w:pPr>
-        <w:rPr>
-          <w:rFonts w:asciiTheme="minorHAnsi" w:hAnsiTheme="minorHAnsi"/>
-          <w:sz w:val="24"/>
-          <w:szCs w:val="32"/>
-        </w:rPr>
-      </w:pPr>
-      <w:r>
-        <w:rPr>
-          <w:rFonts w:asciiTheme="minorHAnsi" w:hAnsiTheme="minorHAnsi"/>
-          <w:sz w:val="24"/>
-          <w:szCs w:val="32"/>
-        </w:rPr>
-        <w:t>5. System processes the eligible refund.</w:t>
-      </w:r>
-    </w:p>
-    <w:p>
-      <w:pPr>
-        <w:rPr>
-          <w:rFonts w:asciiTheme="minorHAnsi" w:hAnsiTheme="minorHAnsi"/>
-          <w:sz w:val="24"/>
-          <w:szCs w:val="32"/>
-        </w:rPr>
-      </w:pPr>
-      <w:r>
-        <w:rPr>
-          <w:rFonts w:asciiTheme="minorHAnsi" w:hAnsiTheme="minorHAnsi"/>
-          <w:sz w:val="24"/>
-          <w:szCs w:val="32"/>
-        </w:rPr>
-        <w:t>6. System displays the updated cancellation/refund status.</w:t>
-      </w:r>
-    </w:p>
-    <w:p>
-      <w:pPr>
-        <w:rPr>
-          <w:rFonts w:asciiTheme="minorHAnsi" w:hAnsiTheme="minorHAnsi"/>
-          <w:sz w:val="24"/>
-          <w:szCs w:val="32"/>
-        </w:rPr>
-      </w:pPr>
-      <w:r>
-        <w:rPr>
-          <w:rFonts w:asciiTheme="minorHAnsi" w:hAnsiTheme="minorHAnsi"/>
-          <w:b/>
-          <w:sz w:val="24"/>
-          <w:szCs w:val="32"/>
-        </w:rPr>
-        <w:t>UC-07 – Monitor Waitlist</w:t>
-      </w:r>
-    </w:p>
-    <w:p>
-      <w:pPr>
-        <w:rPr>
-          <w:rFonts w:asciiTheme="minorHAnsi" w:hAnsiTheme="minorHAnsi"/>
-          <w:sz w:val="24"/>
-          <w:szCs w:val="32"/>
-        </w:rPr>
-      </w:pPr>
-      <w:r>
-        <w:rPr>
-          <w:rFonts w:asciiTheme="minorHAnsi" w:hAnsiTheme="minorHAnsi"/>
-          <w:sz w:val="24"/>
-          <w:szCs w:val="32"/>
-        </w:rPr>
-        <w:t>1. Passenger opens waitlisted booking details.</w:t>
-      </w:r>
-    </w:p>
-    <w:p>
-      <w:pPr>
-        <w:rPr>
-          <w:rFonts w:asciiTheme="minorHAnsi" w:hAnsiTheme="minorHAnsi"/>
-          <w:sz w:val="24"/>
-          <w:szCs w:val="32"/>
-        </w:rPr>
-      </w:pPr>
-      <w:r>
-        <w:rPr>
-          <w:rFonts w:asciiTheme="minorHAnsi" w:hAnsiTheme="minorHAnsi"/>
-          <w:sz w:val="24"/>
-          <w:szCs w:val="32"/>
-        </w:rPr>
-        <w:t>2. System retrieves the current waitlist status.</w:t>
-      </w:r>
-    </w:p>
-    <w:p>
-      <w:pPr>
-        <w:rPr>
-          <w:rFonts w:asciiTheme="minorHAnsi" w:hAnsiTheme="minorHAnsi"/>
-          <w:sz w:val="24"/>
-          <w:szCs w:val="32"/>
-        </w:rPr>
-      </w:pPr>
-      <w:r>
-        <w:rPr>
-          <w:rFonts w:asciiTheme="minorHAnsi" w:hAnsiTheme="minorHAnsi"/>
-          <w:sz w:val="24"/>
-          <w:szCs w:val="32"/>
-        </w:rPr>
-        <w:t>3. System displays the current status to the passenger.</w:t>
-      </w:r>
-    </w:p>
-    <w:p>
-      <w:pPr>
-        <w:rPr>
-          <w:rFonts w:asciiTheme="minorHAnsi" w:hAnsiTheme="minorHAnsi"/>
-          <w:sz w:val="24"/>
-          <w:szCs w:val="32"/>
-        </w:rPr>
-      </w:pPr>
-      <w:r>
-        <w:rPr>
-          <w:rFonts w:asciiTheme="minorHAnsi" w:hAnsiTheme="minorHAnsi"/>
-          <w:b/>
-          <w:sz w:val="24"/>
-          <w:szCs w:val="32"/>
-        </w:rPr>
-        <w:t>UC-08 – Select Language</w:t>
-      </w:r>
-    </w:p>
-    <w:p>
-      <w:pPr>
-        <w:rPr>
-          <w:rFonts w:asciiTheme="minorHAnsi" w:hAnsiTheme="minorHAnsi"/>
-          <w:sz w:val="24"/>
-          <w:szCs w:val="32"/>
-        </w:rPr>
-      </w:pPr>
-      <w:r>
-        <w:rPr>
-          <w:rFonts w:asciiTheme="minorHAnsi" w:hAnsiTheme="minorHAnsi"/>
-          <w:sz w:val="24"/>
-          <w:szCs w:val="32"/>
-        </w:rPr>
-        <w:t>1. Passenger opens language settings.</w:t>
-      </w:r>
-    </w:p>
-    <w:p>
-      <w:pPr>
-        <w:rPr>
-          <w:rFonts w:asciiTheme="minorHAnsi" w:hAnsiTheme="minorHAnsi"/>
-          <w:sz w:val="24"/>
-          <w:szCs w:val="32"/>
-        </w:rPr>
-      </w:pPr>
-      <w:r>
-        <w:rPr>
-          <w:rFonts w:asciiTheme="minorHAnsi" w:hAnsiTheme="minorHAnsi"/>
-          <w:sz w:val="24"/>
-          <w:szCs w:val="32"/>
-        </w:rPr>
-        <w:t>2. Passenger selects a supported language.</w:t>
-      </w:r>
-    </w:p>
-    <w:p>
-      <w:pPr>
-        <w:rPr>
-          <w:rFonts w:asciiTheme="minorHAnsi" w:hAnsiTheme="minorHAnsi"/>
-          <w:sz w:val="24"/>
-          <w:szCs w:val="32"/>
-        </w:rPr>
-      </w:pPr>
-      <w:r>
-        <w:rPr>
-          <w:rFonts w:asciiTheme="minorHAnsi" w:hAnsiTheme="minorHAnsi"/>
-          <w:sz w:val="24"/>
-          <w:szCs w:val="32"/>
-        </w:rPr>
-        <w:t>3. System changes the supported interface content to the selected language.</w:t>
-      </w:r>
-    </w:p>
-    <w:p>
-      <w:pPr>
-        <w:rPr>
-          <w:rFonts w:asciiTheme="minorHAnsi" w:hAnsiTheme="minorHAnsi"/>
-          <w:sz w:val="24"/>
-          <w:szCs w:val="32"/>
-        </w:rPr>
-      </w:pPr>
-      <w:r>
-        <w:rPr>
-          <w:rFonts w:asciiTheme="minorHAnsi" w:hAnsiTheme="minorHAnsi"/>
-          <w:b/>
-          <w:sz w:val="24"/>
-          <w:szCs w:val="32"/>
-        </w:rPr>
-        <w:t>UC-09 – Logout</w:t>
-      </w:r>
-    </w:p>
-    <w:p>
-      <w:pPr>
-        <w:rPr>
-          <w:rFonts w:asciiTheme="minorHAnsi" w:hAnsiTheme="minorHAnsi"/>
-          <w:sz w:val="24"/>
-          <w:szCs w:val="32"/>
-        </w:rPr>
-      </w:pPr>
-      <w:r>
-        <w:rPr>
-          <w:rFonts w:asciiTheme="minorHAnsi" w:hAnsiTheme="minorHAnsi"/>
-          <w:sz w:val="24"/>
-          <w:szCs w:val="32"/>
-        </w:rPr>
-        <w:t>1. Passenger selects Logout.</w:t>
-      </w:r>
-    </w:p>
-    <w:p>
-      <w:pPr>
-        <w:rPr>
-          <w:rFonts w:asciiTheme="minorHAnsi" w:hAnsiTheme="minorHAnsi"/>
-          <w:sz w:val="24"/>
-          <w:szCs w:val="32"/>
-        </w:rPr>
-      </w:pPr>
-      <w:r>
-        <w:rPr>
-          <w:rFonts w:asciiTheme="minorHAnsi" w:hAnsiTheme="minorHAnsi"/>
-          <w:sz w:val="24"/>
-          <w:szCs w:val="32"/>
-        </w:rPr>
-        <w:t>2. System ends the current session.</w:t>
-      </w:r>
-    </w:p>
-    <w:p>
-      <w:pPr>
-        <w:rPr>
-          <w:rFonts w:asciiTheme="minorHAnsi" w:hAnsiTheme="minorHAnsi"/>
-          <w:sz w:val="24"/>
-          <w:szCs w:val="32"/>
-        </w:rPr>
-      </w:pPr>
-      <w:r>
-        <w:rPr>
-          <w:rFonts w:asciiTheme="minorHAnsi" w:hAnsiTheme="minorHAnsi"/>
-          <w:sz w:val="24"/>
-          <w:szCs w:val="32"/>
-        </w:rPr>
-        <w:t>3. System returns the passenger to the login/access screen.</w:t>
-      </w:r>
-    </w:p>
-    <w:p>
-      <w:pPr>
-        <w:rPr>
-          <w:rFonts w:asciiTheme="minorHAnsi" w:hAnsiTheme="minorHAnsi"/>
-          <w:sz w:val="24"/>
-          <w:szCs w:val="32"/>
-        </w:rPr>
-      </w:pPr>
-    </w:p>
-    <w:p>
-      <w:pPr>
-        <w:rPr>
-          <w:rFonts w:asciiTheme="minorHAnsi" w:hAnsiTheme="minorHAnsi"/>
-          <w:sz w:val="24"/>
-          <w:szCs w:val="32"/>
-        </w:rPr>
-      </w:pPr>
-    </w:p>
-    <w:p>
-      <w:pPr>
-        <w:rPr>
-          <w:rFonts w:asciiTheme="minorHAnsi" w:hAnsiTheme="minorHAnsi"/>
-          <w:sz w:val="24"/>
-          <w:szCs w:val="32"/>
-        </w:rPr>
-      </w:pPr>
-    </w:p>
-    <w:p>
-      <w:pPr>
-        <w:rPr>
-          <w:rFonts w:asciiTheme="minorHAnsi" w:hAnsiTheme="minorHAnsi"/>
-          <w:sz w:val="24"/>
-          <w:szCs w:val="32"/>
-        </w:rPr>
-      </w:pPr>
-    </w:p>
-    <w:p>
-      <w:pPr>
-        <w:rPr>
-          <w:rFonts w:asciiTheme="minorHAnsi" w:hAnsiTheme="minorHAnsi"/>
-          <w:sz w:val="24"/>
-          <w:szCs w:val="32"/>
-        </w:rPr>
-      </w:pPr>
-    </w:p>
-    <w:p>
-      <w:pPr>
-        <w:rPr>
-          <w:rFonts w:asciiTheme="minorHAnsi" w:hAnsiTheme="minorHAnsi"/>
-          <w:sz w:val="24"/>
-          <w:szCs w:val="32"/>
-        </w:rPr>
-      </w:pPr>
-    </w:p>
-    <w:p>
-      <w:pPr>
-        <w:rPr>
-          <w:rFonts w:asciiTheme="minorHAnsi" w:hAnsiTheme="minorHAnsi"/>
-          <w:sz w:val="24"/>
-          <w:szCs w:val="32"/>
-        </w:rPr>
-      </w:pPr>
-    </w:p>
-    <w:p>
-      <w:pPr>
-        <w:rPr>
-          <w:rFonts w:asciiTheme="minorHAnsi" w:hAnsiTheme="minorHAnsi"/>
-          <w:b/>
-          <w:bCs/>
-          <w:sz w:val="32"/>
-          <w:szCs w:val="40"/>
-          <w:u w:val="single"/>
-        </w:rPr>
-      </w:pPr>
-    </w:p>
-    <w:p>
-      <w:pPr>
-        <w:rPr>
-          <w:rFonts w:asciiTheme="minorHAnsi" w:hAnsiTheme="minorHAnsi"/>
-          <w:b/>
-          <w:bCs/>
-          <w:sz w:val="32"/>
-          <w:szCs w:val="40"/>
-          <w:u w:val="single"/>
-        </w:rPr>
-      </w:pPr>
-    </w:p>
-    <w:p>
-      <w:pPr>
-        <w:rPr>
-          <w:rFonts w:asciiTheme="minorHAnsi" w:hAnsiTheme="minorHAnsi"/>
-          <w:b/>
-          <w:bCs/>
-          <w:sz w:val="32"/>
-          <w:szCs w:val="40"/>
-          <w:u w:val="single"/>
-        </w:rPr>
-      </w:pPr>
-    </w:p>
-    <w:p>
-      <w:pPr>
-        <w:rPr>
-          <w:rFonts w:asciiTheme="minorHAnsi" w:hAnsiTheme="minorHAnsi"/>
-          <w:b/>
-          <w:bCs/>
-          <w:sz w:val="32"/>
-          <w:szCs w:val="40"/>
-          <w:u w:val="single"/>
-        </w:rPr>
-      </w:pPr>
-      <w:r>
-        <w:rPr>
-          <w:rFonts w:asciiTheme="minorHAnsi" w:hAnsiTheme="minorHAnsi"/>
-          <w:b/>
-          <w:bCs/>
-          <w:sz w:val="32"/>
-          <w:szCs w:val="40"/>
-          <w:u w:val="single"/>
-        </w:rPr>
-        <w:lastRenderedPageBreak/>
-        <w:t xml:space="preserve">Test </w:t>
-      </w:r>
-      <w:proofErr w:type="gramStart"/>
-      <w:r>
-        <w:rPr>
-          <w:rFonts w:asciiTheme="minorHAnsi" w:hAnsiTheme="minorHAnsi"/>
-          <w:b/>
-          <w:bCs/>
-          <w:sz w:val="32"/>
-          <w:szCs w:val="40"/>
-          <w:u w:val="single"/>
-        </w:rPr>
-        <w:t>Cases :</w:t>
-      </w:r>
-      <w:proofErr w:type="gramEnd"/>
-    </w:p>
-    <w:p>
-      <w:pPr>
-        <w:spacing w:after="100"/>
-        <w:rPr>
-          <w:rFonts w:ascii="Calibri" w:hAnsi="Calibri" w:cs="Calibri"/>
-          <w:sz w:val="24"/>
-          <w:szCs w:val="32"/>
-        </w:rPr>
-      </w:pPr>
-      <w:r>
-        <w:rPr>
-          <w:rFonts w:ascii="Calibri" w:hAnsi="Calibri" w:cs="Calibri"/>
-          <w:b/>
-          <w:sz w:val="36"/>
-          <w:szCs w:val="32"/>
-        </w:rPr>
-        <w:t>Test Case 1</w:t>
-      </w:r>
-    </w:p>
-    <w:tbl>
-      <w:tblPr>
-        <w:tblStyle w:val="TableGrid"/>
-        <w:tblW w:w="0" w:type="auto"/>
-        <w:jc w:val="center"/>
-        <w:tblLook w:val="04A0" w:firstRow="1" w:lastRow="0" w:firstColumn="1" w:lastColumn="0" w:noHBand="0" w:noVBand="1"/>
-      </w:tblPr>
-      <w:tblGrid>
-        <w:gridCol w:w="2376"/>
-        <w:gridCol w:w="8496"/>
-      </w:tblGrid>
-      <w:tr>
-        <w:trPr>
-          <w:jc w:val="center"/>
-        </w:trPr>
-        <w:tc>
-          <w:tcPr>
-            <w:tcW w:w="2376" w:type="dxa"/>
-            <w:vAlign w:val="center"/>
-          </w:tcPr>
-          <w:p>
-            <w:pPr>
-              <w:rPr>
-                <w:rFonts w:ascii="Calibri" w:hAnsi="Calibri" w:cs="Calibri"/>
-                <w:sz w:val="24"/>
-                <w:szCs w:val="32"/>
-              </w:rPr>
-            </w:pPr>
-            <w:r>
-              <w:rPr>
-                <w:rFonts w:ascii="Calibri" w:hAnsi="Calibri" w:cs="Calibri"/>
-                <w:b/>
-                <w:sz w:val="22"/>
-                <w:szCs w:val="32"/>
-              </w:rPr>
-              <w:t>Test Case ID</w:t>
-            </w:r>
-          </w:p>
-        </w:tc>
-        <w:tc>
-          <w:tcPr>
-            <w:tcW w:w="8496" w:type="dxa"/>
-            <w:vAlign w:val="center"/>
-          </w:tcPr>
-          <w:p>
-            <w:pPr>
-              <w:rPr>
-                <w:rFonts w:ascii="Calibri" w:hAnsi="Calibri" w:cs="Calibri"/>
-                <w:sz w:val="24"/>
-                <w:szCs w:val="32"/>
-              </w:rPr>
-            </w:pPr>
-            <w:r>
-              <w:rPr>
-                <w:rFonts w:ascii="Calibri" w:hAnsi="Calibri" w:cs="Calibri"/>
-                <w:sz w:val="22"/>
-                <w:szCs w:val="32"/>
-              </w:rPr>
-              <w:t>TC_01</w:t>
-            </w:r>
-          </w:p>
-        </w:tc>
-      </w:tr>
-      <w:tr>
-        <w:trPr>
-          <w:jc w:val="center"/>
-        </w:trPr>
-        <w:tc>
-          <w:tcPr>
-            <w:tcW w:w="2376" w:type="dxa"/>
-            <w:vAlign w:val="center"/>
-          </w:tcPr>
-          <w:p>
-            <w:pPr>
-              <w:rPr>
-                <w:rFonts w:ascii="Calibri" w:hAnsi="Calibri" w:cs="Calibri"/>
-                <w:sz w:val="24"/>
-                <w:szCs w:val="32"/>
-              </w:rPr>
-            </w:pPr>
-            <w:r>
-              <w:rPr>
-                <w:rFonts w:ascii="Calibri" w:hAnsi="Calibri" w:cs="Calibri"/>
-                <w:b/>
-                <w:sz w:val="22"/>
-                <w:szCs w:val="32"/>
-              </w:rPr>
-              <w:t>Name of Module</w:t>
-            </w:r>
-          </w:p>
-        </w:tc>
-        <w:tc>
-          <w:tcPr>
-            <w:tcW w:w="8496" w:type="dxa"/>
-            <w:vAlign w:val="center"/>
-          </w:tcPr>
-          <w:p>
-            <w:pPr>
-              <w:rPr>
-                <w:rFonts w:ascii="Calibri" w:hAnsi="Calibri" w:cs="Calibri"/>
-                <w:sz w:val="24"/>
-                <w:szCs w:val="32"/>
-              </w:rPr>
-            </w:pPr>
-            <w:r>
-              <w:rPr>
-                <w:rFonts w:ascii="Calibri" w:hAnsi="Calibri" w:cs="Calibri"/>
-                <w:sz w:val="22"/>
-                <w:szCs w:val="32"/>
-              </w:rPr>
-              <w:t>User Login</w:t>
-            </w:r>
-          </w:p>
-        </w:tc>
-      </w:tr>
-      <w:tr>
-        <w:trPr>
-          <w:jc w:val="center"/>
-        </w:trPr>
-        <w:tc>
-          <w:tcPr>
-            <w:tcW w:w="2376" w:type="dxa"/>
-            <w:vAlign w:val="center"/>
-          </w:tcPr>
-          <w:p>
-            <w:pPr>
-              <w:rPr>
-                <w:rFonts w:ascii="Calibri" w:hAnsi="Calibri" w:cs="Calibri"/>
-                <w:sz w:val="24"/>
-                <w:szCs w:val="32"/>
-              </w:rPr>
-            </w:pPr>
-            <w:r>
-              <w:rPr>
-                <w:rFonts w:ascii="Calibri" w:hAnsi="Calibri" w:cs="Calibri"/>
-                <w:b/>
-                <w:sz w:val="22"/>
-                <w:szCs w:val="32"/>
-              </w:rPr>
-              <w:t>Test case description</w:t>
-            </w:r>
-          </w:p>
-        </w:tc>
-        <w:tc>
-          <w:tcPr>
-            <w:tcW w:w="8496" w:type="dxa"/>
-            <w:vAlign w:val="center"/>
-          </w:tcPr>
-          <w:p>
-            <w:pPr>
-              <w:rPr>
-                <w:rFonts w:ascii="Calibri" w:hAnsi="Calibri" w:cs="Calibri"/>
-                <w:sz w:val="24"/>
-                <w:szCs w:val="32"/>
-              </w:rPr>
-            </w:pPr>
-            <w:r>
-              <w:rPr>
-                <w:rFonts w:ascii="Calibri" w:hAnsi="Calibri" w:cs="Calibri"/>
-                <w:sz w:val="22"/>
-                <w:szCs w:val="32"/>
-              </w:rPr>
-              <w:t>Verify that a registered passenger can log in with valid credentials and that invalid credentials are rejected.</w:t>
-            </w:r>
-          </w:p>
-        </w:tc>
-      </w:tr>
-      <w:tr>
-        <w:trPr>
-          <w:jc w:val="center"/>
-        </w:trPr>
-        <w:tc>
-          <w:tcPr>
-            <w:tcW w:w="2376" w:type="dxa"/>
-            <w:vAlign w:val="center"/>
-          </w:tcPr>
-          <w:p>
-            <w:pPr>
-              <w:rPr>
-                <w:rFonts w:ascii="Calibri" w:hAnsi="Calibri" w:cs="Calibri"/>
-                <w:sz w:val="24"/>
-                <w:szCs w:val="32"/>
-              </w:rPr>
-            </w:pPr>
-            <w:r>
-              <w:rPr>
-                <w:rFonts w:ascii="Calibri" w:hAnsi="Calibri" w:cs="Calibri"/>
-                <w:b/>
-                <w:sz w:val="22"/>
-                <w:szCs w:val="32"/>
-              </w:rPr>
-              <w:t>Pre-conditions</w:t>
-            </w:r>
-          </w:p>
-        </w:tc>
-        <w:tc>
-          <w:tcPr>
-            <w:tcW w:w="8496" w:type="dxa"/>
-            <w:vAlign w:val="center"/>
-          </w:tcPr>
-          <w:p>
-            <w:pPr>
-              <w:rPr>
-                <w:rFonts w:ascii="Calibri" w:hAnsi="Calibri" w:cs="Calibri"/>
-                <w:sz w:val="24"/>
-                <w:szCs w:val="32"/>
-              </w:rPr>
-            </w:pPr>
-            <w:r>
-              <w:rPr>
-                <w:rFonts w:ascii="Calibri" w:hAnsi="Calibri" w:cs="Calibri"/>
-                <w:sz w:val="22"/>
-                <w:szCs w:val="32"/>
-              </w:rPr>
-              <w:t>Passenger is registered and the login page is available.</w:t>
-            </w:r>
-          </w:p>
-        </w:tc>
-      </w:tr>
-      <w:tr>
-        <w:trPr>
-          <w:jc w:val="center"/>
-        </w:trPr>
-        <w:tc>
-          <w:tcPr>
-            <w:tcW w:w="2376" w:type="dxa"/>
-            <w:vAlign w:val="center"/>
-          </w:tcPr>
-          <w:p>
-            <w:pPr>
-              <w:rPr>
-                <w:rFonts w:ascii="Calibri" w:hAnsi="Calibri" w:cs="Calibri"/>
-                <w:sz w:val="24"/>
-                <w:szCs w:val="32"/>
-              </w:rPr>
-            </w:pPr>
-            <w:r>
-              <w:rPr>
-                <w:rFonts w:ascii="Calibri" w:hAnsi="Calibri" w:cs="Calibri"/>
-                <w:b/>
-                <w:sz w:val="22"/>
-                <w:szCs w:val="32"/>
-              </w:rPr>
-              <w:t>Test Steps</w:t>
-            </w:r>
-          </w:p>
-        </w:tc>
-        <w:tc>
-          <w:tcPr>
-            <w:tcW w:w="8496" w:type="dxa"/>
-            <w:vAlign w:val="center"/>
-          </w:tcPr>
-          <w:p>
-            <w:pPr>
-              <w:rPr>
-                <w:rFonts w:ascii="Calibri" w:hAnsi="Calibri" w:cs="Calibri"/>
-                <w:sz w:val="24"/>
-                <w:szCs w:val="32"/>
-              </w:rPr>
-            </w:pPr>
-            <w:r>
-              <w:rPr>
-                <w:rFonts w:ascii="Calibri" w:hAnsi="Calibri" w:cs="Calibri"/>
-                <w:sz w:val="22"/>
-                <w:szCs w:val="32"/>
-              </w:rPr>
-              <w:t>1. Open the Railway Reservation System.</w:t>
-            </w:r>
-            <w:r>
-              <w:rPr>
-                <w:rFonts w:ascii="Calibri" w:hAnsi="Calibri" w:cs="Calibri"/>
-                <w:sz w:val="22"/>
-                <w:szCs w:val="32"/>
-              </w:rPr>
-              <w:br/>
-              <w:t>2. Enter username/email.</w:t>
-            </w:r>
-            <w:r>
-              <w:rPr>
-                <w:rFonts w:ascii="Calibri" w:hAnsi="Calibri" w:cs="Calibri"/>
-                <w:sz w:val="22"/>
-                <w:szCs w:val="32"/>
-              </w:rPr>
-              <w:br/>
-              <w:t>3. Enter password.</w:t>
-            </w:r>
-            <w:r>
-              <w:rPr>
-                <w:rFonts w:ascii="Calibri" w:hAnsi="Calibri" w:cs="Calibri"/>
-                <w:sz w:val="22"/>
-                <w:szCs w:val="32"/>
-              </w:rPr>
-              <w:br/>
-              <w:t>4. Click Login.</w:t>
-            </w:r>
-            <w:r>
-              <w:rPr>
-                <w:rFonts w:ascii="Calibri" w:hAnsi="Calibri" w:cs="Calibri"/>
-                <w:sz w:val="22"/>
-                <w:szCs w:val="32"/>
-              </w:rPr>
-              <w:br/>
-              <w:t>5. Repeat using an invalid password.</w:t>
-            </w:r>
-          </w:p>
-        </w:tc>
-      </w:tr>
-      <w:tr>
-        <w:trPr>
-          <w:jc w:val="center"/>
-        </w:trPr>
-        <w:tc>
-          <w:tcPr>
-            <w:tcW w:w="2376" w:type="dxa"/>
-            <w:vAlign w:val="center"/>
-          </w:tcPr>
-          <w:p>
-            <w:pPr>
-              <w:rPr>
-                <w:rFonts w:ascii="Calibri" w:hAnsi="Calibri" w:cs="Calibri"/>
-                <w:sz w:val="24"/>
-                <w:szCs w:val="32"/>
-              </w:rPr>
-            </w:pPr>
-            <w:r>
-              <w:rPr>
-                <w:rFonts w:ascii="Calibri" w:hAnsi="Calibri" w:cs="Calibri"/>
-                <w:b/>
-                <w:sz w:val="22"/>
-                <w:szCs w:val="32"/>
-              </w:rPr>
-              <w:t>Test data</w:t>
-            </w:r>
-          </w:p>
-        </w:tc>
-        <w:tc>
-          <w:tcPr>
-            <w:tcW w:w="8496" w:type="dxa"/>
-            <w:vAlign w:val="center"/>
-          </w:tcPr>
-          <w:p>
-            <w:pPr>
-              <w:rPr>
-                <w:rFonts w:ascii="Calibri" w:hAnsi="Calibri" w:cs="Calibri"/>
-                <w:sz w:val="24"/>
-                <w:szCs w:val="32"/>
-              </w:rPr>
-            </w:pPr>
-            <w:r>
-              <w:rPr>
-                <w:rFonts w:ascii="Calibri" w:hAnsi="Calibri" w:cs="Calibri"/>
-                <w:sz w:val="22"/>
-                <w:szCs w:val="32"/>
-              </w:rPr>
-              <w:t>Valid: Username = passenger01, Password = Pass@123</w:t>
-            </w:r>
-            <w:r>
-              <w:rPr>
-                <w:rFonts w:ascii="Calibri" w:hAnsi="Calibri" w:cs="Calibri"/>
-                <w:sz w:val="22"/>
-                <w:szCs w:val="32"/>
-              </w:rPr>
-              <w:br/>
-              <w:t>Invalid: Username = passenger01, Password = Wrong@123</w:t>
-            </w:r>
-          </w:p>
-        </w:tc>
-      </w:tr>
-      <w:tr>
-        <w:trPr>
-          <w:jc w:val="center"/>
-        </w:trPr>
-        <w:tc>
-          <w:tcPr>
-            <w:tcW w:w="2376" w:type="dxa"/>
-            <w:vAlign w:val="center"/>
-          </w:tcPr>
-          <w:p>
-            <w:pPr>
-              <w:rPr>
-                <w:rFonts w:ascii="Calibri" w:hAnsi="Calibri" w:cs="Calibri"/>
-                <w:sz w:val="24"/>
-                <w:szCs w:val="32"/>
-              </w:rPr>
-            </w:pPr>
-            <w:r>
-              <w:rPr>
-                <w:rFonts w:ascii="Calibri" w:hAnsi="Calibri" w:cs="Calibri"/>
-                <w:b/>
-                <w:sz w:val="22"/>
-                <w:szCs w:val="32"/>
-              </w:rPr>
-              <w:t>Expected Results</w:t>
-            </w:r>
-          </w:p>
-        </w:tc>
-        <w:tc>
-          <w:tcPr>
-            <w:tcW w:w="8496" w:type="dxa"/>
-            <w:vAlign w:val="center"/>
-          </w:tcPr>
-          <w:p>
-            <w:pPr>
-              <w:rPr>
-                <w:rFonts w:ascii="Calibri" w:hAnsi="Calibri" w:cs="Calibri"/>
-                <w:sz w:val="24"/>
-                <w:szCs w:val="32"/>
-              </w:rPr>
-            </w:pPr>
-            <w:r>
-              <w:rPr>
-                <w:rFonts w:ascii="Calibri" w:hAnsi="Calibri" w:cs="Calibri"/>
-                <w:sz w:val="22"/>
-                <w:szCs w:val="32"/>
-              </w:rPr>
-              <w:t>Valid credentials should log in the passenger successfully. Invalid credentials should be rejected and an appropriate login error should be displayed.</w:t>
-            </w:r>
-          </w:p>
-        </w:tc>
-      </w:tr>
-      <w:tr>
-        <w:trPr>
-          <w:jc w:val="center"/>
-        </w:trPr>
-        <w:tc>
-          <w:tcPr>
-            <w:tcW w:w="2376" w:type="dxa"/>
-            <w:vAlign w:val="center"/>
-          </w:tcPr>
-          <w:p>
-            <w:pPr>
-              <w:rPr>
-                <w:rFonts w:ascii="Calibri" w:hAnsi="Calibri" w:cs="Calibri"/>
-                <w:sz w:val="24"/>
-                <w:szCs w:val="32"/>
-              </w:rPr>
-            </w:pPr>
-            <w:r>
-              <w:rPr>
-                <w:rFonts w:ascii="Calibri" w:hAnsi="Calibri" w:cs="Calibri"/>
-                <w:b/>
-                <w:sz w:val="22"/>
-                <w:szCs w:val="32"/>
-              </w:rPr>
-              <w:t>Actual Result</w:t>
-            </w:r>
-          </w:p>
-        </w:tc>
-        <w:tc>
-          <w:tcPr>
-            <w:tcW w:w="8496" w:type="dxa"/>
-            <w:vAlign w:val="center"/>
-          </w:tcPr>
-          <w:p>
-            <w:pPr>
-              <w:rPr>
-                <w:rFonts w:ascii="Calibri" w:hAnsi="Calibri" w:cs="Calibri"/>
-                <w:sz w:val="24"/>
-                <w:szCs w:val="32"/>
-              </w:rPr>
-            </w:pPr>
-            <w:r>
-              <w:rPr>
-                <w:rFonts w:ascii="Calibri" w:hAnsi="Calibri" w:cs="Calibri"/>
-                <w:sz w:val="22"/>
-                <w:szCs w:val="32"/>
-              </w:rPr>
-              <w:t>To be filled after execution.</w:t>
-            </w:r>
-          </w:p>
-        </w:tc>
-      </w:tr>
-      <w:tr>
-        <w:trPr>
-          <w:jc w:val="center"/>
-        </w:trPr>
-        <w:tc>
-          <w:tcPr>
-            <w:tcW w:w="2376" w:type="dxa"/>
-            <w:vAlign w:val="center"/>
-          </w:tcPr>
-          <w:p>
-            <w:pPr>
-              <w:rPr>
-                <w:rFonts w:ascii="Calibri" w:hAnsi="Calibri" w:cs="Calibri"/>
-                <w:sz w:val="24"/>
-                <w:szCs w:val="32"/>
-              </w:rPr>
-            </w:pPr>
-            <w:r>
-              <w:rPr>
-                <w:rFonts w:ascii="Calibri" w:hAnsi="Calibri" w:cs="Calibri"/>
-                <w:b/>
-                <w:sz w:val="22"/>
-                <w:szCs w:val="32"/>
-              </w:rPr>
-              <w:t>Test Result</w:t>
-            </w:r>
-          </w:p>
-        </w:tc>
-        <w:tc>
-          <w:tcPr>
-            <w:tcW w:w="8496" w:type="dxa"/>
-            <w:vAlign w:val="center"/>
-          </w:tcPr>
-          <w:p>
-            <w:pPr>
-              <w:rPr>
-                <w:rFonts w:ascii="Calibri" w:hAnsi="Calibri" w:cs="Calibri"/>
-                <w:sz w:val="24"/>
-                <w:szCs w:val="32"/>
-              </w:rPr>
-            </w:pPr>
-            <w:r>
-              <w:rPr>
-                <w:rFonts w:ascii="Calibri" w:hAnsi="Calibri" w:cs="Calibri"/>
-                <w:sz w:val="22"/>
-                <w:szCs w:val="32"/>
-              </w:rPr>
-              <w:t>To be marked Pass/Fail after execution.</w:t>
-            </w:r>
-          </w:p>
-        </w:tc>
-      </w:tr>
-    </w:tbl>
-    <w:p>
-      <w:pPr>
-        <w:rPr>
-          <w:rFonts w:ascii="Calibri" w:hAnsi="Calibri" w:cs="Calibri"/>
-          <w:sz w:val="24"/>
-          <w:szCs w:val="32"/>
-        </w:rPr>
-      </w:pPr>
-    </w:p>
-    <w:p>
-      <w:pPr>
-        <w:rPr>
-          <w:rFonts w:ascii="Calibri" w:hAnsi="Calibri" w:cs="Calibri"/>
-          <w:sz w:val="24"/>
-          <w:szCs w:val="32"/>
-        </w:rPr>
-      </w:pPr>
-      <w:r>
-        <w:rPr>
-          <w:rFonts w:ascii="Calibri" w:hAnsi="Calibri" w:cs="Calibri"/>
-          <w:b/>
-          <w:sz w:val="36"/>
-          <w:szCs w:val="32"/>
-        </w:rPr>
-        <w:t>Test Case 2</w:t>
-      </w:r>
-    </w:p>
-    <w:tbl>
-      <w:tblPr>
-        <w:tblStyle w:val="TableGrid"/>
-        <w:tblW w:w="0" w:type="auto"/>
-        <w:jc w:val="center"/>
-        <w:tblLook w:val="04A0" w:firstRow="1" w:lastRow="0" w:firstColumn="1" w:lastColumn="0" w:noHBand="0" w:noVBand="1"/>
-      </w:tblPr>
-      <w:tblGrid>
-        <w:gridCol w:w="2376"/>
-        <w:gridCol w:w="8496"/>
-      </w:tblGrid>
-      <w:tr>
-        <w:trPr>
-          <w:jc w:val="center"/>
-        </w:trPr>
-        <w:tc>
-          <w:tcPr>
-            <w:tcW w:w="2376" w:type="dxa"/>
-            <w:vAlign w:val="center"/>
-          </w:tcPr>
-          <w:p>
-            <w:pPr>
-              <w:rPr>
-                <w:rFonts w:ascii="Calibri" w:hAnsi="Calibri" w:cs="Calibri"/>
-                <w:sz w:val="24"/>
-                <w:szCs w:val="32"/>
-              </w:rPr>
-            </w:pPr>
-            <w:r>
-              <w:rPr>
-                <w:rFonts w:ascii="Calibri" w:hAnsi="Calibri" w:cs="Calibri"/>
-                <w:b/>
-                <w:sz w:val="22"/>
-                <w:szCs w:val="32"/>
-              </w:rPr>
-              <w:t>Test Case ID</w:t>
-            </w:r>
-          </w:p>
-        </w:tc>
-        <w:tc>
-          <w:tcPr>
-            <w:tcW w:w="8496" w:type="dxa"/>
-            <w:vAlign w:val="center"/>
-          </w:tcPr>
-          <w:p>
-            <w:pPr>
-              <w:rPr>
-                <w:rFonts w:ascii="Calibri" w:hAnsi="Calibri" w:cs="Calibri"/>
-                <w:sz w:val="24"/>
-                <w:szCs w:val="32"/>
-              </w:rPr>
-            </w:pPr>
-            <w:r>
-              <w:rPr>
-                <w:rFonts w:ascii="Calibri" w:hAnsi="Calibri" w:cs="Calibri"/>
-                <w:sz w:val="22"/>
-                <w:szCs w:val="32"/>
-              </w:rPr>
-              <w:t>TC_02</w:t>
-            </w:r>
-          </w:p>
-        </w:tc>
-      </w:tr>
-      <w:tr>
-        <w:trPr>
-          <w:jc w:val="center"/>
-        </w:trPr>
-        <w:tc>
-          <w:tcPr>
-            <w:tcW w:w="2376" w:type="dxa"/>
-            <w:vAlign w:val="center"/>
-          </w:tcPr>
-          <w:p>
-            <w:pPr>
-              <w:rPr>
-                <w:rFonts w:ascii="Calibri" w:hAnsi="Calibri" w:cs="Calibri"/>
-                <w:sz w:val="24"/>
-                <w:szCs w:val="32"/>
-              </w:rPr>
-            </w:pPr>
-            <w:r>
-              <w:rPr>
-                <w:rFonts w:ascii="Calibri" w:hAnsi="Calibri" w:cs="Calibri"/>
-                <w:b/>
-                <w:sz w:val="22"/>
-                <w:szCs w:val="32"/>
-              </w:rPr>
-              <w:t>Name of Module</w:t>
-            </w:r>
-          </w:p>
-        </w:tc>
-        <w:tc>
-          <w:tcPr>
-            <w:tcW w:w="8496" w:type="dxa"/>
-            <w:vAlign w:val="center"/>
-          </w:tcPr>
-          <w:p>
-            <w:pPr>
-              <w:rPr>
-                <w:rFonts w:ascii="Calibri" w:hAnsi="Calibri" w:cs="Calibri"/>
-                <w:sz w:val="24"/>
-                <w:szCs w:val="32"/>
-              </w:rPr>
-            </w:pPr>
-            <w:r>
-              <w:rPr>
-                <w:rFonts w:ascii="Calibri" w:hAnsi="Calibri" w:cs="Calibri"/>
-                <w:sz w:val="22"/>
-                <w:szCs w:val="32"/>
-              </w:rPr>
-              <w:t>Search Trains</w:t>
-            </w:r>
-          </w:p>
-        </w:tc>
-      </w:tr>
-      <w:tr>
-        <w:trPr>
-          <w:jc w:val="center"/>
-        </w:trPr>
-        <w:tc>
-          <w:tcPr>
-            <w:tcW w:w="2376" w:type="dxa"/>
-            <w:vAlign w:val="center"/>
-          </w:tcPr>
-          <w:p>
-            <w:pPr>
-              <w:rPr>
-                <w:rFonts w:ascii="Calibri" w:hAnsi="Calibri" w:cs="Calibri"/>
-                <w:sz w:val="24"/>
-                <w:szCs w:val="32"/>
-              </w:rPr>
-            </w:pPr>
-            <w:r>
-              <w:rPr>
-                <w:rFonts w:ascii="Calibri" w:hAnsi="Calibri" w:cs="Calibri"/>
-                <w:b/>
-                <w:sz w:val="22"/>
-                <w:szCs w:val="32"/>
-              </w:rPr>
-              <w:t>Test case description</w:t>
-            </w:r>
-          </w:p>
-        </w:tc>
-        <w:tc>
-          <w:tcPr>
-            <w:tcW w:w="8496" w:type="dxa"/>
-            <w:vAlign w:val="center"/>
-          </w:tcPr>
-          <w:p>
-            <w:pPr>
-              <w:rPr>
-                <w:rFonts w:ascii="Calibri" w:hAnsi="Calibri" w:cs="Calibri"/>
-                <w:sz w:val="24"/>
-                <w:szCs w:val="32"/>
-              </w:rPr>
-            </w:pPr>
-            <w:r>
-              <w:rPr>
-                <w:rFonts w:ascii="Calibri" w:hAnsi="Calibri" w:cs="Calibri"/>
-                <w:sz w:val="22"/>
-                <w:szCs w:val="32"/>
-              </w:rPr>
-              <w:t>Verify that the system returns trains for valid journey details and handles invalid search details.</w:t>
-            </w:r>
-          </w:p>
-        </w:tc>
-      </w:tr>
-      <w:tr>
-        <w:trPr>
-          <w:jc w:val="center"/>
-        </w:trPr>
-        <w:tc>
-          <w:tcPr>
-            <w:tcW w:w="2376" w:type="dxa"/>
-            <w:vAlign w:val="center"/>
-          </w:tcPr>
-          <w:p>
-            <w:pPr>
-              <w:rPr>
-                <w:rFonts w:ascii="Calibri" w:hAnsi="Calibri" w:cs="Calibri"/>
-                <w:sz w:val="24"/>
-                <w:szCs w:val="32"/>
-              </w:rPr>
-            </w:pPr>
-            <w:r>
-              <w:rPr>
-                <w:rFonts w:ascii="Calibri" w:hAnsi="Calibri" w:cs="Calibri"/>
-                <w:b/>
-                <w:sz w:val="22"/>
-                <w:szCs w:val="32"/>
-              </w:rPr>
-              <w:t>Pre-conditions</w:t>
-            </w:r>
-          </w:p>
-        </w:tc>
-        <w:tc>
-          <w:tcPr>
-            <w:tcW w:w="8496" w:type="dxa"/>
-            <w:vAlign w:val="center"/>
-          </w:tcPr>
-          <w:p>
-            <w:pPr>
-              <w:rPr>
-                <w:rFonts w:ascii="Calibri" w:hAnsi="Calibri" w:cs="Calibri"/>
-                <w:sz w:val="24"/>
-                <w:szCs w:val="32"/>
-              </w:rPr>
-            </w:pPr>
-            <w:r>
-              <w:rPr>
-                <w:rFonts w:ascii="Calibri" w:hAnsi="Calibri" w:cs="Calibri"/>
-                <w:sz w:val="22"/>
-                <w:szCs w:val="32"/>
-              </w:rPr>
-              <w:t>Passenger is logged in and the train search function is available.</w:t>
-            </w:r>
-          </w:p>
-        </w:tc>
-      </w:tr>
-      <w:tr>
-        <w:trPr>
-          <w:jc w:val="center"/>
-        </w:trPr>
-        <w:tc>
-          <w:tcPr>
-            <w:tcW w:w="2376" w:type="dxa"/>
-            <w:vAlign w:val="center"/>
-          </w:tcPr>
-          <w:p>
-            <w:pPr>
-              <w:rPr>
-                <w:rFonts w:ascii="Calibri" w:hAnsi="Calibri" w:cs="Calibri"/>
-                <w:sz w:val="24"/>
-                <w:szCs w:val="32"/>
-              </w:rPr>
-            </w:pPr>
-            <w:r>
-              <w:rPr>
-                <w:rFonts w:ascii="Calibri" w:hAnsi="Calibri" w:cs="Calibri"/>
-                <w:b/>
-                <w:sz w:val="22"/>
-                <w:szCs w:val="32"/>
-              </w:rPr>
-              <w:t>Test Steps</w:t>
-            </w:r>
-          </w:p>
-        </w:tc>
-        <w:tc>
-          <w:tcPr>
-            <w:tcW w:w="8496" w:type="dxa"/>
-            <w:vAlign w:val="center"/>
-          </w:tcPr>
-          <w:p>
-            <w:pPr>
-              <w:rPr>
-                <w:rFonts w:ascii="Calibri" w:hAnsi="Calibri" w:cs="Calibri"/>
-                <w:sz w:val="24"/>
-                <w:szCs w:val="32"/>
-              </w:rPr>
-            </w:pPr>
-            <w:r>
-              <w:rPr>
-                <w:rFonts w:ascii="Calibri" w:hAnsi="Calibri" w:cs="Calibri"/>
-                <w:sz w:val="22"/>
-                <w:szCs w:val="32"/>
-              </w:rPr>
-              <w:t>1. Enter source station.</w:t>
-            </w:r>
-            <w:r>
-              <w:rPr>
-                <w:rFonts w:ascii="Calibri" w:hAnsi="Calibri" w:cs="Calibri"/>
-                <w:sz w:val="22"/>
-                <w:szCs w:val="32"/>
-              </w:rPr>
-              <w:br/>
-              <w:t>2. Enter destination station.</w:t>
-            </w:r>
-            <w:r>
-              <w:rPr>
-                <w:rFonts w:ascii="Calibri" w:hAnsi="Calibri" w:cs="Calibri"/>
-                <w:sz w:val="22"/>
-                <w:szCs w:val="32"/>
-              </w:rPr>
-              <w:br/>
-              <w:t>3. Select journey date.</w:t>
-            </w:r>
-            <w:r>
-              <w:rPr>
-                <w:rFonts w:ascii="Calibri" w:hAnsi="Calibri" w:cs="Calibri"/>
-                <w:sz w:val="22"/>
-                <w:szCs w:val="32"/>
-              </w:rPr>
-              <w:br/>
-              <w:t>4. Click Search.</w:t>
-            </w:r>
-            <w:r>
-              <w:rPr>
-                <w:rFonts w:ascii="Calibri" w:hAnsi="Calibri" w:cs="Calibri"/>
-                <w:sz w:val="22"/>
-                <w:szCs w:val="32"/>
-              </w:rPr>
-              <w:br/>
-              <w:t>5. Repeat with an invalid/empty destination.</w:t>
-            </w:r>
-          </w:p>
-        </w:tc>
-      </w:tr>
-      <w:tr>
-        <w:trPr>
-          <w:jc w:val="center"/>
-        </w:trPr>
-        <w:tc>
-          <w:tcPr>
-            <w:tcW w:w="2376" w:type="dxa"/>
-            <w:vAlign w:val="center"/>
-          </w:tcPr>
-          <w:p>
-            <w:pPr>
-              <w:rPr>
-                <w:rFonts w:ascii="Calibri" w:hAnsi="Calibri" w:cs="Calibri"/>
-                <w:sz w:val="24"/>
-                <w:szCs w:val="32"/>
-              </w:rPr>
-            </w:pPr>
-            <w:r>
-              <w:rPr>
-                <w:rFonts w:ascii="Calibri" w:hAnsi="Calibri" w:cs="Calibri"/>
-                <w:b/>
-                <w:sz w:val="22"/>
-                <w:szCs w:val="32"/>
-              </w:rPr>
-              <w:t>Test data</w:t>
-            </w:r>
-          </w:p>
-        </w:tc>
-        <w:tc>
-          <w:tcPr>
-            <w:tcW w:w="8496" w:type="dxa"/>
-            <w:vAlign w:val="center"/>
-          </w:tcPr>
-          <w:p>
-            <w:pPr>
-              <w:rPr>
-                <w:rFonts w:ascii="Calibri" w:hAnsi="Calibri" w:cs="Calibri"/>
-                <w:sz w:val="24"/>
-                <w:szCs w:val="32"/>
-              </w:rPr>
-            </w:pPr>
-            <w:r>
-              <w:rPr>
-                <w:rFonts w:ascii="Calibri" w:hAnsi="Calibri" w:cs="Calibri"/>
-                <w:sz w:val="22"/>
-                <w:szCs w:val="32"/>
-              </w:rPr>
-              <w:t>Valid: Source = Bengaluru, Destination = Chennai, Date = valid future date</w:t>
-            </w:r>
-            <w:r>
-              <w:rPr>
-                <w:rFonts w:ascii="Calibri" w:hAnsi="Calibri" w:cs="Calibri"/>
-                <w:sz w:val="22"/>
-                <w:szCs w:val="32"/>
-              </w:rPr>
-              <w:br/>
-              <w:t>Invalid: Destination = empty</w:t>
-            </w:r>
-          </w:p>
-        </w:tc>
-      </w:tr>
-      <w:tr>
-        <w:trPr>
-          <w:jc w:val="center"/>
-        </w:trPr>
-        <w:tc>
-          <w:tcPr>
-            <w:tcW w:w="2376" w:type="dxa"/>
-            <w:vAlign w:val="center"/>
-          </w:tcPr>
-          <w:p>
-            <w:pPr>
-              <w:rPr>
-                <w:rFonts w:ascii="Calibri" w:hAnsi="Calibri" w:cs="Calibri"/>
-                <w:sz w:val="24"/>
-                <w:szCs w:val="32"/>
-              </w:rPr>
-            </w:pPr>
-            <w:r>
-              <w:rPr>
-                <w:rFonts w:ascii="Calibri" w:hAnsi="Calibri" w:cs="Calibri"/>
-                <w:b/>
-                <w:sz w:val="22"/>
-                <w:szCs w:val="32"/>
-              </w:rPr>
-              <w:t>Expected Results</w:t>
-            </w:r>
-          </w:p>
-        </w:tc>
-        <w:tc>
-          <w:tcPr>
-            <w:tcW w:w="8496" w:type="dxa"/>
-            <w:vAlign w:val="center"/>
-          </w:tcPr>
-          <w:p>
-            <w:pPr>
-              <w:rPr>
-                <w:rFonts w:ascii="Calibri" w:hAnsi="Calibri" w:cs="Calibri"/>
-                <w:sz w:val="24"/>
-                <w:szCs w:val="32"/>
-              </w:rPr>
-            </w:pPr>
-            <w:r>
-              <w:rPr>
-                <w:rFonts w:ascii="Calibri" w:hAnsi="Calibri" w:cs="Calibri"/>
-                <w:sz w:val="22"/>
-                <w:szCs w:val="32"/>
-              </w:rPr>
-              <w:t>For valid details, matching trains should be displayed. For missing/invalid details, the system should display a validation message and should not perform the search.</w:t>
-            </w:r>
-          </w:p>
-        </w:tc>
-      </w:tr>
-      <w:tr>
-        <w:trPr>
-          <w:jc w:val="center"/>
-        </w:trPr>
-        <w:tc>
-          <w:tcPr>
-            <w:tcW w:w="2376" w:type="dxa"/>
-            <w:vAlign w:val="center"/>
-          </w:tcPr>
-          <w:p>
-            <w:pPr>
-              <w:rPr>
-                <w:rFonts w:ascii="Calibri" w:hAnsi="Calibri" w:cs="Calibri"/>
-                <w:sz w:val="24"/>
-                <w:szCs w:val="32"/>
-              </w:rPr>
-            </w:pPr>
-            <w:r>
-              <w:rPr>
-                <w:rFonts w:ascii="Calibri" w:hAnsi="Calibri" w:cs="Calibri"/>
-                <w:b/>
-                <w:sz w:val="22"/>
-                <w:szCs w:val="32"/>
-              </w:rPr>
-              <w:t>Actual Result</w:t>
-            </w:r>
-          </w:p>
-        </w:tc>
-        <w:tc>
-          <w:tcPr>
-            <w:tcW w:w="8496" w:type="dxa"/>
-            <w:vAlign w:val="center"/>
-          </w:tcPr>
-          <w:p>
-            <w:pPr>
-              <w:rPr>
-                <w:rFonts w:ascii="Calibri" w:hAnsi="Calibri" w:cs="Calibri"/>
-                <w:sz w:val="24"/>
-                <w:szCs w:val="32"/>
-              </w:rPr>
-            </w:pPr>
-            <w:r>
-              <w:rPr>
-                <w:rFonts w:ascii="Calibri" w:hAnsi="Calibri" w:cs="Calibri"/>
-                <w:sz w:val="22"/>
-                <w:szCs w:val="32"/>
-              </w:rPr>
-              <w:t>To be filled after execution.</w:t>
-            </w:r>
-          </w:p>
-        </w:tc>
-      </w:tr>
-      <w:tr>
-        <w:trPr>
-          <w:jc w:val="center"/>
-        </w:trPr>
-        <w:tc>
-          <w:tcPr>
-            <w:tcW w:w="2376" w:type="dxa"/>
-            <w:vAlign w:val="center"/>
-          </w:tcPr>
-          <w:p>
-            <w:pPr>
-              <w:rPr>
-                <w:rFonts w:ascii="Calibri" w:hAnsi="Calibri" w:cs="Calibri"/>
-                <w:sz w:val="24"/>
-                <w:szCs w:val="32"/>
-              </w:rPr>
-            </w:pPr>
-            <w:r>
-              <w:rPr>
-                <w:rFonts w:ascii="Calibri" w:hAnsi="Calibri" w:cs="Calibri"/>
-                <w:b/>
-                <w:sz w:val="22"/>
-                <w:szCs w:val="32"/>
-              </w:rPr>
-              <w:t>Test Result</w:t>
-            </w:r>
-          </w:p>
-        </w:tc>
-        <w:tc>
-          <w:tcPr>
-            <w:tcW w:w="8496" w:type="dxa"/>
-            <w:vAlign w:val="center"/>
-          </w:tcPr>
-          <w:p>
-            <w:pPr>
-              <w:rPr>
-                <w:rFonts w:ascii="Calibri" w:hAnsi="Calibri" w:cs="Calibri"/>
-                <w:sz w:val="24"/>
-                <w:szCs w:val="32"/>
-              </w:rPr>
-            </w:pPr>
-            <w:r>
-              <w:rPr>
-                <w:rFonts w:ascii="Calibri" w:hAnsi="Calibri" w:cs="Calibri"/>
-                <w:sz w:val="22"/>
-                <w:szCs w:val="32"/>
-              </w:rPr>
-              <w:t>To be marked Pass/Fail after execution.</w:t>
-            </w:r>
-          </w:p>
-        </w:tc>
-      </w:tr>
-    </w:tbl>
-    <w:p>
-      <w:pPr>
-        <w:rPr>
-          <w:rFonts w:ascii="Calibri" w:hAnsi="Calibri" w:cs="Calibri"/>
-          <w:sz w:val="24"/>
-          <w:szCs w:val="32"/>
-        </w:rPr>
-      </w:pPr>
-    </w:p>
-    <w:p>
-      <w:pPr>
-        <w:rPr>
-          <w:rFonts w:ascii="Calibri" w:hAnsi="Calibri" w:cs="Calibri"/>
-          <w:b/>
-          <w:sz w:val="36"/>
-          <w:szCs w:val="32"/>
-        </w:rPr>
-      </w:pPr>
-    </w:p>
-    <w:p>
-      <w:pPr>
-        <w:rPr>
-          <w:rFonts w:ascii="Calibri" w:hAnsi="Calibri" w:cs="Calibri"/>
-          <w:sz w:val="24"/>
-          <w:szCs w:val="32"/>
-        </w:rPr>
-      </w:pPr>
-      <w:r>
-        <w:rPr>
-          <w:rFonts w:ascii="Calibri" w:hAnsi="Calibri" w:cs="Calibri"/>
-          <w:b/>
-          <w:sz w:val="36"/>
-          <w:szCs w:val="32"/>
-        </w:rPr>
-        <w:t>Test Case 3</w:t>
-      </w:r>
-    </w:p>
-    <w:tbl>
-      <w:tblPr>
-        <w:tblStyle w:val="TableGrid"/>
-        <w:tblW w:w="0" w:type="auto"/>
-        <w:jc w:val="center"/>
-        <w:tblLook w:val="04A0" w:firstRow="1" w:lastRow="0" w:firstColumn="1" w:lastColumn="0" w:noHBand="0" w:noVBand="1"/>
-      </w:tblPr>
-      <w:tblGrid>
-        <w:gridCol w:w="2376"/>
-        <w:gridCol w:w="8496"/>
-      </w:tblGrid>
-      <w:tr>
-        <w:trPr>
-          <w:jc w:val="center"/>
-        </w:trPr>
-        <w:tc>
-          <w:tcPr>
-            <w:tcW w:w="2376" w:type="dxa"/>
-            <w:vAlign w:val="center"/>
-          </w:tcPr>
-          <w:p>
-            <w:pPr>
-              <w:rPr>
-                <w:rFonts w:ascii="Calibri" w:hAnsi="Calibri" w:cs="Calibri"/>
-                <w:sz w:val="24"/>
-                <w:szCs w:val="32"/>
-              </w:rPr>
-            </w:pPr>
-            <w:r>
-              <w:rPr>
-                <w:rFonts w:ascii="Calibri" w:hAnsi="Calibri" w:cs="Calibri"/>
-                <w:b/>
-                <w:sz w:val="22"/>
-                <w:szCs w:val="32"/>
-              </w:rPr>
-              <w:t>Test Case ID</w:t>
-            </w:r>
-          </w:p>
-        </w:tc>
-        <w:tc>
-          <w:tcPr>
-            <w:tcW w:w="8496" w:type="dxa"/>
-            <w:vAlign w:val="center"/>
-          </w:tcPr>
-          <w:p>
-            <w:pPr>
-              <w:rPr>
-                <w:rFonts w:ascii="Calibri" w:hAnsi="Calibri" w:cs="Calibri"/>
-                <w:sz w:val="24"/>
-                <w:szCs w:val="32"/>
-              </w:rPr>
-            </w:pPr>
-            <w:r>
-              <w:rPr>
-                <w:rFonts w:ascii="Calibri" w:hAnsi="Calibri" w:cs="Calibri"/>
-                <w:sz w:val="22"/>
-                <w:szCs w:val="32"/>
-              </w:rPr>
-              <w:t>TC_03</w:t>
-            </w:r>
-          </w:p>
-        </w:tc>
-      </w:tr>
-      <w:tr>
-        <w:trPr>
-          <w:jc w:val="center"/>
-        </w:trPr>
-        <w:tc>
-          <w:tcPr>
-            <w:tcW w:w="2376" w:type="dxa"/>
-            <w:vAlign w:val="center"/>
-          </w:tcPr>
-          <w:p>
-            <w:pPr>
-              <w:rPr>
-                <w:rFonts w:ascii="Calibri" w:hAnsi="Calibri" w:cs="Calibri"/>
-                <w:sz w:val="24"/>
-                <w:szCs w:val="32"/>
-              </w:rPr>
-            </w:pPr>
-            <w:r>
-              <w:rPr>
-                <w:rFonts w:ascii="Calibri" w:hAnsi="Calibri" w:cs="Calibri"/>
-                <w:b/>
-                <w:sz w:val="22"/>
-                <w:szCs w:val="32"/>
-              </w:rPr>
-              <w:t>Name of Module</w:t>
-            </w:r>
-          </w:p>
-        </w:tc>
-        <w:tc>
-          <w:tcPr>
-            <w:tcW w:w="8496" w:type="dxa"/>
-            <w:vAlign w:val="center"/>
-          </w:tcPr>
-          <w:p>
-            <w:pPr>
-              <w:rPr>
-                <w:rFonts w:ascii="Calibri" w:hAnsi="Calibri" w:cs="Calibri"/>
-                <w:sz w:val="24"/>
-                <w:szCs w:val="32"/>
-              </w:rPr>
-            </w:pPr>
-            <w:r>
-              <w:rPr>
-                <w:rFonts w:ascii="Calibri" w:hAnsi="Calibri" w:cs="Calibri"/>
-                <w:sz w:val="22"/>
-                <w:szCs w:val="32"/>
-              </w:rPr>
-              <w:t>Seat Availability</w:t>
-            </w:r>
-          </w:p>
-        </w:tc>
-      </w:tr>
-      <w:tr>
-        <w:trPr>
-          <w:jc w:val="center"/>
-        </w:trPr>
-        <w:tc>
-          <w:tcPr>
-            <w:tcW w:w="2376" w:type="dxa"/>
-            <w:vAlign w:val="center"/>
-          </w:tcPr>
-          <w:p>
-            <w:pPr>
-              <w:rPr>
-                <w:rFonts w:ascii="Calibri" w:hAnsi="Calibri" w:cs="Calibri"/>
-                <w:sz w:val="24"/>
-                <w:szCs w:val="32"/>
-              </w:rPr>
-            </w:pPr>
-            <w:r>
-              <w:rPr>
-                <w:rFonts w:ascii="Calibri" w:hAnsi="Calibri" w:cs="Calibri"/>
-                <w:b/>
-                <w:sz w:val="22"/>
-                <w:szCs w:val="32"/>
-              </w:rPr>
-              <w:t>Test case description</w:t>
-            </w:r>
-          </w:p>
-        </w:tc>
-        <w:tc>
-          <w:tcPr>
-            <w:tcW w:w="8496" w:type="dxa"/>
-            <w:vAlign w:val="center"/>
-          </w:tcPr>
-          <w:p>
-            <w:pPr>
-              <w:rPr>
-                <w:rFonts w:ascii="Calibri" w:hAnsi="Calibri" w:cs="Calibri"/>
-                <w:sz w:val="24"/>
-                <w:szCs w:val="32"/>
-              </w:rPr>
-            </w:pPr>
-            <w:r>
-              <w:rPr>
-                <w:rFonts w:ascii="Calibri" w:hAnsi="Calibri" w:cs="Calibri"/>
-                <w:sz w:val="22"/>
-                <w:szCs w:val="32"/>
-              </w:rPr>
-              <w:t>Verify that the system displays the correct seat availability for a selected train and class.</w:t>
-            </w:r>
-          </w:p>
-        </w:tc>
-      </w:tr>
-      <w:tr>
-        <w:trPr>
-          <w:jc w:val="center"/>
-        </w:trPr>
-        <w:tc>
-          <w:tcPr>
-            <w:tcW w:w="2376" w:type="dxa"/>
-            <w:vAlign w:val="center"/>
-          </w:tcPr>
-          <w:p>
-            <w:pPr>
-              <w:rPr>
-                <w:rFonts w:ascii="Calibri" w:hAnsi="Calibri" w:cs="Calibri"/>
-                <w:sz w:val="24"/>
-                <w:szCs w:val="32"/>
-              </w:rPr>
-            </w:pPr>
-            <w:r>
-              <w:rPr>
-                <w:rFonts w:ascii="Calibri" w:hAnsi="Calibri" w:cs="Calibri"/>
-                <w:b/>
-                <w:sz w:val="22"/>
-                <w:szCs w:val="32"/>
-              </w:rPr>
-              <w:lastRenderedPageBreak/>
-              <w:t>Pre-conditions</w:t>
-            </w:r>
-          </w:p>
-        </w:tc>
-        <w:tc>
-          <w:tcPr>
-            <w:tcW w:w="8496" w:type="dxa"/>
-            <w:vAlign w:val="center"/>
-          </w:tcPr>
-          <w:p>
-            <w:pPr>
-              <w:rPr>
-                <w:rFonts w:ascii="Calibri" w:hAnsi="Calibri" w:cs="Calibri"/>
-                <w:sz w:val="24"/>
-                <w:szCs w:val="32"/>
-              </w:rPr>
-            </w:pPr>
-            <w:r>
-              <w:rPr>
-                <w:rFonts w:ascii="Calibri" w:hAnsi="Calibri" w:cs="Calibri"/>
-                <w:sz w:val="22"/>
-                <w:szCs w:val="32"/>
-              </w:rPr>
-              <w:t>Passenger has searched for trains and at least one train is available.</w:t>
-            </w:r>
-          </w:p>
-        </w:tc>
-      </w:tr>
-      <w:tr>
-        <w:trPr>
-          <w:jc w:val="center"/>
-        </w:trPr>
-        <w:tc>
-          <w:tcPr>
-            <w:tcW w:w="2376" w:type="dxa"/>
-            <w:vAlign w:val="center"/>
-          </w:tcPr>
-          <w:p>
-            <w:pPr>
-              <w:rPr>
-                <w:rFonts w:ascii="Calibri" w:hAnsi="Calibri" w:cs="Calibri"/>
-                <w:sz w:val="24"/>
-                <w:szCs w:val="32"/>
-              </w:rPr>
-            </w:pPr>
-            <w:r>
-              <w:rPr>
-                <w:rFonts w:ascii="Calibri" w:hAnsi="Calibri" w:cs="Calibri"/>
-                <w:b/>
-                <w:sz w:val="22"/>
-                <w:szCs w:val="32"/>
-              </w:rPr>
-              <w:t>Test Steps</w:t>
-            </w:r>
-          </w:p>
-        </w:tc>
-        <w:tc>
-          <w:tcPr>
-            <w:tcW w:w="8496" w:type="dxa"/>
-            <w:vAlign w:val="center"/>
-          </w:tcPr>
-          <w:p>
-            <w:pPr>
-              <w:rPr>
-                <w:rFonts w:ascii="Calibri" w:hAnsi="Calibri" w:cs="Calibri"/>
-                <w:sz w:val="24"/>
-                <w:szCs w:val="32"/>
-              </w:rPr>
-            </w:pPr>
-            <w:r>
-              <w:rPr>
-                <w:rFonts w:ascii="Calibri" w:hAnsi="Calibri" w:cs="Calibri"/>
-                <w:sz w:val="22"/>
-                <w:szCs w:val="32"/>
-              </w:rPr>
-              <w:t>1. Select a train.</w:t>
-            </w:r>
-            <w:r>
-              <w:rPr>
-                <w:rFonts w:ascii="Calibri" w:hAnsi="Calibri" w:cs="Calibri"/>
-                <w:sz w:val="22"/>
-                <w:szCs w:val="32"/>
-              </w:rPr>
-              <w:br/>
-              <w:t>2. Select a travel class.</w:t>
-            </w:r>
-            <w:r>
-              <w:rPr>
-                <w:rFonts w:ascii="Calibri" w:hAnsi="Calibri" w:cs="Calibri"/>
-                <w:sz w:val="22"/>
-                <w:szCs w:val="32"/>
-              </w:rPr>
-              <w:br/>
-              <w:t>3. Open seat availability.</w:t>
-            </w:r>
-            <w:r>
-              <w:rPr>
-                <w:rFonts w:ascii="Calibri" w:hAnsi="Calibri" w:cs="Calibri"/>
-                <w:sz w:val="22"/>
-                <w:szCs w:val="32"/>
-              </w:rPr>
-              <w:br/>
-              <w:t>4. Check the displayed availability.</w:t>
-            </w:r>
-            <w:r>
-              <w:rPr>
-                <w:rFonts w:ascii="Calibri" w:hAnsi="Calibri" w:cs="Calibri"/>
-                <w:sz w:val="22"/>
-                <w:szCs w:val="32"/>
-              </w:rPr>
-              <w:br/>
-              <w:t>5. Try selecting a class that is unavailable.</w:t>
-            </w:r>
-          </w:p>
-        </w:tc>
-      </w:tr>
-      <w:tr>
-        <w:trPr>
-          <w:jc w:val="center"/>
-        </w:trPr>
-        <w:tc>
-          <w:tcPr>
-            <w:tcW w:w="2376" w:type="dxa"/>
-            <w:vAlign w:val="center"/>
-          </w:tcPr>
-          <w:p>
-            <w:pPr>
-              <w:rPr>
-                <w:rFonts w:ascii="Calibri" w:hAnsi="Calibri" w:cs="Calibri"/>
-                <w:sz w:val="24"/>
-                <w:szCs w:val="32"/>
-              </w:rPr>
-            </w:pPr>
-            <w:r>
-              <w:rPr>
-                <w:rFonts w:ascii="Calibri" w:hAnsi="Calibri" w:cs="Calibri"/>
-                <w:b/>
-                <w:sz w:val="22"/>
-                <w:szCs w:val="32"/>
-              </w:rPr>
-              <w:t>Test data</w:t>
-            </w:r>
-          </w:p>
-        </w:tc>
-        <w:tc>
-          <w:tcPr>
-            <w:tcW w:w="8496" w:type="dxa"/>
-            <w:vAlign w:val="center"/>
-          </w:tcPr>
-          <w:p>
-            <w:pPr>
-              <w:rPr>
-                <w:rFonts w:ascii="Calibri" w:hAnsi="Calibri" w:cs="Calibri"/>
-                <w:sz w:val="24"/>
-                <w:szCs w:val="32"/>
-              </w:rPr>
-            </w:pPr>
-            <w:r>
-              <w:rPr>
-                <w:rFonts w:ascii="Calibri" w:hAnsi="Calibri" w:cs="Calibri"/>
-                <w:sz w:val="22"/>
-                <w:szCs w:val="32"/>
-              </w:rPr>
-              <w:t>Valid: Train = available train, Class = AC 3 Tier</w:t>
-            </w:r>
-            <w:r>
-              <w:rPr>
-                <w:rFonts w:ascii="Calibri" w:hAnsi="Calibri" w:cs="Calibri"/>
-                <w:sz w:val="22"/>
-                <w:szCs w:val="32"/>
-              </w:rPr>
-              <w:br/>
-              <w:t>Invalid: Class/option = unavailable class</w:t>
-            </w:r>
-          </w:p>
-        </w:tc>
-      </w:tr>
-      <w:tr>
-        <w:trPr>
-          <w:jc w:val="center"/>
-        </w:trPr>
-        <w:tc>
-          <w:tcPr>
-            <w:tcW w:w="2376" w:type="dxa"/>
-            <w:vAlign w:val="center"/>
-          </w:tcPr>
-          <w:p>
-            <w:pPr>
-              <w:rPr>
-                <w:rFonts w:ascii="Calibri" w:hAnsi="Calibri" w:cs="Calibri"/>
-                <w:sz w:val="24"/>
-                <w:szCs w:val="32"/>
-              </w:rPr>
-            </w:pPr>
-            <w:r>
-              <w:rPr>
-                <w:rFonts w:ascii="Calibri" w:hAnsi="Calibri" w:cs="Calibri"/>
-                <w:b/>
-                <w:sz w:val="22"/>
-                <w:szCs w:val="32"/>
-              </w:rPr>
-              <w:t>Expected Results</w:t>
-            </w:r>
-          </w:p>
-        </w:tc>
-        <w:tc>
-          <w:tcPr>
-            <w:tcW w:w="8496" w:type="dxa"/>
-            <w:vAlign w:val="center"/>
-          </w:tcPr>
-          <w:p>
-            <w:pPr>
-              <w:rPr>
-                <w:rFonts w:ascii="Calibri" w:hAnsi="Calibri" w:cs="Calibri"/>
-                <w:sz w:val="24"/>
-                <w:szCs w:val="32"/>
-              </w:rPr>
-            </w:pPr>
-            <w:r>
-              <w:rPr>
-                <w:rFonts w:ascii="Calibri" w:hAnsi="Calibri" w:cs="Calibri"/>
-                <w:sz w:val="22"/>
-                <w:szCs w:val="32"/>
-              </w:rPr>
-              <w:t>The system should display the current availability for the selected class. An unavailable class should not be selectable for booking.</w:t>
-            </w:r>
-          </w:p>
-        </w:tc>
-      </w:tr>
-      <w:tr>
-        <w:trPr>
-          <w:jc w:val="center"/>
-        </w:trPr>
-        <w:tc>
-          <w:tcPr>
-            <w:tcW w:w="2376" w:type="dxa"/>
-            <w:vAlign w:val="center"/>
-          </w:tcPr>
-          <w:p>
-            <w:pPr>
-              <w:rPr>
-                <w:rFonts w:ascii="Calibri" w:hAnsi="Calibri" w:cs="Calibri"/>
-                <w:sz w:val="24"/>
-                <w:szCs w:val="32"/>
-              </w:rPr>
-            </w:pPr>
-            <w:r>
-              <w:rPr>
-                <w:rFonts w:ascii="Calibri" w:hAnsi="Calibri" w:cs="Calibri"/>
-                <w:b/>
-                <w:sz w:val="22"/>
-                <w:szCs w:val="32"/>
-              </w:rPr>
-              <w:t>Actual Result</w:t>
-            </w:r>
-          </w:p>
-        </w:tc>
-        <w:tc>
-          <w:tcPr>
-            <w:tcW w:w="8496" w:type="dxa"/>
-            <w:vAlign w:val="center"/>
-          </w:tcPr>
-          <w:p>
-            <w:pPr>
-              <w:rPr>
-                <w:rFonts w:ascii="Calibri" w:hAnsi="Calibri" w:cs="Calibri"/>
-                <w:sz w:val="24"/>
-                <w:szCs w:val="32"/>
-              </w:rPr>
-            </w:pPr>
-            <w:r>
-              <w:rPr>
-                <w:rFonts w:ascii="Calibri" w:hAnsi="Calibri" w:cs="Calibri"/>
-                <w:sz w:val="22"/>
-                <w:szCs w:val="32"/>
-              </w:rPr>
-              <w:t>To be filled after execution.</w:t>
-            </w:r>
-          </w:p>
-        </w:tc>
-      </w:tr>
-      <w:tr>
-        <w:trPr>
-          <w:jc w:val="center"/>
-        </w:trPr>
-        <w:tc>
-          <w:tcPr>
-            <w:tcW w:w="2376" w:type="dxa"/>
-            <w:vAlign w:val="center"/>
-          </w:tcPr>
-          <w:p>
-            <w:pPr>
-              <w:rPr>
-                <w:rFonts w:ascii="Calibri" w:hAnsi="Calibri" w:cs="Calibri"/>
-                <w:sz w:val="24"/>
-                <w:szCs w:val="32"/>
-              </w:rPr>
-            </w:pPr>
-            <w:r>
-              <w:rPr>
-                <w:rFonts w:ascii="Calibri" w:hAnsi="Calibri" w:cs="Calibri"/>
-                <w:b/>
-                <w:sz w:val="22"/>
-                <w:szCs w:val="32"/>
-              </w:rPr>
-              <w:t>Test Result</w:t>
-            </w:r>
-          </w:p>
-        </w:tc>
-        <w:tc>
-          <w:tcPr>
-            <w:tcW w:w="8496" w:type="dxa"/>
-            <w:vAlign w:val="center"/>
-          </w:tcPr>
-          <w:p>
-            <w:pPr>
-              <w:rPr>
-                <w:rFonts w:ascii="Calibri" w:hAnsi="Calibri" w:cs="Calibri"/>
-                <w:sz w:val="24"/>
-                <w:szCs w:val="32"/>
-              </w:rPr>
-            </w:pPr>
-            <w:r>
-              <w:rPr>
-                <w:rFonts w:ascii="Calibri" w:hAnsi="Calibri" w:cs="Calibri"/>
-                <w:sz w:val="22"/>
-                <w:szCs w:val="32"/>
-              </w:rPr>
-              <w:t>To be marked Pass/Fail after execution.</w:t>
-            </w:r>
-          </w:p>
-        </w:tc>
-      </w:tr>
-    </w:tbl>
-    <w:p>
-      <w:pPr>
-        <w:rPr>
-          <w:rFonts w:ascii="Calibri" w:hAnsi="Calibri" w:cs="Calibri"/>
-          <w:sz w:val="24"/>
-          <w:szCs w:val="32"/>
-        </w:rPr>
-      </w:pPr>
-    </w:p>
-    <w:p>
-      <w:pPr>
-        <w:rPr>
-          <w:rFonts w:ascii="Calibri" w:hAnsi="Calibri" w:cs="Calibri"/>
-          <w:sz w:val="24"/>
-          <w:szCs w:val="32"/>
-        </w:rPr>
-      </w:pPr>
-      <w:r>
-        <w:rPr>
-          <w:rFonts w:ascii="Calibri" w:hAnsi="Calibri" w:cs="Calibri"/>
-          <w:b/>
-          <w:sz w:val="36"/>
-          <w:szCs w:val="32"/>
-        </w:rPr>
-        <w:t>Test Case 4</w:t>
-      </w:r>
-    </w:p>
-    <w:tbl>
-      <w:tblPr>
-        <w:tblStyle w:val="TableGrid"/>
-        <w:tblW w:w="0" w:type="auto"/>
-        <w:jc w:val="center"/>
-        <w:tblLook w:val="04A0" w:firstRow="1" w:lastRow="0" w:firstColumn="1" w:lastColumn="0" w:noHBand="0" w:noVBand="1"/>
-      </w:tblPr>
-      <w:tblGrid>
-        <w:gridCol w:w="2376"/>
-        <w:gridCol w:w="8496"/>
-      </w:tblGrid>
-      <w:tr>
-        <w:trPr>
-          <w:jc w:val="center"/>
-        </w:trPr>
-        <w:tc>
-          <w:tcPr>
-            <w:tcW w:w="2376" w:type="dxa"/>
-            <w:vAlign w:val="center"/>
-          </w:tcPr>
-          <w:p>
-            <w:pPr>
-              <w:rPr>
-                <w:rFonts w:ascii="Calibri" w:hAnsi="Calibri" w:cs="Calibri"/>
-                <w:sz w:val="24"/>
-                <w:szCs w:val="32"/>
-              </w:rPr>
-            </w:pPr>
-            <w:r>
-              <w:rPr>
-                <w:rFonts w:ascii="Calibri" w:hAnsi="Calibri" w:cs="Calibri"/>
-                <w:b/>
-                <w:sz w:val="22"/>
-                <w:szCs w:val="32"/>
-              </w:rPr>
-              <w:t>Test Case ID</w:t>
-            </w:r>
-          </w:p>
-        </w:tc>
-        <w:tc>
-          <w:tcPr>
-            <w:tcW w:w="8496" w:type="dxa"/>
-            <w:vAlign w:val="center"/>
-          </w:tcPr>
-          <w:p>
-            <w:pPr>
-              <w:rPr>
-                <w:rFonts w:ascii="Calibri" w:hAnsi="Calibri" w:cs="Calibri"/>
-                <w:sz w:val="24"/>
-                <w:szCs w:val="32"/>
-              </w:rPr>
-            </w:pPr>
-            <w:r>
-              <w:rPr>
-                <w:rFonts w:ascii="Calibri" w:hAnsi="Calibri" w:cs="Calibri"/>
-                <w:sz w:val="22"/>
-                <w:szCs w:val="32"/>
-              </w:rPr>
-              <w:t>TC_04</w:t>
-            </w:r>
-          </w:p>
-        </w:tc>
-      </w:tr>
-      <w:tr>
-        <w:trPr>
-          <w:jc w:val="center"/>
-        </w:trPr>
-        <w:tc>
-          <w:tcPr>
-            <w:tcW w:w="2376" w:type="dxa"/>
-            <w:vAlign w:val="center"/>
-          </w:tcPr>
-          <w:p>
-            <w:pPr>
-              <w:rPr>
-                <w:rFonts w:ascii="Calibri" w:hAnsi="Calibri" w:cs="Calibri"/>
-                <w:sz w:val="24"/>
-                <w:szCs w:val="32"/>
-              </w:rPr>
-            </w:pPr>
-            <w:r>
-              <w:rPr>
-                <w:rFonts w:ascii="Calibri" w:hAnsi="Calibri" w:cs="Calibri"/>
-                <w:b/>
-                <w:sz w:val="22"/>
-                <w:szCs w:val="32"/>
-              </w:rPr>
-              <w:t>Name of Module</w:t>
-            </w:r>
-          </w:p>
-        </w:tc>
-        <w:tc>
-          <w:tcPr>
-            <w:tcW w:w="8496" w:type="dxa"/>
-            <w:vAlign w:val="center"/>
-          </w:tcPr>
-          <w:p>
-            <w:pPr>
-              <w:rPr>
-                <w:rFonts w:ascii="Calibri" w:hAnsi="Calibri" w:cs="Calibri"/>
-                <w:sz w:val="24"/>
-                <w:szCs w:val="32"/>
-              </w:rPr>
-            </w:pPr>
-            <w:r>
-              <w:rPr>
-                <w:rFonts w:ascii="Calibri" w:hAnsi="Calibri" w:cs="Calibri"/>
-                <w:sz w:val="22"/>
-                <w:szCs w:val="32"/>
-              </w:rPr>
-              <w:t>Ticket Booking</w:t>
-            </w:r>
-          </w:p>
-        </w:tc>
-      </w:tr>
-      <w:tr>
-        <w:trPr>
-          <w:jc w:val="center"/>
-        </w:trPr>
-        <w:tc>
-          <w:tcPr>
-            <w:tcW w:w="2376" w:type="dxa"/>
-            <w:vAlign w:val="center"/>
-          </w:tcPr>
-          <w:p>
-            <w:pPr>
-              <w:rPr>
-                <w:rFonts w:ascii="Calibri" w:hAnsi="Calibri" w:cs="Calibri"/>
-                <w:sz w:val="24"/>
-                <w:szCs w:val="32"/>
-              </w:rPr>
-            </w:pPr>
-            <w:r>
-              <w:rPr>
-                <w:rFonts w:ascii="Calibri" w:hAnsi="Calibri" w:cs="Calibri"/>
-                <w:b/>
-                <w:sz w:val="22"/>
-                <w:szCs w:val="32"/>
-              </w:rPr>
-              <w:t>Test case description</w:t>
-            </w:r>
-          </w:p>
-        </w:tc>
-        <w:tc>
-          <w:tcPr>
-            <w:tcW w:w="8496" w:type="dxa"/>
-            <w:vAlign w:val="center"/>
-          </w:tcPr>
-          <w:p>
-            <w:pPr>
-              <w:rPr>
-                <w:rFonts w:ascii="Calibri" w:hAnsi="Calibri" w:cs="Calibri"/>
-                <w:sz w:val="24"/>
-                <w:szCs w:val="32"/>
-              </w:rPr>
-            </w:pPr>
-            <w:r>
-              <w:rPr>
-                <w:rFonts w:ascii="Calibri" w:hAnsi="Calibri" w:cs="Calibri"/>
-                <w:sz w:val="22"/>
-                <w:szCs w:val="32"/>
-              </w:rPr>
-              <w:t>Verify that a passenger can book an available train using valid passenger details and that invalid details are rejected.</w:t>
-            </w:r>
-          </w:p>
-        </w:tc>
-      </w:tr>
-      <w:tr>
-        <w:trPr>
-          <w:jc w:val="center"/>
-        </w:trPr>
-        <w:tc>
-          <w:tcPr>
-            <w:tcW w:w="2376" w:type="dxa"/>
-            <w:vAlign w:val="center"/>
-          </w:tcPr>
-          <w:p>
-            <w:pPr>
-              <w:rPr>
-                <w:rFonts w:ascii="Calibri" w:hAnsi="Calibri" w:cs="Calibri"/>
-                <w:sz w:val="24"/>
-                <w:szCs w:val="32"/>
-              </w:rPr>
-            </w:pPr>
-            <w:r>
-              <w:rPr>
-                <w:rFonts w:ascii="Calibri" w:hAnsi="Calibri" w:cs="Calibri"/>
-                <w:b/>
-                <w:sz w:val="22"/>
-                <w:szCs w:val="32"/>
-              </w:rPr>
-              <w:t>Pre-conditions</w:t>
-            </w:r>
-          </w:p>
-        </w:tc>
-        <w:tc>
-          <w:tcPr>
-            <w:tcW w:w="8496" w:type="dxa"/>
-            <w:vAlign w:val="center"/>
-          </w:tcPr>
-          <w:p>
-            <w:pPr>
-              <w:rPr>
-                <w:rFonts w:ascii="Calibri" w:hAnsi="Calibri" w:cs="Calibri"/>
-                <w:sz w:val="24"/>
-                <w:szCs w:val="32"/>
-              </w:rPr>
-            </w:pPr>
-            <w:r>
-              <w:rPr>
-                <w:rFonts w:ascii="Calibri" w:hAnsi="Calibri" w:cs="Calibri"/>
-                <w:sz w:val="22"/>
-                <w:szCs w:val="32"/>
-              </w:rPr>
-              <w:t>Passenger is logged in and seats are available.</w:t>
-            </w:r>
-          </w:p>
-        </w:tc>
-      </w:tr>
-      <w:tr>
-        <w:trPr>
-          <w:jc w:val="center"/>
-        </w:trPr>
-        <w:tc>
-          <w:tcPr>
-            <w:tcW w:w="2376" w:type="dxa"/>
-            <w:vAlign w:val="center"/>
-          </w:tcPr>
-          <w:p>
-            <w:pPr>
-              <w:rPr>
-                <w:rFonts w:ascii="Calibri" w:hAnsi="Calibri" w:cs="Calibri"/>
-                <w:sz w:val="24"/>
-                <w:szCs w:val="32"/>
-              </w:rPr>
-            </w:pPr>
-            <w:r>
-              <w:rPr>
-                <w:rFonts w:ascii="Calibri" w:hAnsi="Calibri" w:cs="Calibri"/>
-                <w:b/>
-                <w:sz w:val="22"/>
-                <w:szCs w:val="32"/>
-              </w:rPr>
-              <w:t>Test Steps</w:t>
-            </w:r>
-          </w:p>
-        </w:tc>
-        <w:tc>
-          <w:tcPr>
-            <w:tcW w:w="8496" w:type="dxa"/>
-            <w:vAlign w:val="center"/>
-          </w:tcPr>
-          <w:p>
-            <w:pPr>
-              <w:rPr>
-                <w:rFonts w:ascii="Calibri" w:hAnsi="Calibri" w:cs="Calibri"/>
-                <w:sz w:val="24"/>
-                <w:szCs w:val="32"/>
-              </w:rPr>
-            </w:pPr>
-            <w:r>
-              <w:rPr>
-                <w:rFonts w:ascii="Calibri" w:hAnsi="Calibri" w:cs="Calibri"/>
-                <w:sz w:val="22"/>
-                <w:szCs w:val="32"/>
-              </w:rPr>
-              <w:t>1. Select an available train.</w:t>
-            </w:r>
-            <w:r>
-              <w:rPr>
-                <w:rFonts w:ascii="Calibri" w:hAnsi="Calibri" w:cs="Calibri"/>
-                <w:sz w:val="22"/>
-                <w:szCs w:val="32"/>
-              </w:rPr>
-              <w:br/>
-              <w:t>2. Select travel class.</w:t>
-            </w:r>
-            <w:r>
-              <w:rPr>
-                <w:rFonts w:ascii="Calibri" w:hAnsi="Calibri" w:cs="Calibri"/>
-                <w:sz w:val="22"/>
-                <w:szCs w:val="32"/>
-              </w:rPr>
-              <w:br/>
-              <w:t>3. Enter passenger details.</w:t>
-            </w:r>
-            <w:r>
-              <w:rPr>
-                <w:rFonts w:ascii="Calibri" w:hAnsi="Calibri" w:cs="Calibri"/>
-                <w:sz w:val="22"/>
-                <w:szCs w:val="32"/>
-              </w:rPr>
-              <w:br/>
-              <w:t>4. Submit the booking.</w:t>
-            </w:r>
-            <w:r>
-              <w:rPr>
-                <w:rFonts w:ascii="Calibri" w:hAnsi="Calibri" w:cs="Calibri"/>
-                <w:sz w:val="22"/>
-                <w:szCs w:val="32"/>
-              </w:rPr>
-              <w:br/>
-              <w:t>5. Repeat with missing passenger details.</w:t>
-            </w:r>
-          </w:p>
-        </w:tc>
-      </w:tr>
-      <w:tr>
-        <w:trPr>
-          <w:jc w:val="center"/>
-        </w:trPr>
-        <w:tc>
-          <w:tcPr>
-            <w:tcW w:w="2376" w:type="dxa"/>
-            <w:vAlign w:val="center"/>
-          </w:tcPr>
-          <w:p>
-            <w:pPr>
-              <w:rPr>
-                <w:rFonts w:ascii="Calibri" w:hAnsi="Calibri" w:cs="Calibri"/>
-                <w:sz w:val="24"/>
-                <w:szCs w:val="32"/>
-              </w:rPr>
-            </w:pPr>
-            <w:r>
-              <w:rPr>
-                <w:rFonts w:ascii="Calibri" w:hAnsi="Calibri" w:cs="Calibri"/>
-                <w:b/>
-                <w:sz w:val="22"/>
-                <w:szCs w:val="32"/>
-              </w:rPr>
-              <w:t>Test data</w:t>
-            </w:r>
-          </w:p>
-        </w:tc>
-        <w:tc>
-          <w:tcPr>
-            <w:tcW w:w="8496" w:type="dxa"/>
-            <w:vAlign w:val="center"/>
-          </w:tcPr>
-          <w:p>
-            <w:pPr>
-              <w:rPr>
-                <w:rFonts w:ascii="Calibri" w:hAnsi="Calibri" w:cs="Calibri"/>
-                <w:sz w:val="24"/>
-                <w:szCs w:val="32"/>
-              </w:rPr>
-            </w:pPr>
-            <w:r>
-              <w:rPr>
-                <w:rFonts w:ascii="Calibri" w:hAnsi="Calibri" w:cs="Calibri"/>
-                <w:sz w:val="22"/>
-                <w:szCs w:val="32"/>
-              </w:rPr>
-              <w:t>Valid: Passenger name = Ravi Kumar, Age = 21, Class = AC 3 Tier</w:t>
-            </w:r>
-            <w:r>
-              <w:rPr>
-                <w:rFonts w:ascii="Calibri" w:hAnsi="Calibri" w:cs="Calibri"/>
-                <w:sz w:val="22"/>
-                <w:szCs w:val="32"/>
-              </w:rPr>
-              <w:br/>
-              <w:t>Invalid: Passenger name = empty, Age = -2</w:t>
-            </w:r>
-          </w:p>
-        </w:tc>
-      </w:tr>
-      <w:tr>
-        <w:trPr>
-          <w:jc w:val="center"/>
-        </w:trPr>
-        <w:tc>
-          <w:tcPr>
-            <w:tcW w:w="2376" w:type="dxa"/>
-            <w:vAlign w:val="center"/>
-          </w:tcPr>
-          <w:p>
-            <w:pPr>
-              <w:rPr>
-                <w:rFonts w:ascii="Calibri" w:hAnsi="Calibri" w:cs="Calibri"/>
-                <w:sz w:val="24"/>
-                <w:szCs w:val="32"/>
-              </w:rPr>
-            </w:pPr>
-            <w:r>
-              <w:rPr>
-                <w:rFonts w:ascii="Calibri" w:hAnsi="Calibri" w:cs="Calibri"/>
-                <w:b/>
-                <w:sz w:val="22"/>
-                <w:szCs w:val="32"/>
-              </w:rPr>
-              <w:t>Expected Results</w:t>
-            </w:r>
-          </w:p>
-        </w:tc>
-        <w:tc>
-          <w:tcPr>
-            <w:tcW w:w="8496" w:type="dxa"/>
-            <w:vAlign w:val="center"/>
-          </w:tcPr>
-          <w:p>
-            <w:pPr>
-              <w:rPr>
-                <w:rFonts w:ascii="Calibri" w:hAnsi="Calibri" w:cs="Calibri"/>
-                <w:sz w:val="24"/>
-                <w:szCs w:val="32"/>
-              </w:rPr>
-            </w:pPr>
-            <w:r>
-              <w:rPr>
-                <w:rFonts w:ascii="Calibri" w:hAnsi="Calibri" w:cs="Calibri"/>
-                <w:sz w:val="22"/>
-                <w:szCs w:val="32"/>
-              </w:rPr>
-              <w:t>Valid passenger details should be accepted and the booking should proceed. Invalid or missing details should be rejected with validation messages.</w:t>
-            </w:r>
-          </w:p>
-        </w:tc>
-      </w:tr>
-      <w:tr>
-        <w:trPr>
-          <w:jc w:val="center"/>
-        </w:trPr>
-        <w:tc>
-          <w:tcPr>
-            <w:tcW w:w="2376" w:type="dxa"/>
-            <w:vAlign w:val="center"/>
-          </w:tcPr>
-          <w:p>
-            <w:pPr>
-              <w:rPr>
-                <w:rFonts w:ascii="Calibri" w:hAnsi="Calibri" w:cs="Calibri"/>
-                <w:sz w:val="24"/>
-                <w:szCs w:val="32"/>
-              </w:rPr>
-            </w:pPr>
-            <w:r>
-              <w:rPr>
-                <w:rFonts w:ascii="Calibri" w:hAnsi="Calibri" w:cs="Calibri"/>
-                <w:b/>
-                <w:sz w:val="22"/>
-                <w:szCs w:val="32"/>
-              </w:rPr>
-              <w:t>Actual Result</w:t>
-            </w:r>
-          </w:p>
-        </w:tc>
-        <w:tc>
-          <w:tcPr>
-            <w:tcW w:w="8496" w:type="dxa"/>
-            <w:vAlign w:val="center"/>
-          </w:tcPr>
-          <w:p>
-            <w:pPr>
-              <w:rPr>
-                <w:rFonts w:ascii="Calibri" w:hAnsi="Calibri" w:cs="Calibri"/>
-                <w:sz w:val="24"/>
-                <w:szCs w:val="32"/>
-              </w:rPr>
-            </w:pPr>
-            <w:r>
-              <w:rPr>
-                <w:rFonts w:ascii="Calibri" w:hAnsi="Calibri" w:cs="Calibri"/>
-                <w:sz w:val="22"/>
-                <w:szCs w:val="32"/>
-              </w:rPr>
-              <w:t>To be filled after execution.</w:t>
-            </w:r>
-          </w:p>
-        </w:tc>
-      </w:tr>
-      <w:tr>
-        <w:trPr>
-          <w:jc w:val="center"/>
-        </w:trPr>
-        <w:tc>
-          <w:tcPr>
-            <w:tcW w:w="2376" w:type="dxa"/>
-            <w:vAlign w:val="center"/>
-          </w:tcPr>
-          <w:p>
-            <w:pPr>
-              <w:rPr>
-                <w:rFonts w:ascii="Calibri" w:hAnsi="Calibri" w:cs="Calibri"/>
-                <w:sz w:val="24"/>
-                <w:szCs w:val="32"/>
-              </w:rPr>
-            </w:pPr>
-            <w:r>
-              <w:rPr>
-                <w:rFonts w:ascii="Calibri" w:hAnsi="Calibri" w:cs="Calibri"/>
-                <w:b/>
-                <w:sz w:val="22"/>
-                <w:szCs w:val="32"/>
-              </w:rPr>
-              <w:t>Test Result</w:t>
-            </w:r>
-          </w:p>
-        </w:tc>
-        <w:tc>
-          <w:tcPr>
-            <w:tcW w:w="8496" w:type="dxa"/>
-            <w:vAlign w:val="center"/>
-          </w:tcPr>
-          <w:p>
-            <w:pPr>
-              <w:rPr>
-                <w:rFonts w:ascii="Calibri" w:hAnsi="Calibri" w:cs="Calibri"/>
-                <w:sz w:val="24"/>
-                <w:szCs w:val="32"/>
-              </w:rPr>
-            </w:pPr>
-            <w:r>
-              <w:rPr>
-                <w:rFonts w:ascii="Calibri" w:hAnsi="Calibri" w:cs="Calibri"/>
-                <w:sz w:val="22"/>
-                <w:szCs w:val="32"/>
-              </w:rPr>
-              <w:t>To be marked Pass/Fail after execution.</w:t>
-            </w:r>
-          </w:p>
-        </w:tc>
-      </w:tr>
-    </w:tbl>
-    <w:p>
-      <w:pPr>
-        <w:rPr>
-          <w:rFonts w:ascii="Calibri" w:hAnsi="Calibri" w:cs="Calibri"/>
-          <w:sz w:val="24"/>
-          <w:szCs w:val="32"/>
-        </w:rPr>
-      </w:pPr>
-    </w:p>
-    <w:p>
-      <w:pPr>
-        <w:rPr>
-          <w:rFonts w:ascii="Calibri" w:hAnsi="Calibri" w:cs="Calibri"/>
-          <w:sz w:val="24"/>
-          <w:szCs w:val="32"/>
-        </w:rPr>
-      </w:pPr>
-      <w:r>
-        <w:rPr>
-          <w:rFonts w:ascii="Calibri" w:hAnsi="Calibri" w:cs="Calibri"/>
-          <w:b/>
-          <w:sz w:val="36"/>
-          <w:szCs w:val="32"/>
-        </w:rPr>
-        <w:t>Test Case 5</w:t>
-      </w:r>
-    </w:p>
-    <w:tbl>
-      <w:tblPr>
-        <w:tblStyle w:val="TableGrid"/>
-        <w:tblW w:w="0" w:type="auto"/>
-        <w:jc w:val="center"/>
-        <w:tblLook w:val="04A0" w:firstRow="1" w:lastRow="0" w:firstColumn="1" w:lastColumn="0" w:noHBand="0" w:noVBand="1"/>
-      </w:tblPr>
-      <w:tblGrid>
-        <w:gridCol w:w="2376"/>
-        <w:gridCol w:w="8496"/>
-      </w:tblGrid>
-      <w:tr>
-        <w:trPr>
-          <w:jc w:val="center"/>
-        </w:trPr>
-        <w:tc>
-          <w:tcPr>
-            <w:tcW w:w="2376" w:type="dxa"/>
-            <w:vAlign w:val="center"/>
-          </w:tcPr>
-          <w:p>
-            <w:pPr>
-              <w:rPr>
-                <w:rFonts w:ascii="Calibri" w:hAnsi="Calibri" w:cs="Calibri"/>
-                <w:sz w:val="24"/>
-                <w:szCs w:val="32"/>
-              </w:rPr>
-            </w:pPr>
-            <w:r>
-              <w:rPr>
-                <w:rFonts w:ascii="Calibri" w:hAnsi="Calibri" w:cs="Calibri"/>
-                <w:b/>
-                <w:sz w:val="22"/>
-                <w:szCs w:val="32"/>
-              </w:rPr>
-              <w:t>Test Case ID</w:t>
-            </w:r>
-          </w:p>
-        </w:tc>
-        <w:tc>
-          <w:tcPr>
-            <w:tcW w:w="8496" w:type="dxa"/>
-            <w:vAlign w:val="center"/>
-          </w:tcPr>
-          <w:p>
-            <w:pPr>
-              <w:rPr>
-                <w:rFonts w:ascii="Calibri" w:hAnsi="Calibri" w:cs="Calibri"/>
-                <w:sz w:val="24"/>
-                <w:szCs w:val="32"/>
-              </w:rPr>
-            </w:pPr>
-            <w:r>
-              <w:rPr>
-                <w:rFonts w:ascii="Calibri" w:hAnsi="Calibri" w:cs="Calibri"/>
-                <w:sz w:val="22"/>
-                <w:szCs w:val="32"/>
-              </w:rPr>
-              <w:t>TC_05</w:t>
-            </w:r>
-          </w:p>
-        </w:tc>
-      </w:tr>
-      <w:tr>
-        <w:trPr>
-          <w:jc w:val="center"/>
-        </w:trPr>
-        <w:tc>
-          <w:tcPr>
-            <w:tcW w:w="2376" w:type="dxa"/>
-            <w:vAlign w:val="center"/>
-          </w:tcPr>
-          <w:p>
-            <w:pPr>
-              <w:rPr>
-                <w:rFonts w:ascii="Calibri" w:hAnsi="Calibri" w:cs="Calibri"/>
-                <w:sz w:val="24"/>
-                <w:szCs w:val="32"/>
-              </w:rPr>
-            </w:pPr>
-            <w:r>
-              <w:rPr>
-                <w:rFonts w:ascii="Calibri" w:hAnsi="Calibri" w:cs="Calibri"/>
-                <w:b/>
-                <w:sz w:val="22"/>
-                <w:szCs w:val="32"/>
-              </w:rPr>
-              <w:t>Name of Module</w:t>
-            </w:r>
-          </w:p>
-        </w:tc>
-        <w:tc>
-          <w:tcPr>
-            <w:tcW w:w="8496" w:type="dxa"/>
-            <w:vAlign w:val="center"/>
-          </w:tcPr>
-          <w:p>
-            <w:pPr>
-              <w:rPr>
-                <w:rFonts w:ascii="Calibri" w:hAnsi="Calibri" w:cs="Calibri"/>
-                <w:sz w:val="24"/>
-                <w:szCs w:val="32"/>
-              </w:rPr>
-            </w:pPr>
-            <w:r>
-              <w:rPr>
-                <w:rFonts w:ascii="Calibri" w:hAnsi="Calibri" w:cs="Calibri"/>
-                <w:sz w:val="22"/>
-                <w:szCs w:val="32"/>
-              </w:rPr>
-              <w:t>Online Payment</w:t>
-            </w:r>
-          </w:p>
-        </w:tc>
-      </w:tr>
-      <w:tr>
-        <w:trPr>
-          <w:jc w:val="center"/>
-        </w:trPr>
-        <w:tc>
-          <w:tcPr>
-            <w:tcW w:w="2376" w:type="dxa"/>
-            <w:vAlign w:val="center"/>
-          </w:tcPr>
-          <w:p>
-            <w:pPr>
-              <w:rPr>
-                <w:rFonts w:ascii="Calibri" w:hAnsi="Calibri" w:cs="Calibri"/>
-                <w:sz w:val="24"/>
-                <w:szCs w:val="32"/>
-              </w:rPr>
-            </w:pPr>
-            <w:r>
-              <w:rPr>
-                <w:rFonts w:ascii="Calibri" w:hAnsi="Calibri" w:cs="Calibri"/>
-                <w:b/>
-                <w:sz w:val="22"/>
-                <w:szCs w:val="32"/>
-              </w:rPr>
-              <w:t>Test case description</w:t>
-            </w:r>
-          </w:p>
-        </w:tc>
-        <w:tc>
-          <w:tcPr>
-            <w:tcW w:w="8496" w:type="dxa"/>
-            <w:vAlign w:val="center"/>
-          </w:tcPr>
-          <w:p>
-            <w:pPr>
-              <w:rPr>
-                <w:rFonts w:ascii="Calibri" w:hAnsi="Calibri" w:cs="Calibri"/>
-                <w:sz w:val="24"/>
-                <w:szCs w:val="32"/>
-              </w:rPr>
-            </w:pPr>
-            <w:r>
-              <w:rPr>
-                <w:rFonts w:ascii="Calibri" w:hAnsi="Calibri" w:cs="Calibri"/>
-                <w:sz w:val="22"/>
-                <w:szCs w:val="32"/>
-              </w:rPr>
-              <w:t>Verify that payment is processed for a valid booking and invalid payment information is rejected.</w:t>
-            </w:r>
-          </w:p>
-        </w:tc>
-      </w:tr>
-      <w:tr>
-        <w:trPr>
-          <w:jc w:val="center"/>
-        </w:trPr>
-        <w:tc>
-          <w:tcPr>
-            <w:tcW w:w="2376" w:type="dxa"/>
-            <w:vAlign w:val="center"/>
-          </w:tcPr>
-          <w:p>
-            <w:pPr>
-              <w:rPr>
-                <w:rFonts w:ascii="Calibri" w:hAnsi="Calibri" w:cs="Calibri"/>
-                <w:sz w:val="24"/>
-                <w:szCs w:val="32"/>
-              </w:rPr>
-            </w:pPr>
-            <w:r>
-              <w:rPr>
-                <w:rFonts w:ascii="Calibri" w:hAnsi="Calibri" w:cs="Calibri"/>
-                <w:b/>
-                <w:sz w:val="22"/>
-                <w:szCs w:val="32"/>
-              </w:rPr>
-              <w:t>Pre-conditions</w:t>
-            </w:r>
-          </w:p>
-        </w:tc>
-        <w:tc>
-          <w:tcPr>
-            <w:tcW w:w="8496" w:type="dxa"/>
-            <w:vAlign w:val="center"/>
-          </w:tcPr>
-          <w:p>
-            <w:pPr>
-              <w:rPr>
-                <w:rFonts w:ascii="Calibri" w:hAnsi="Calibri" w:cs="Calibri"/>
-                <w:sz w:val="24"/>
-                <w:szCs w:val="32"/>
-              </w:rPr>
-            </w:pPr>
-            <w:r>
-              <w:rPr>
-                <w:rFonts w:ascii="Calibri" w:hAnsi="Calibri" w:cs="Calibri"/>
-                <w:sz w:val="22"/>
-                <w:szCs w:val="32"/>
-              </w:rPr>
-              <w:t>Passenger has selected a valid train and booking is ready for payment.</w:t>
-            </w:r>
-          </w:p>
-        </w:tc>
-      </w:tr>
-      <w:tr>
-        <w:trPr>
-          <w:jc w:val="center"/>
-        </w:trPr>
-        <w:tc>
-          <w:tcPr>
-            <w:tcW w:w="2376" w:type="dxa"/>
-            <w:vAlign w:val="center"/>
-          </w:tcPr>
-          <w:p>
-            <w:pPr>
-              <w:rPr>
-                <w:rFonts w:ascii="Calibri" w:hAnsi="Calibri" w:cs="Calibri"/>
-                <w:sz w:val="24"/>
-                <w:szCs w:val="32"/>
-              </w:rPr>
-            </w:pPr>
-            <w:r>
-              <w:rPr>
-                <w:rFonts w:ascii="Calibri" w:hAnsi="Calibri" w:cs="Calibri"/>
-                <w:b/>
-                <w:sz w:val="22"/>
-                <w:szCs w:val="32"/>
-              </w:rPr>
-              <w:t>Test Steps</w:t>
-            </w:r>
-          </w:p>
-        </w:tc>
-        <w:tc>
-          <w:tcPr>
-            <w:tcW w:w="8496" w:type="dxa"/>
-            <w:vAlign w:val="center"/>
-          </w:tcPr>
-          <w:p>
-            <w:pPr>
-              <w:rPr>
-                <w:rFonts w:ascii="Calibri" w:hAnsi="Calibri" w:cs="Calibri"/>
-                <w:sz w:val="24"/>
-                <w:szCs w:val="32"/>
-              </w:rPr>
-            </w:pPr>
-            <w:r>
-              <w:rPr>
-                <w:rFonts w:ascii="Calibri" w:hAnsi="Calibri" w:cs="Calibri"/>
-                <w:sz w:val="22"/>
-                <w:szCs w:val="32"/>
-              </w:rPr>
-              <w:t>1. Open the payment page.</w:t>
-            </w:r>
-            <w:r>
-              <w:rPr>
-                <w:rFonts w:ascii="Calibri" w:hAnsi="Calibri" w:cs="Calibri"/>
-                <w:sz w:val="22"/>
-                <w:szCs w:val="32"/>
-              </w:rPr>
-              <w:br/>
-              <w:t>2. Select UPI as payment method.</w:t>
-            </w:r>
-            <w:r>
-              <w:rPr>
-                <w:rFonts w:ascii="Calibri" w:hAnsi="Calibri" w:cs="Calibri"/>
-                <w:sz w:val="22"/>
-                <w:szCs w:val="32"/>
-              </w:rPr>
-              <w:br/>
-              <w:t>3. Enter valid payment details.</w:t>
-            </w:r>
-            <w:r>
-              <w:rPr>
-                <w:rFonts w:ascii="Calibri" w:hAnsi="Calibri" w:cs="Calibri"/>
-                <w:sz w:val="22"/>
-                <w:szCs w:val="32"/>
-              </w:rPr>
-              <w:br/>
-              <w:t>4. Confirm payment.</w:t>
-            </w:r>
-            <w:r>
-              <w:rPr>
-                <w:rFonts w:ascii="Calibri" w:hAnsi="Calibri" w:cs="Calibri"/>
-                <w:sz w:val="22"/>
-                <w:szCs w:val="32"/>
-              </w:rPr>
-              <w:br/>
-              <w:t>5. Repeat using invalid payment details.</w:t>
-            </w:r>
-          </w:p>
-        </w:tc>
-      </w:tr>
-      <w:tr>
-        <w:trPr>
-          <w:jc w:val="center"/>
-        </w:trPr>
-        <w:tc>
-          <w:tcPr>
-            <w:tcW w:w="2376" w:type="dxa"/>
-            <w:vAlign w:val="center"/>
-          </w:tcPr>
-          <w:p>
-            <w:pPr>
-              <w:rPr>
-                <w:rFonts w:ascii="Calibri" w:hAnsi="Calibri" w:cs="Calibri"/>
-                <w:sz w:val="24"/>
-                <w:szCs w:val="32"/>
-              </w:rPr>
-            </w:pPr>
-            <w:r>
-              <w:rPr>
-                <w:rFonts w:ascii="Calibri" w:hAnsi="Calibri" w:cs="Calibri"/>
-                <w:b/>
-                <w:sz w:val="22"/>
-                <w:szCs w:val="32"/>
-              </w:rPr>
-              <w:t>Test data</w:t>
-            </w:r>
-          </w:p>
-        </w:tc>
-        <w:tc>
-          <w:tcPr>
-            <w:tcW w:w="8496" w:type="dxa"/>
-            <w:vAlign w:val="center"/>
-          </w:tcPr>
-          <w:p>
-            <w:pPr>
-              <w:rPr>
-                <w:rFonts w:ascii="Calibri" w:hAnsi="Calibri" w:cs="Calibri"/>
-                <w:sz w:val="24"/>
-                <w:szCs w:val="32"/>
-              </w:rPr>
-            </w:pPr>
-            <w:r>
-              <w:rPr>
-                <w:rFonts w:ascii="Calibri" w:hAnsi="Calibri" w:cs="Calibri"/>
-                <w:sz w:val="22"/>
-                <w:szCs w:val="32"/>
-              </w:rPr>
-              <w:t>Valid: Amount = ₹850, Payment method = UPI, UPI ID = valid</w:t>
-            </w:r>
-            <w:r>
-              <w:rPr>
-                <w:rFonts w:ascii="Calibri" w:hAnsi="Calibri" w:cs="Calibri"/>
-                <w:sz w:val="22"/>
-                <w:szCs w:val="32"/>
-              </w:rPr>
-              <w:br/>
-              <w:t xml:space="preserve">Invalid: UPI ID = </w:t>
-            </w:r>
-            <w:proofErr w:type="spellStart"/>
-            <w:r>
-              <w:rPr>
-                <w:rFonts w:ascii="Calibri" w:hAnsi="Calibri" w:cs="Calibri"/>
-                <w:sz w:val="22"/>
-                <w:szCs w:val="32"/>
-              </w:rPr>
-              <w:t>invalid_format</w:t>
-            </w:r>
-            <w:proofErr w:type="spellEnd"/>
-          </w:p>
-        </w:tc>
-      </w:tr>
-      <w:tr>
-        <w:trPr>
-          <w:jc w:val="center"/>
-        </w:trPr>
-        <w:tc>
-          <w:tcPr>
-            <w:tcW w:w="2376" w:type="dxa"/>
-            <w:vAlign w:val="center"/>
-          </w:tcPr>
-          <w:p>
-            <w:pPr>
-              <w:rPr>
-                <w:rFonts w:ascii="Calibri" w:hAnsi="Calibri" w:cs="Calibri"/>
-                <w:sz w:val="24"/>
-                <w:szCs w:val="32"/>
-              </w:rPr>
-            </w:pPr>
-            <w:r>
-              <w:rPr>
-                <w:rFonts w:ascii="Calibri" w:hAnsi="Calibri" w:cs="Calibri"/>
-                <w:b/>
-                <w:sz w:val="22"/>
-                <w:szCs w:val="32"/>
-              </w:rPr>
-              <w:t>Expected Results</w:t>
-            </w:r>
-          </w:p>
-        </w:tc>
-        <w:tc>
-          <w:tcPr>
-            <w:tcW w:w="8496" w:type="dxa"/>
-            <w:vAlign w:val="center"/>
-          </w:tcPr>
-          <w:p>
-            <w:pPr>
-              <w:rPr>
-                <w:rFonts w:ascii="Calibri" w:hAnsi="Calibri" w:cs="Calibri"/>
-                <w:sz w:val="24"/>
-                <w:szCs w:val="32"/>
-              </w:rPr>
-            </w:pPr>
-            <w:r>
-              <w:rPr>
-                <w:rFonts w:ascii="Calibri" w:hAnsi="Calibri" w:cs="Calibri"/>
-                <w:sz w:val="22"/>
-                <w:szCs w:val="32"/>
-              </w:rPr>
-              <w:t>Valid payment should be processed successfully. Invalid payment details should be rejected and the booking should not be confirmed until payment succeeds.</w:t>
-            </w:r>
-          </w:p>
-        </w:tc>
-      </w:tr>
-      <w:tr>
-        <w:trPr>
-          <w:jc w:val="center"/>
-        </w:trPr>
-        <w:tc>
-          <w:tcPr>
-            <w:tcW w:w="2376" w:type="dxa"/>
-            <w:vAlign w:val="center"/>
-          </w:tcPr>
-          <w:p>
-            <w:pPr>
-              <w:rPr>
-                <w:rFonts w:ascii="Calibri" w:hAnsi="Calibri" w:cs="Calibri"/>
-                <w:sz w:val="24"/>
-                <w:szCs w:val="32"/>
-              </w:rPr>
-            </w:pPr>
-            <w:r>
-              <w:rPr>
-                <w:rFonts w:ascii="Calibri" w:hAnsi="Calibri" w:cs="Calibri"/>
-                <w:b/>
-                <w:sz w:val="22"/>
-                <w:szCs w:val="32"/>
-              </w:rPr>
-              <w:lastRenderedPageBreak/>
-              <w:t>Actual Result</w:t>
-            </w:r>
-          </w:p>
-        </w:tc>
-        <w:tc>
-          <w:tcPr>
-            <w:tcW w:w="8496" w:type="dxa"/>
-            <w:vAlign w:val="center"/>
-          </w:tcPr>
-          <w:p>
-            <w:pPr>
-              <w:rPr>
-                <w:rFonts w:ascii="Calibri" w:hAnsi="Calibri" w:cs="Calibri"/>
-                <w:sz w:val="24"/>
-                <w:szCs w:val="32"/>
-              </w:rPr>
-            </w:pPr>
-            <w:r>
-              <w:rPr>
-                <w:rFonts w:ascii="Calibri" w:hAnsi="Calibri" w:cs="Calibri"/>
-                <w:sz w:val="22"/>
-                <w:szCs w:val="32"/>
-              </w:rPr>
-              <w:t>To be filled after execution.</w:t>
-            </w:r>
-          </w:p>
-        </w:tc>
-      </w:tr>
-      <w:tr>
-        <w:trPr>
-          <w:jc w:val="center"/>
-        </w:trPr>
-        <w:tc>
-          <w:tcPr>
-            <w:tcW w:w="2376" w:type="dxa"/>
-            <w:vAlign w:val="center"/>
-          </w:tcPr>
-          <w:p>
-            <w:pPr>
-              <w:rPr>
-                <w:rFonts w:ascii="Calibri" w:hAnsi="Calibri" w:cs="Calibri"/>
-                <w:sz w:val="24"/>
-                <w:szCs w:val="32"/>
-              </w:rPr>
-            </w:pPr>
-            <w:r>
-              <w:rPr>
-                <w:rFonts w:ascii="Calibri" w:hAnsi="Calibri" w:cs="Calibri"/>
-                <w:b/>
-                <w:sz w:val="22"/>
-                <w:szCs w:val="32"/>
-              </w:rPr>
-              <w:t>Test Result</w:t>
-            </w:r>
-          </w:p>
-        </w:tc>
-        <w:tc>
-          <w:tcPr>
-            <w:tcW w:w="8496" w:type="dxa"/>
-            <w:vAlign w:val="center"/>
-          </w:tcPr>
-          <w:p>
-            <w:pPr>
-              <w:rPr>
-                <w:rFonts w:ascii="Calibri" w:hAnsi="Calibri" w:cs="Calibri"/>
-                <w:sz w:val="24"/>
-                <w:szCs w:val="32"/>
-              </w:rPr>
-            </w:pPr>
-            <w:r>
-              <w:rPr>
-                <w:rFonts w:ascii="Calibri" w:hAnsi="Calibri" w:cs="Calibri"/>
-                <w:sz w:val="22"/>
-                <w:szCs w:val="32"/>
-              </w:rPr>
-              <w:t>To be marked Pass/Fail after execution.</w:t>
-            </w:r>
-          </w:p>
-        </w:tc>
-      </w:tr>
-    </w:tbl>
-    <w:p>
-      <w:pPr>
-        <w:rPr>
-          <w:rFonts w:ascii="Calibri" w:hAnsi="Calibri" w:cs="Calibri"/>
-          <w:sz w:val="24"/>
-          <w:szCs w:val="32"/>
-        </w:rPr>
-      </w:pPr>
-    </w:p>
-    <w:p>
-      <w:pPr>
-        <w:rPr>
-          <w:rFonts w:ascii="Calibri" w:hAnsi="Calibri" w:cs="Calibri"/>
-          <w:sz w:val="24"/>
-          <w:szCs w:val="32"/>
-        </w:rPr>
-      </w:pPr>
-      <w:r>
-        <w:rPr>
-          <w:rFonts w:ascii="Calibri" w:hAnsi="Calibri" w:cs="Calibri"/>
-          <w:b/>
-          <w:sz w:val="36"/>
-          <w:szCs w:val="32"/>
-        </w:rPr>
-        <w:t>Test Case 6</w:t>
-      </w:r>
-    </w:p>
-    <w:tbl>
-      <w:tblPr>
-        <w:tblStyle w:val="TableGrid"/>
-        <w:tblW w:w="0" w:type="auto"/>
-        <w:jc w:val="center"/>
-        <w:tblLook w:val="04A0" w:firstRow="1" w:lastRow="0" w:firstColumn="1" w:lastColumn="0" w:noHBand="0" w:noVBand="1"/>
-      </w:tblPr>
-      <w:tblGrid>
-        <w:gridCol w:w="2376"/>
-        <w:gridCol w:w="8496"/>
-      </w:tblGrid>
-      <w:tr>
-        <w:trPr>
-          <w:jc w:val="center"/>
-        </w:trPr>
-        <w:tc>
-          <w:tcPr>
-            <w:tcW w:w="2376" w:type="dxa"/>
-            <w:vAlign w:val="center"/>
-          </w:tcPr>
-          <w:p>
-            <w:pPr>
-              <w:rPr>
-                <w:rFonts w:ascii="Calibri" w:hAnsi="Calibri" w:cs="Calibri"/>
-                <w:sz w:val="24"/>
-                <w:szCs w:val="32"/>
-              </w:rPr>
-            </w:pPr>
-            <w:r>
-              <w:rPr>
-                <w:rFonts w:ascii="Calibri" w:hAnsi="Calibri" w:cs="Calibri"/>
-                <w:b/>
-                <w:sz w:val="22"/>
-                <w:szCs w:val="32"/>
-              </w:rPr>
-              <w:t>Test Case ID</w:t>
-            </w:r>
-          </w:p>
-        </w:tc>
-        <w:tc>
-          <w:tcPr>
-            <w:tcW w:w="8496" w:type="dxa"/>
-            <w:vAlign w:val="center"/>
-          </w:tcPr>
-          <w:p>
-            <w:pPr>
-              <w:rPr>
-                <w:rFonts w:ascii="Calibri" w:hAnsi="Calibri" w:cs="Calibri"/>
-                <w:sz w:val="24"/>
-                <w:szCs w:val="32"/>
-              </w:rPr>
-            </w:pPr>
-            <w:r>
-              <w:rPr>
-                <w:rFonts w:ascii="Calibri" w:hAnsi="Calibri" w:cs="Calibri"/>
-                <w:sz w:val="22"/>
-                <w:szCs w:val="32"/>
-              </w:rPr>
-              <w:t>TC_06</w:t>
-            </w:r>
-          </w:p>
-        </w:tc>
-      </w:tr>
-      <w:tr>
-        <w:trPr>
-          <w:jc w:val="center"/>
-        </w:trPr>
-        <w:tc>
-          <w:tcPr>
-            <w:tcW w:w="2376" w:type="dxa"/>
-            <w:vAlign w:val="center"/>
-          </w:tcPr>
-          <w:p>
-            <w:pPr>
-              <w:rPr>
-                <w:rFonts w:ascii="Calibri" w:hAnsi="Calibri" w:cs="Calibri"/>
-                <w:sz w:val="24"/>
-                <w:szCs w:val="32"/>
-              </w:rPr>
-            </w:pPr>
-            <w:r>
-              <w:rPr>
-                <w:rFonts w:ascii="Calibri" w:hAnsi="Calibri" w:cs="Calibri"/>
-                <w:b/>
-                <w:sz w:val="22"/>
-                <w:szCs w:val="32"/>
-              </w:rPr>
-              <w:t>Name of Module</w:t>
-            </w:r>
-          </w:p>
-        </w:tc>
-        <w:tc>
-          <w:tcPr>
-            <w:tcW w:w="8496" w:type="dxa"/>
-            <w:vAlign w:val="center"/>
-          </w:tcPr>
-          <w:p>
-            <w:pPr>
-              <w:rPr>
-                <w:rFonts w:ascii="Calibri" w:hAnsi="Calibri" w:cs="Calibri"/>
-                <w:sz w:val="24"/>
-                <w:szCs w:val="32"/>
-              </w:rPr>
-            </w:pPr>
-            <w:r>
-              <w:rPr>
-                <w:rFonts w:ascii="Calibri" w:hAnsi="Calibri" w:cs="Calibri"/>
-                <w:sz w:val="22"/>
-                <w:szCs w:val="32"/>
-              </w:rPr>
-              <w:t>Booking Confirmation &amp; PNR</w:t>
-            </w:r>
-          </w:p>
-        </w:tc>
-      </w:tr>
-      <w:tr>
-        <w:trPr>
-          <w:jc w:val="center"/>
-        </w:trPr>
-        <w:tc>
-          <w:tcPr>
-            <w:tcW w:w="2376" w:type="dxa"/>
-            <w:vAlign w:val="center"/>
-          </w:tcPr>
-          <w:p>
-            <w:pPr>
-              <w:rPr>
-                <w:rFonts w:ascii="Calibri" w:hAnsi="Calibri" w:cs="Calibri"/>
-                <w:sz w:val="24"/>
-                <w:szCs w:val="32"/>
-              </w:rPr>
-            </w:pPr>
-            <w:r>
-              <w:rPr>
-                <w:rFonts w:ascii="Calibri" w:hAnsi="Calibri" w:cs="Calibri"/>
-                <w:b/>
-                <w:sz w:val="22"/>
-                <w:szCs w:val="32"/>
-              </w:rPr>
-              <w:t>Test case description</w:t>
-            </w:r>
-          </w:p>
-        </w:tc>
-        <w:tc>
-          <w:tcPr>
-            <w:tcW w:w="8496" w:type="dxa"/>
-            <w:vAlign w:val="center"/>
-          </w:tcPr>
-          <w:p>
-            <w:pPr>
-              <w:rPr>
-                <w:rFonts w:ascii="Calibri" w:hAnsi="Calibri" w:cs="Calibri"/>
-                <w:sz w:val="24"/>
-                <w:szCs w:val="32"/>
-              </w:rPr>
-            </w:pPr>
-            <w:r>
-              <w:rPr>
-                <w:rFonts w:ascii="Calibri" w:hAnsi="Calibri" w:cs="Calibri"/>
-                <w:sz w:val="22"/>
-                <w:szCs w:val="32"/>
-              </w:rPr>
-              <w:t>Verify that a successful booking generates and displays a valid PNR and booking confirmation.</w:t>
-            </w:r>
-          </w:p>
-        </w:tc>
-      </w:tr>
-      <w:tr>
-        <w:trPr>
-          <w:jc w:val="center"/>
-        </w:trPr>
-        <w:tc>
-          <w:tcPr>
-            <w:tcW w:w="2376" w:type="dxa"/>
-            <w:vAlign w:val="center"/>
-          </w:tcPr>
-          <w:p>
-            <w:pPr>
-              <w:rPr>
-                <w:rFonts w:ascii="Calibri" w:hAnsi="Calibri" w:cs="Calibri"/>
-                <w:sz w:val="24"/>
-                <w:szCs w:val="32"/>
-              </w:rPr>
-            </w:pPr>
-            <w:r>
-              <w:rPr>
-                <w:rFonts w:ascii="Calibri" w:hAnsi="Calibri" w:cs="Calibri"/>
-                <w:b/>
-                <w:sz w:val="22"/>
-                <w:szCs w:val="32"/>
-              </w:rPr>
-              <w:t>Pre-conditions</w:t>
-            </w:r>
-          </w:p>
-        </w:tc>
-        <w:tc>
-          <w:tcPr>
-            <w:tcW w:w="8496" w:type="dxa"/>
-            <w:vAlign w:val="center"/>
-          </w:tcPr>
-          <w:p>
-            <w:pPr>
-              <w:rPr>
-                <w:rFonts w:ascii="Calibri" w:hAnsi="Calibri" w:cs="Calibri"/>
-                <w:sz w:val="24"/>
-                <w:szCs w:val="32"/>
-              </w:rPr>
-            </w:pPr>
-            <w:r>
-              <w:rPr>
-                <w:rFonts w:ascii="Calibri" w:hAnsi="Calibri" w:cs="Calibri"/>
-                <w:sz w:val="22"/>
-                <w:szCs w:val="32"/>
-              </w:rPr>
-              <w:t>Passenger has completed a successful ticket booking and payment.</w:t>
-            </w:r>
-          </w:p>
-        </w:tc>
-      </w:tr>
-      <w:tr>
-        <w:trPr>
-          <w:jc w:val="center"/>
-        </w:trPr>
-        <w:tc>
-          <w:tcPr>
-            <w:tcW w:w="2376" w:type="dxa"/>
-            <w:vAlign w:val="center"/>
-          </w:tcPr>
-          <w:p>
-            <w:pPr>
-              <w:rPr>
-                <w:rFonts w:ascii="Calibri" w:hAnsi="Calibri" w:cs="Calibri"/>
-                <w:sz w:val="24"/>
-                <w:szCs w:val="32"/>
-              </w:rPr>
-            </w:pPr>
-            <w:r>
-              <w:rPr>
-                <w:rFonts w:ascii="Calibri" w:hAnsi="Calibri" w:cs="Calibri"/>
-                <w:b/>
-                <w:sz w:val="22"/>
-                <w:szCs w:val="32"/>
-              </w:rPr>
-              <w:t>Test Steps</w:t>
-            </w:r>
-          </w:p>
-        </w:tc>
-        <w:tc>
-          <w:tcPr>
-            <w:tcW w:w="8496" w:type="dxa"/>
-            <w:vAlign w:val="center"/>
-          </w:tcPr>
-          <w:p>
-            <w:pPr>
-              <w:rPr>
-                <w:rFonts w:ascii="Calibri" w:hAnsi="Calibri" w:cs="Calibri"/>
-                <w:sz w:val="24"/>
-                <w:szCs w:val="32"/>
-              </w:rPr>
-            </w:pPr>
-            <w:r>
-              <w:rPr>
-                <w:rFonts w:ascii="Calibri" w:hAnsi="Calibri" w:cs="Calibri"/>
-                <w:sz w:val="22"/>
-                <w:szCs w:val="32"/>
-              </w:rPr>
-              <w:t>1. Complete a successful booking.</w:t>
-            </w:r>
-            <w:r>
-              <w:rPr>
-                <w:rFonts w:ascii="Calibri" w:hAnsi="Calibri" w:cs="Calibri"/>
-                <w:sz w:val="22"/>
-                <w:szCs w:val="32"/>
-              </w:rPr>
-              <w:br/>
-              <w:t>2. Open booking confirmation.</w:t>
-            </w:r>
-            <w:r>
-              <w:rPr>
-                <w:rFonts w:ascii="Calibri" w:hAnsi="Calibri" w:cs="Calibri"/>
-                <w:sz w:val="22"/>
-                <w:szCs w:val="32"/>
-              </w:rPr>
-              <w:br/>
-              <w:t>3. View the PNR.</w:t>
-            </w:r>
-            <w:r>
-              <w:rPr>
-                <w:rFonts w:ascii="Calibri" w:hAnsi="Calibri" w:cs="Calibri"/>
-                <w:sz w:val="22"/>
-                <w:szCs w:val="32"/>
-              </w:rPr>
-              <w:br/>
-              <w:t>4. Check the displayed booking details.</w:t>
-            </w:r>
-          </w:p>
-        </w:tc>
-      </w:tr>
-      <w:tr>
-        <w:trPr>
-          <w:jc w:val="center"/>
-        </w:trPr>
-        <w:tc>
-          <w:tcPr>
-            <w:tcW w:w="2376" w:type="dxa"/>
-            <w:vAlign w:val="center"/>
-          </w:tcPr>
-          <w:p>
-            <w:pPr>
-              <w:rPr>
-                <w:rFonts w:ascii="Calibri" w:hAnsi="Calibri" w:cs="Calibri"/>
-                <w:sz w:val="24"/>
-                <w:szCs w:val="32"/>
-              </w:rPr>
-            </w:pPr>
-            <w:r>
-              <w:rPr>
-                <w:rFonts w:ascii="Calibri" w:hAnsi="Calibri" w:cs="Calibri"/>
-                <w:b/>
-                <w:sz w:val="22"/>
-                <w:szCs w:val="32"/>
-              </w:rPr>
-              <w:t>Test data</w:t>
-            </w:r>
-          </w:p>
-        </w:tc>
-        <w:tc>
-          <w:tcPr>
-            <w:tcW w:w="8496" w:type="dxa"/>
-            <w:vAlign w:val="center"/>
-          </w:tcPr>
-          <w:p>
-            <w:pPr>
-              <w:rPr>
-                <w:rFonts w:ascii="Calibri" w:hAnsi="Calibri" w:cs="Calibri"/>
-                <w:sz w:val="24"/>
-                <w:szCs w:val="32"/>
-              </w:rPr>
-            </w:pPr>
-            <w:r>
-              <w:rPr>
-                <w:rFonts w:ascii="Calibri" w:hAnsi="Calibri" w:cs="Calibri"/>
-                <w:sz w:val="22"/>
-                <w:szCs w:val="32"/>
-              </w:rPr>
-              <w:t>Valid: Successfully paid booking with generated PNR</w:t>
-            </w:r>
-            <w:r>
-              <w:rPr>
-                <w:rFonts w:ascii="Calibri" w:hAnsi="Calibri" w:cs="Calibri"/>
-                <w:sz w:val="22"/>
-                <w:szCs w:val="32"/>
-              </w:rPr>
-              <w:br/>
-              <w:t>Invalid: Enter a non-existing PNR when searching/viewing booking details</w:t>
-            </w:r>
-          </w:p>
-        </w:tc>
-      </w:tr>
-      <w:tr>
-        <w:trPr>
-          <w:jc w:val="center"/>
-        </w:trPr>
-        <w:tc>
-          <w:tcPr>
-            <w:tcW w:w="2376" w:type="dxa"/>
-            <w:vAlign w:val="center"/>
-          </w:tcPr>
-          <w:p>
-            <w:pPr>
-              <w:rPr>
-                <w:rFonts w:ascii="Calibri" w:hAnsi="Calibri" w:cs="Calibri"/>
-                <w:sz w:val="24"/>
-                <w:szCs w:val="32"/>
-              </w:rPr>
-            </w:pPr>
-            <w:r>
-              <w:rPr>
-                <w:rFonts w:ascii="Calibri" w:hAnsi="Calibri" w:cs="Calibri"/>
-                <w:b/>
-                <w:sz w:val="22"/>
-                <w:szCs w:val="32"/>
-              </w:rPr>
-              <w:t>Expected Results</w:t>
-            </w:r>
-          </w:p>
-        </w:tc>
-        <w:tc>
-          <w:tcPr>
-            <w:tcW w:w="8496" w:type="dxa"/>
-            <w:vAlign w:val="center"/>
-          </w:tcPr>
-          <w:p>
-            <w:pPr>
-              <w:rPr>
-                <w:rFonts w:ascii="Calibri" w:hAnsi="Calibri" w:cs="Calibri"/>
-                <w:sz w:val="24"/>
-                <w:szCs w:val="32"/>
-              </w:rPr>
-            </w:pPr>
-            <w:r>
-              <w:rPr>
-                <w:rFonts w:ascii="Calibri" w:hAnsi="Calibri" w:cs="Calibri"/>
-                <w:sz w:val="22"/>
-                <w:szCs w:val="32"/>
-              </w:rPr>
-              <w:t>A successful booking should display confirmation and a generated PNR with correct booking details. A non-existing PNR should return an appropriate message.</w:t>
-            </w:r>
-          </w:p>
-        </w:tc>
-      </w:tr>
-      <w:tr>
-        <w:trPr>
-          <w:jc w:val="center"/>
-        </w:trPr>
-        <w:tc>
-          <w:tcPr>
-            <w:tcW w:w="2376" w:type="dxa"/>
-            <w:vAlign w:val="center"/>
-          </w:tcPr>
-          <w:p>
-            <w:pPr>
-              <w:rPr>
-                <w:rFonts w:ascii="Calibri" w:hAnsi="Calibri" w:cs="Calibri"/>
-                <w:sz w:val="24"/>
-                <w:szCs w:val="32"/>
-              </w:rPr>
-            </w:pPr>
-            <w:r>
-              <w:rPr>
-                <w:rFonts w:ascii="Calibri" w:hAnsi="Calibri" w:cs="Calibri"/>
-                <w:b/>
-                <w:sz w:val="22"/>
-                <w:szCs w:val="32"/>
-              </w:rPr>
-              <w:t>Actual Result</w:t>
-            </w:r>
-          </w:p>
-        </w:tc>
-        <w:tc>
-          <w:tcPr>
-            <w:tcW w:w="8496" w:type="dxa"/>
-            <w:vAlign w:val="center"/>
-          </w:tcPr>
-          <w:p>
-            <w:pPr>
-              <w:rPr>
-                <w:rFonts w:ascii="Calibri" w:hAnsi="Calibri" w:cs="Calibri"/>
-                <w:sz w:val="24"/>
-                <w:szCs w:val="32"/>
-              </w:rPr>
-            </w:pPr>
-            <w:r>
-              <w:rPr>
-                <w:rFonts w:ascii="Calibri" w:hAnsi="Calibri" w:cs="Calibri"/>
-                <w:sz w:val="22"/>
-                <w:szCs w:val="32"/>
-              </w:rPr>
-              <w:t>To be filled after execution.</w:t>
-            </w:r>
-          </w:p>
-        </w:tc>
-      </w:tr>
-      <w:tr>
-        <w:trPr>
-          <w:jc w:val="center"/>
-        </w:trPr>
-        <w:tc>
-          <w:tcPr>
-            <w:tcW w:w="2376" w:type="dxa"/>
-            <w:vAlign w:val="center"/>
-          </w:tcPr>
-          <w:p>
-            <w:pPr>
-              <w:rPr>
-                <w:rFonts w:ascii="Calibri" w:hAnsi="Calibri" w:cs="Calibri"/>
-                <w:sz w:val="24"/>
-                <w:szCs w:val="32"/>
-              </w:rPr>
-            </w:pPr>
-            <w:r>
-              <w:rPr>
-                <w:rFonts w:ascii="Calibri" w:hAnsi="Calibri" w:cs="Calibri"/>
-                <w:b/>
-                <w:sz w:val="22"/>
-                <w:szCs w:val="32"/>
-              </w:rPr>
-              <w:t>Test Result</w:t>
-            </w:r>
-          </w:p>
-        </w:tc>
-        <w:tc>
-          <w:tcPr>
-            <w:tcW w:w="8496" w:type="dxa"/>
-            <w:vAlign w:val="center"/>
-          </w:tcPr>
-          <w:p>
-            <w:pPr>
-              <w:rPr>
-                <w:rFonts w:ascii="Calibri" w:hAnsi="Calibri" w:cs="Calibri"/>
-                <w:sz w:val="24"/>
-                <w:szCs w:val="32"/>
-              </w:rPr>
-            </w:pPr>
-            <w:r>
-              <w:rPr>
-                <w:rFonts w:ascii="Calibri" w:hAnsi="Calibri" w:cs="Calibri"/>
-                <w:sz w:val="22"/>
-                <w:szCs w:val="32"/>
-              </w:rPr>
-              <w:t>To be marked Pass/Fail after execution.</w:t>
-            </w:r>
-          </w:p>
-        </w:tc>
-      </w:tr>
-    </w:tbl>
-    <w:p>
-      <w:pPr>
-        <w:rPr>
-          <w:rFonts w:ascii="Calibri" w:hAnsi="Calibri" w:cs="Calibri"/>
-          <w:sz w:val="24"/>
-          <w:szCs w:val="32"/>
-        </w:rPr>
-      </w:pPr>
-      <w:r>
-        <w:rPr>
-          <w:rFonts w:ascii="Calibri" w:hAnsi="Calibri" w:cs="Calibri"/>
-          <w:b/>
-          <w:sz w:val="36"/>
-          <w:szCs w:val="32"/>
-        </w:rPr>
-        <w:t>Test Case 7</w:t>
-      </w:r>
-    </w:p>
-    <w:tbl>
-      <w:tblPr>
-        <w:tblStyle w:val="TableGrid"/>
-        <w:tblW w:w="0" w:type="auto"/>
-        <w:jc w:val="center"/>
-        <w:tblLook w:val="04A0" w:firstRow="1" w:lastRow="0" w:firstColumn="1" w:lastColumn="0" w:noHBand="0" w:noVBand="1"/>
-      </w:tblPr>
-      <w:tblGrid>
-        <w:gridCol w:w="2376"/>
-        <w:gridCol w:w="8496"/>
-      </w:tblGrid>
-      <w:tr>
-        <w:trPr>
-          <w:jc w:val="center"/>
-        </w:trPr>
-        <w:tc>
-          <w:tcPr>
-            <w:tcW w:w="2376" w:type="dxa"/>
-            <w:vAlign w:val="center"/>
-          </w:tcPr>
-          <w:p>
-            <w:pPr>
-              <w:rPr>
-                <w:rFonts w:ascii="Calibri" w:hAnsi="Calibri" w:cs="Calibri"/>
-                <w:sz w:val="24"/>
-                <w:szCs w:val="32"/>
-              </w:rPr>
-            </w:pPr>
-            <w:r>
-              <w:rPr>
-                <w:rFonts w:ascii="Calibri" w:hAnsi="Calibri" w:cs="Calibri"/>
-                <w:b/>
-                <w:sz w:val="22"/>
-                <w:szCs w:val="32"/>
-              </w:rPr>
-              <w:t>Test Case ID</w:t>
-            </w:r>
-          </w:p>
-        </w:tc>
-        <w:tc>
-          <w:tcPr>
-            <w:tcW w:w="8496" w:type="dxa"/>
-            <w:vAlign w:val="center"/>
-          </w:tcPr>
-          <w:p>
-            <w:pPr>
-              <w:rPr>
-                <w:rFonts w:ascii="Calibri" w:hAnsi="Calibri" w:cs="Calibri"/>
-                <w:sz w:val="24"/>
-                <w:szCs w:val="32"/>
-              </w:rPr>
-            </w:pPr>
-            <w:r>
-              <w:rPr>
-                <w:rFonts w:ascii="Calibri" w:hAnsi="Calibri" w:cs="Calibri"/>
-                <w:sz w:val="22"/>
-                <w:szCs w:val="32"/>
-              </w:rPr>
-              <w:t>TC_07</w:t>
-            </w:r>
-          </w:p>
-        </w:tc>
-      </w:tr>
-      <w:tr>
-        <w:trPr>
-          <w:jc w:val="center"/>
-        </w:trPr>
-        <w:tc>
-          <w:tcPr>
-            <w:tcW w:w="2376" w:type="dxa"/>
-            <w:vAlign w:val="center"/>
-          </w:tcPr>
-          <w:p>
-            <w:pPr>
-              <w:rPr>
-                <w:rFonts w:ascii="Calibri" w:hAnsi="Calibri" w:cs="Calibri"/>
-                <w:sz w:val="24"/>
-                <w:szCs w:val="32"/>
-              </w:rPr>
-            </w:pPr>
-            <w:r>
-              <w:rPr>
-                <w:rFonts w:ascii="Calibri" w:hAnsi="Calibri" w:cs="Calibri"/>
-                <w:b/>
-                <w:sz w:val="22"/>
-                <w:szCs w:val="32"/>
-              </w:rPr>
-              <w:t>Name of Module</w:t>
-            </w:r>
-          </w:p>
-        </w:tc>
-        <w:tc>
-          <w:tcPr>
-            <w:tcW w:w="8496" w:type="dxa"/>
-            <w:vAlign w:val="center"/>
-          </w:tcPr>
-          <w:p>
-            <w:pPr>
-              <w:rPr>
-                <w:rFonts w:ascii="Calibri" w:hAnsi="Calibri" w:cs="Calibri"/>
-                <w:sz w:val="24"/>
-                <w:szCs w:val="32"/>
-              </w:rPr>
-            </w:pPr>
-            <w:r>
-              <w:rPr>
-                <w:rFonts w:ascii="Calibri" w:hAnsi="Calibri" w:cs="Calibri"/>
-                <w:sz w:val="22"/>
-                <w:szCs w:val="32"/>
-              </w:rPr>
-              <w:t>Ticket Cancellation &amp; Refund</w:t>
-            </w:r>
-          </w:p>
-        </w:tc>
-      </w:tr>
-      <w:tr>
-        <w:trPr>
-          <w:jc w:val="center"/>
-        </w:trPr>
-        <w:tc>
-          <w:tcPr>
-            <w:tcW w:w="2376" w:type="dxa"/>
-            <w:vAlign w:val="center"/>
-          </w:tcPr>
-          <w:p>
-            <w:pPr>
-              <w:rPr>
-                <w:rFonts w:ascii="Calibri" w:hAnsi="Calibri" w:cs="Calibri"/>
-                <w:sz w:val="24"/>
-                <w:szCs w:val="32"/>
-              </w:rPr>
-            </w:pPr>
-            <w:r>
-              <w:rPr>
-                <w:rFonts w:ascii="Calibri" w:hAnsi="Calibri" w:cs="Calibri"/>
-                <w:b/>
-                <w:sz w:val="22"/>
-                <w:szCs w:val="32"/>
-              </w:rPr>
-              <w:t>Test case description</w:t>
-            </w:r>
-          </w:p>
-        </w:tc>
-        <w:tc>
-          <w:tcPr>
-            <w:tcW w:w="8496" w:type="dxa"/>
-            <w:vAlign w:val="center"/>
-          </w:tcPr>
-          <w:p>
-            <w:pPr>
-              <w:rPr>
-                <w:rFonts w:ascii="Calibri" w:hAnsi="Calibri" w:cs="Calibri"/>
-                <w:sz w:val="24"/>
-                <w:szCs w:val="32"/>
-              </w:rPr>
-            </w:pPr>
-            <w:r>
-              <w:rPr>
-                <w:rFonts w:ascii="Calibri" w:hAnsi="Calibri" w:cs="Calibri"/>
-                <w:sz w:val="22"/>
-                <w:szCs w:val="32"/>
-              </w:rPr>
-              <w:t>Verify that an eligible confirmed ticket can be cancelled and the applicable refund is processed.</w:t>
-            </w:r>
-          </w:p>
-        </w:tc>
-      </w:tr>
-      <w:tr>
-        <w:trPr>
-          <w:jc w:val="center"/>
-        </w:trPr>
-        <w:tc>
-          <w:tcPr>
-            <w:tcW w:w="2376" w:type="dxa"/>
-            <w:vAlign w:val="center"/>
-          </w:tcPr>
-          <w:p>
-            <w:pPr>
-              <w:rPr>
-                <w:rFonts w:ascii="Calibri" w:hAnsi="Calibri" w:cs="Calibri"/>
-                <w:sz w:val="24"/>
-                <w:szCs w:val="32"/>
-              </w:rPr>
-            </w:pPr>
-            <w:r>
-              <w:rPr>
-                <w:rFonts w:ascii="Calibri" w:hAnsi="Calibri" w:cs="Calibri"/>
-                <w:b/>
-                <w:sz w:val="22"/>
-                <w:szCs w:val="32"/>
-              </w:rPr>
-              <w:t>Pre-conditions</w:t>
-            </w:r>
-          </w:p>
-        </w:tc>
-        <w:tc>
-          <w:tcPr>
-            <w:tcW w:w="8496" w:type="dxa"/>
-            <w:vAlign w:val="center"/>
-          </w:tcPr>
-          <w:p>
-            <w:pPr>
-              <w:rPr>
-                <w:rFonts w:ascii="Calibri" w:hAnsi="Calibri" w:cs="Calibri"/>
-                <w:sz w:val="24"/>
-                <w:szCs w:val="32"/>
-              </w:rPr>
-            </w:pPr>
-            <w:r>
-              <w:rPr>
-                <w:rFonts w:ascii="Calibri" w:hAnsi="Calibri" w:cs="Calibri"/>
-                <w:sz w:val="22"/>
-                <w:szCs w:val="32"/>
-              </w:rPr>
-              <w:t>Passenger is logged in and has a confirmed ticket eligible for cancellation.</w:t>
-            </w:r>
-          </w:p>
-        </w:tc>
-      </w:tr>
-      <w:tr>
-        <w:trPr>
-          <w:jc w:val="center"/>
-        </w:trPr>
-        <w:tc>
-          <w:tcPr>
-            <w:tcW w:w="2376" w:type="dxa"/>
-            <w:vAlign w:val="center"/>
-          </w:tcPr>
-          <w:p>
-            <w:pPr>
-              <w:rPr>
-                <w:rFonts w:ascii="Calibri" w:hAnsi="Calibri" w:cs="Calibri"/>
-                <w:sz w:val="24"/>
-                <w:szCs w:val="32"/>
-              </w:rPr>
-            </w:pPr>
-            <w:r>
-              <w:rPr>
-                <w:rFonts w:ascii="Calibri" w:hAnsi="Calibri" w:cs="Calibri"/>
-                <w:b/>
-                <w:sz w:val="22"/>
-                <w:szCs w:val="32"/>
-              </w:rPr>
-              <w:t>Test Steps</w:t>
-            </w:r>
-          </w:p>
-        </w:tc>
-        <w:tc>
-          <w:tcPr>
-            <w:tcW w:w="8496" w:type="dxa"/>
-            <w:vAlign w:val="center"/>
-          </w:tcPr>
-          <w:p>
-            <w:pPr>
-              <w:rPr>
-                <w:rFonts w:ascii="Calibri" w:hAnsi="Calibri" w:cs="Calibri"/>
-                <w:sz w:val="24"/>
-                <w:szCs w:val="32"/>
-              </w:rPr>
-            </w:pPr>
-            <w:r>
-              <w:rPr>
-                <w:rFonts w:ascii="Calibri" w:hAnsi="Calibri" w:cs="Calibri"/>
-                <w:sz w:val="22"/>
-                <w:szCs w:val="32"/>
-              </w:rPr>
-              <w:t>1. Open booked tickets.</w:t>
-            </w:r>
-            <w:r>
-              <w:rPr>
-                <w:rFonts w:ascii="Calibri" w:hAnsi="Calibri" w:cs="Calibri"/>
-                <w:sz w:val="22"/>
-                <w:szCs w:val="32"/>
-              </w:rPr>
-              <w:br/>
-              <w:t>2. Select a confirmed ticket.</w:t>
-            </w:r>
-            <w:r>
-              <w:rPr>
-                <w:rFonts w:ascii="Calibri" w:hAnsi="Calibri" w:cs="Calibri"/>
-                <w:sz w:val="22"/>
-                <w:szCs w:val="32"/>
-              </w:rPr>
-              <w:br/>
-              <w:t>3. Choose Cancel Ticket.</w:t>
-            </w:r>
-            <w:r>
-              <w:rPr>
-                <w:rFonts w:ascii="Calibri" w:hAnsi="Calibri" w:cs="Calibri"/>
-                <w:sz w:val="22"/>
-                <w:szCs w:val="32"/>
-              </w:rPr>
-              <w:br/>
-              <w:t>4. Confirm cancellation.</w:t>
-            </w:r>
-            <w:r>
-              <w:rPr>
-                <w:rFonts w:ascii="Calibri" w:hAnsi="Calibri" w:cs="Calibri"/>
-                <w:sz w:val="22"/>
-                <w:szCs w:val="32"/>
-              </w:rPr>
-              <w:br/>
-              <w:t>5. Check the refund status.</w:t>
-            </w:r>
-          </w:p>
-        </w:tc>
-      </w:tr>
-      <w:tr>
-        <w:trPr>
-          <w:jc w:val="center"/>
-        </w:trPr>
-        <w:tc>
-          <w:tcPr>
-            <w:tcW w:w="2376" w:type="dxa"/>
-            <w:vAlign w:val="center"/>
-          </w:tcPr>
-          <w:p>
-            <w:pPr>
-              <w:rPr>
-                <w:rFonts w:ascii="Calibri" w:hAnsi="Calibri" w:cs="Calibri"/>
-                <w:sz w:val="24"/>
-                <w:szCs w:val="32"/>
-              </w:rPr>
-            </w:pPr>
-            <w:r>
-              <w:rPr>
-                <w:rFonts w:ascii="Calibri" w:hAnsi="Calibri" w:cs="Calibri"/>
-                <w:b/>
-                <w:sz w:val="22"/>
-                <w:szCs w:val="32"/>
-              </w:rPr>
-              <w:t>Test data</w:t>
-            </w:r>
-          </w:p>
-        </w:tc>
-        <w:tc>
-          <w:tcPr>
-            <w:tcW w:w="8496" w:type="dxa"/>
-            <w:vAlign w:val="center"/>
-          </w:tcPr>
-          <w:p>
-            <w:pPr>
-              <w:rPr>
-                <w:rFonts w:ascii="Calibri" w:hAnsi="Calibri" w:cs="Calibri"/>
-                <w:sz w:val="24"/>
-                <w:szCs w:val="32"/>
-              </w:rPr>
-            </w:pPr>
-            <w:r>
-              <w:rPr>
-                <w:rFonts w:ascii="Calibri" w:hAnsi="Calibri" w:cs="Calibri"/>
-                <w:sz w:val="22"/>
-                <w:szCs w:val="32"/>
-              </w:rPr>
-              <w:t>Valid: PNR = confirmed booking, Ticket amount = ₹850</w:t>
-            </w:r>
-            <w:r>
-              <w:rPr>
-                <w:rFonts w:ascii="Calibri" w:hAnsi="Calibri" w:cs="Calibri"/>
-                <w:sz w:val="22"/>
-                <w:szCs w:val="32"/>
-              </w:rPr>
-              <w:br/>
-              <w:t>Invalid: PNR = non-existing/cancelled booking</w:t>
-            </w:r>
-          </w:p>
-        </w:tc>
-      </w:tr>
-      <w:tr>
-        <w:trPr>
-          <w:jc w:val="center"/>
-        </w:trPr>
-        <w:tc>
-          <w:tcPr>
-            <w:tcW w:w="2376" w:type="dxa"/>
-            <w:vAlign w:val="center"/>
-          </w:tcPr>
-          <w:p>
-            <w:pPr>
-              <w:rPr>
-                <w:rFonts w:ascii="Calibri" w:hAnsi="Calibri" w:cs="Calibri"/>
-                <w:sz w:val="24"/>
-                <w:szCs w:val="32"/>
-              </w:rPr>
-            </w:pPr>
-            <w:r>
-              <w:rPr>
-                <w:rFonts w:ascii="Calibri" w:hAnsi="Calibri" w:cs="Calibri"/>
-                <w:b/>
-                <w:sz w:val="22"/>
-                <w:szCs w:val="32"/>
-              </w:rPr>
-              <w:t>Expected Results</w:t>
-            </w:r>
-          </w:p>
-        </w:tc>
-        <w:tc>
-          <w:tcPr>
-            <w:tcW w:w="8496" w:type="dxa"/>
-            <w:vAlign w:val="center"/>
-          </w:tcPr>
-          <w:p>
-            <w:pPr>
-              <w:rPr>
-                <w:rFonts w:ascii="Calibri" w:hAnsi="Calibri" w:cs="Calibri"/>
-                <w:sz w:val="24"/>
-                <w:szCs w:val="32"/>
-              </w:rPr>
-            </w:pPr>
-            <w:r>
-              <w:rPr>
-                <w:rFonts w:ascii="Calibri" w:hAnsi="Calibri" w:cs="Calibri"/>
-                <w:sz w:val="22"/>
-                <w:szCs w:val="32"/>
-              </w:rPr>
-              <w:t>A valid eligible ticket should be cancelled and the applicable refund status should be displayed. An invalid or already cancelled booking should not be cancelled again.</w:t>
-            </w:r>
-          </w:p>
-        </w:tc>
-      </w:tr>
-      <w:tr>
-        <w:trPr>
-          <w:jc w:val="center"/>
-        </w:trPr>
-        <w:tc>
-          <w:tcPr>
-            <w:tcW w:w="2376" w:type="dxa"/>
-            <w:vAlign w:val="center"/>
-          </w:tcPr>
-          <w:p>
-            <w:pPr>
-              <w:rPr>
-                <w:rFonts w:ascii="Calibri" w:hAnsi="Calibri" w:cs="Calibri"/>
-                <w:sz w:val="24"/>
-                <w:szCs w:val="32"/>
-              </w:rPr>
-            </w:pPr>
-            <w:r>
-              <w:rPr>
-                <w:rFonts w:ascii="Calibri" w:hAnsi="Calibri" w:cs="Calibri"/>
-                <w:b/>
-                <w:sz w:val="22"/>
-                <w:szCs w:val="32"/>
-              </w:rPr>
-              <w:t>Actual Result</w:t>
-            </w:r>
-          </w:p>
-        </w:tc>
-        <w:tc>
-          <w:tcPr>
-            <w:tcW w:w="8496" w:type="dxa"/>
-            <w:vAlign w:val="center"/>
-          </w:tcPr>
-          <w:p>
-            <w:pPr>
-              <w:rPr>
-                <w:rFonts w:ascii="Calibri" w:hAnsi="Calibri" w:cs="Calibri"/>
-                <w:sz w:val="24"/>
-                <w:szCs w:val="32"/>
-              </w:rPr>
-            </w:pPr>
-            <w:r>
-              <w:rPr>
-                <w:rFonts w:ascii="Calibri" w:hAnsi="Calibri" w:cs="Calibri"/>
-                <w:sz w:val="22"/>
-                <w:szCs w:val="32"/>
-              </w:rPr>
-              <w:t>To be filled after execution.</w:t>
-            </w:r>
-          </w:p>
-        </w:tc>
-      </w:tr>
-      <w:tr>
-        <w:trPr>
-          <w:jc w:val="center"/>
-        </w:trPr>
-        <w:tc>
-          <w:tcPr>
-            <w:tcW w:w="2376" w:type="dxa"/>
-            <w:vAlign w:val="center"/>
-          </w:tcPr>
-          <w:p>
-            <w:pPr>
-              <w:rPr>
-                <w:rFonts w:ascii="Calibri" w:hAnsi="Calibri" w:cs="Calibri"/>
-                <w:sz w:val="24"/>
-                <w:szCs w:val="32"/>
-              </w:rPr>
-            </w:pPr>
-            <w:r>
-              <w:rPr>
-                <w:rFonts w:ascii="Calibri" w:hAnsi="Calibri" w:cs="Calibri"/>
-                <w:b/>
-                <w:sz w:val="22"/>
-                <w:szCs w:val="32"/>
-              </w:rPr>
-              <w:t>Test Result</w:t>
-            </w:r>
-          </w:p>
-        </w:tc>
-        <w:tc>
-          <w:tcPr>
-            <w:tcW w:w="8496" w:type="dxa"/>
-            <w:vAlign w:val="center"/>
-          </w:tcPr>
-          <w:p>
-            <w:pPr>
-              <w:rPr>
-                <w:rFonts w:ascii="Calibri" w:hAnsi="Calibri" w:cs="Calibri"/>
-                <w:sz w:val="24"/>
-                <w:szCs w:val="32"/>
-              </w:rPr>
-            </w:pPr>
-            <w:r>
-              <w:rPr>
-                <w:rFonts w:ascii="Calibri" w:hAnsi="Calibri" w:cs="Calibri"/>
-                <w:sz w:val="22"/>
-                <w:szCs w:val="32"/>
-              </w:rPr>
-              <w:t>To be marked Pass/Fail after execution.</w:t>
-            </w:r>
-          </w:p>
-        </w:tc>
-      </w:tr>
-    </w:tbl>
-    <w:p>
-      <w:pPr>
-        <w:rPr>
-          <w:rFonts w:ascii="Calibri" w:hAnsi="Calibri" w:cs="Calibri"/>
-          <w:sz w:val="24"/>
-          <w:szCs w:val="32"/>
-        </w:rPr>
-      </w:pPr>
-    </w:p>
-    <w:p>
-      <w:pPr>
-        <w:rPr>
-          <w:rFonts w:ascii="Calibri" w:hAnsi="Calibri" w:cs="Calibri"/>
-          <w:b/>
-          <w:sz w:val="36"/>
-          <w:szCs w:val="32"/>
-        </w:rPr>
-      </w:pPr>
-    </w:p>
-    <w:p>
-      <w:pPr>
-        <w:rPr>
-          <w:rFonts w:ascii="Calibri" w:hAnsi="Calibri" w:cs="Calibri"/>
-          <w:b/>
-          <w:sz w:val="36"/>
-          <w:szCs w:val="32"/>
-        </w:rPr>
-      </w:pPr>
-    </w:p>
-    <w:p>
-      <w:pPr>
-        <w:rPr>
-          <w:rFonts w:ascii="Calibri" w:hAnsi="Calibri" w:cs="Calibri"/>
-          <w:b/>
-          <w:sz w:val="36"/>
-          <w:szCs w:val="32"/>
-        </w:rPr>
-      </w:pPr>
-    </w:p>
-    <w:p>
-      <w:pPr>
-        <w:rPr>
-          <w:rFonts w:ascii="Calibri" w:hAnsi="Calibri" w:cs="Calibri"/>
-          <w:b/>
-          <w:sz w:val="36"/>
-          <w:szCs w:val="32"/>
-        </w:rPr>
-      </w:pPr>
-    </w:p>
-    <w:p>
-      <w:pPr>
-        <w:rPr>
-          <w:rFonts w:ascii="Calibri" w:hAnsi="Calibri" w:cs="Calibri"/>
-          <w:sz w:val="24"/>
-          <w:szCs w:val="32"/>
-        </w:rPr>
-      </w:pPr>
-      <w:r>
-        <w:rPr>
-          <w:rFonts w:ascii="Calibri" w:hAnsi="Calibri" w:cs="Calibri"/>
-          <w:b/>
-          <w:sz w:val="36"/>
-          <w:szCs w:val="32"/>
-        </w:rPr>
-        <w:lastRenderedPageBreak/>
-        <w:t>Test Case 8</w:t>
-      </w:r>
-    </w:p>
-    <w:tbl>
-      <w:tblPr>
-        <w:tblStyle w:val="TableGrid"/>
-        <w:tblW w:w="0" w:type="auto"/>
-        <w:jc w:val="center"/>
-        <w:tblLook w:val="04A0" w:firstRow="1" w:lastRow="0" w:firstColumn="1" w:lastColumn="0" w:noHBand="0" w:noVBand="1"/>
-      </w:tblPr>
-      <w:tblGrid>
-        <w:gridCol w:w="2376"/>
-        <w:gridCol w:w="8496"/>
-      </w:tblGrid>
-      <w:tr>
-        <w:trPr>
-          <w:jc w:val="center"/>
-        </w:trPr>
-        <w:tc>
-          <w:tcPr>
-            <w:tcW w:w="2376" w:type="dxa"/>
-            <w:vAlign w:val="center"/>
-          </w:tcPr>
-          <w:p>
-            <w:pPr>
-              <w:rPr>
-                <w:rFonts w:ascii="Calibri" w:hAnsi="Calibri" w:cs="Calibri"/>
-                <w:sz w:val="24"/>
-                <w:szCs w:val="32"/>
-              </w:rPr>
-            </w:pPr>
-            <w:r>
-              <w:rPr>
-                <w:rFonts w:ascii="Calibri" w:hAnsi="Calibri" w:cs="Calibri"/>
-                <w:b/>
-                <w:sz w:val="22"/>
-                <w:szCs w:val="32"/>
-              </w:rPr>
-              <w:t>Test Case ID</w:t>
-            </w:r>
-          </w:p>
-        </w:tc>
-        <w:tc>
-          <w:tcPr>
-            <w:tcW w:w="8496" w:type="dxa"/>
-            <w:vAlign w:val="center"/>
-          </w:tcPr>
-          <w:p>
-            <w:pPr>
-              <w:rPr>
-                <w:rFonts w:ascii="Calibri" w:hAnsi="Calibri" w:cs="Calibri"/>
-                <w:sz w:val="24"/>
-                <w:szCs w:val="32"/>
-              </w:rPr>
-            </w:pPr>
-            <w:r>
-              <w:rPr>
-                <w:rFonts w:ascii="Calibri" w:hAnsi="Calibri" w:cs="Calibri"/>
-                <w:sz w:val="22"/>
-                <w:szCs w:val="32"/>
-              </w:rPr>
-              <w:t>TC_08</w:t>
-            </w:r>
-          </w:p>
-        </w:tc>
-      </w:tr>
-      <w:tr>
-        <w:trPr>
-          <w:jc w:val="center"/>
-        </w:trPr>
-        <w:tc>
-          <w:tcPr>
-            <w:tcW w:w="2376" w:type="dxa"/>
-            <w:vAlign w:val="center"/>
-          </w:tcPr>
-          <w:p>
-            <w:pPr>
-              <w:rPr>
-                <w:rFonts w:ascii="Calibri" w:hAnsi="Calibri" w:cs="Calibri"/>
-                <w:sz w:val="24"/>
-                <w:szCs w:val="32"/>
-              </w:rPr>
-            </w:pPr>
-            <w:r>
-              <w:rPr>
-                <w:rFonts w:ascii="Calibri" w:hAnsi="Calibri" w:cs="Calibri"/>
-                <w:b/>
-                <w:sz w:val="22"/>
-                <w:szCs w:val="32"/>
-              </w:rPr>
-              <w:t>Name of Module</w:t>
-            </w:r>
-          </w:p>
-        </w:tc>
-        <w:tc>
-          <w:tcPr>
-            <w:tcW w:w="8496" w:type="dxa"/>
-            <w:vAlign w:val="center"/>
-          </w:tcPr>
-          <w:p>
-            <w:pPr>
-              <w:rPr>
-                <w:rFonts w:ascii="Calibri" w:hAnsi="Calibri" w:cs="Calibri"/>
-                <w:sz w:val="24"/>
-                <w:szCs w:val="32"/>
-              </w:rPr>
-            </w:pPr>
-            <w:r>
-              <w:rPr>
-                <w:rFonts w:ascii="Calibri" w:hAnsi="Calibri" w:cs="Calibri"/>
-                <w:sz w:val="22"/>
-                <w:szCs w:val="32"/>
-              </w:rPr>
-              <w:t>Waitlist Monitoring</w:t>
-            </w:r>
-          </w:p>
-        </w:tc>
-      </w:tr>
-      <w:tr>
-        <w:trPr>
-          <w:jc w:val="center"/>
-        </w:trPr>
-        <w:tc>
-          <w:tcPr>
-            <w:tcW w:w="2376" w:type="dxa"/>
-            <w:vAlign w:val="center"/>
-          </w:tcPr>
-          <w:p>
-            <w:pPr>
-              <w:rPr>
-                <w:rFonts w:ascii="Calibri" w:hAnsi="Calibri" w:cs="Calibri"/>
-                <w:sz w:val="24"/>
-                <w:szCs w:val="32"/>
-              </w:rPr>
-            </w:pPr>
-            <w:r>
-              <w:rPr>
-                <w:rFonts w:ascii="Calibri" w:hAnsi="Calibri" w:cs="Calibri"/>
-                <w:b/>
-                <w:sz w:val="22"/>
-                <w:szCs w:val="32"/>
-              </w:rPr>
-              <w:t>Test case description</w:t>
-            </w:r>
-          </w:p>
-        </w:tc>
-        <w:tc>
-          <w:tcPr>
-            <w:tcW w:w="8496" w:type="dxa"/>
-            <w:vAlign w:val="center"/>
-          </w:tcPr>
-          <w:p>
-            <w:pPr>
-              <w:rPr>
-                <w:rFonts w:ascii="Calibri" w:hAnsi="Calibri" w:cs="Calibri"/>
-                <w:sz w:val="24"/>
-                <w:szCs w:val="32"/>
-              </w:rPr>
-            </w:pPr>
-            <w:r>
-              <w:rPr>
-                <w:rFonts w:ascii="Calibri" w:hAnsi="Calibri" w:cs="Calibri"/>
-                <w:sz w:val="22"/>
-                <w:szCs w:val="32"/>
-              </w:rPr>
-              <w:t>Verify that the system displays the current status of a waitlisted booking.</w:t>
-            </w:r>
-          </w:p>
-        </w:tc>
-      </w:tr>
-      <w:tr>
-        <w:trPr>
-          <w:jc w:val="center"/>
-        </w:trPr>
-        <w:tc>
-          <w:tcPr>
-            <w:tcW w:w="2376" w:type="dxa"/>
-            <w:vAlign w:val="center"/>
-          </w:tcPr>
-          <w:p>
-            <w:pPr>
-              <w:rPr>
-                <w:rFonts w:ascii="Calibri" w:hAnsi="Calibri" w:cs="Calibri"/>
-                <w:sz w:val="24"/>
-                <w:szCs w:val="32"/>
-              </w:rPr>
-            </w:pPr>
-            <w:r>
-              <w:rPr>
-                <w:rFonts w:ascii="Calibri" w:hAnsi="Calibri" w:cs="Calibri"/>
-                <w:b/>
-                <w:sz w:val="22"/>
-                <w:szCs w:val="32"/>
-              </w:rPr>
-              <w:t>Pre-conditions</w:t>
-            </w:r>
-          </w:p>
-        </w:tc>
-        <w:tc>
-          <w:tcPr>
-            <w:tcW w:w="8496" w:type="dxa"/>
-            <w:vAlign w:val="center"/>
-          </w:tcPr>
-          <w:p>
-            <w:pPr>
-              <w:rPr>
-                <w:rFonts w:ascii="Calibri" w:hAnsi="Calibri" w:cs="Calibri"/>
-                <w:sz w:val="24"/>
-                <w:szCs w:val="32"/>
-              </w:rPr>
-            </w:pPr>
-            <w:r>
-              <w:rPr>
-                <w:rFonts w:ascii="Calibri" w:hAnsi="Calibri" w:cs="Calibri"/>
-                <w:sz w:val="22"/>
-                <w:szCs w:val="32"/>
-              </w:rPr>
-              <w:t>Passenger is logged in and has a waitlisted booking.</w:t>
-            </w:r>
-          </w:p>
-        </w:tc>
-      </w:tr>
-      <w:tr>
-        <w:trPr>
-          <w:jc w:val="center"/>
-        </w:trPr>
-        <w:tc>
-          <w:tcPr>
-            <w:tcW w:w="2376" w:type="dxa"/>
-            <w:vAlign w:val="center"/>
-          </w:tcPr>
-          <w:p>
-            <w:pPr>
-              <w:rPr>
-                <w:rFonts w:ascii="Calibri" w:hAnsi="Calibri" w:cs="Calibri"/>
-                <w:sz w:val="24"/>
-                <w:szCs w:val="32"/>
-              </w:rPr>
-            </w:pPr>
-            <w:r>
-              <w:rPr>
-                <w:rFonts w:ascii="Calibri" w:hAnsi="Calibri" w:cs="Calibri"/>
-                <w:b/>
-                <w:sz w:val="22"/>
-                <w:szCs w:val="32"/>
-              </w:rPr>
-              <w:t>Test Steps</w:t>
-            </w:r>
-          </w:p>
-        </w:tc>
-        <w:tc>
-          <w:tcPr>
-            <w:tcW w:w="8496" w:type="dxa"/>
-            <w:vAlign w:val="center"/>
-          </w:tcPr>
-          <w:p>
-            <w:pPr>
-              <w:rPr>
-                <w:rFonts w:ascii="Calibri" w:hAnsi="Calibri" w:cs="Calibri"/>
-                <w:sz w:val="24"/>
-                <w:szCs w:val="32"/>
-              </w:rPr>
-            </w:pPr>
-            <w:r>
-              <w:rPr>
-                <w:rFonts w:ascii="Calibri" w:hAnsi="Calibri" w:cs="Calibri"/>
-                <w:sz w:val="22"/>
-                <w:szCs w:val="32"/>
-              </w:rPr>
-              <w:t>1. Open the waitlist section.</w:t>
-            </w:r>
-            <w:r>
-              <w:rPr>
-                <w:rFonts w:ascii="Calibri" w:hAnsi="Calibri" w:cs="Calibri"/>
-                <w:sz w:val="22"/>
-                <w:szCs w:val="32"/>
-              </w:rPr>
-              <w:br/>
-              <w:t>2. Select the waitlisted booking.</w:t>
-            </w:r>
-            <w:r>
-              <w:rPr>
-                <w:rFonts w:ascii="Calibri" w:hAnsi="Calibri" w:cs="Calibri"/>
-                <w:sz w:val="22"/>
-                <w:szCs w:val="32"/>
-              </w:rPr>
-              <w:br/>
-              <w:t>3. View the current waitlist status.</w:t>
-            </w:r>
-            <w:r>
-              <w:rPr>
-                <w:rFonts w:ascii="Calibri" w:hAnsi="Calibri" w:cs="Calibri"/>
-                <w:sz w:val="22"/>
-                <w:szCs w:val="32"/>
-              </w:rPr>
-              <w:br/>
-              <w:t>4. Try to access a non-existing booking.</w:t>
-            </w:r>
-          </w:p>
-        </w:tc>
-      </w:tr>
-      <w:tr>
-        <w:trPr>
-          <w:jc w:val="center"/>
-        </w:trPr>
-        <w:tc>
-          <w:tcPr>
-            <w:tcW w:w="2376" w:type="dxa"/>
-            <w:vAlign w:val="center"/>
-          </w:tcPr>
-          <w:p>
-            <w:pPr>
-              <w:rPr>
-                <w:rFonts w:ascii="Calibri" w:hAnsi="Calibri" w:cs="Calibri"/>
-                <w:sz w:val="24"/>
-                <w:szCs w:val="32"/>
-              </w:rPr>
-            </w:pPr>
-            <w:r>
-              <w:rPr>
-                <w:rFonts w:ascii="Calibri" w:hAnsi="Calibri" w:cs="Calibri"/>
-                <w:b/>
-                <w:sz w:val="22"/>
-                <w:szCs w:val="32"/>
-              </w:rPr>
-              <w:t>Test data</w:t>
-            </w:r>
-          </w:p>
-        </w:tc>
-        <w:tc>
-          <w:tcPr>
-            <w:tcW w:w="8496" w:type="dxa"/>
-            <w:vAlign w:val="center"/>
-          </w:tcPr>
-          <w:p>
-            <w:pPr>
-              <w:rPr>
-                <w:rFonts w:ascii="Calibri" w:hAnsi="Calibri" w:cs="Calibri"/>
-                <w:sz w:val="24"/>
-                <w:szCs w:val="32"/>
-              </w:rPr>
-            </w:pPr>
-            <w:r>
-              <w:rPr>
-                <w:rFonts w:ascii="Calibri" w:hAnsi="Calibri" w:cs="Calibri"/>
-                <w:sz w:val="22"/>
-                <w:szCs w:val="32"/>
-              </w:rPr>
-              <w:t>Valid: Existing waitlisted booking</w:t>
-            </w:r>
-            <w:r>
-              <w:rPr>
-                <w:rFonts w:ascii="Calibri" w:hAnsi="Calibri" w:cs="Calibri"/>
-                <w:sz w:val="22"/>
-                <w:szCs w:val="32"/>
-              </w:rPr>
-              <w:br/>
-              <w:t>Invalid: PNR = non-existing PNR</w:t>
-            </w:r>
-          </w:p>
-        </w:tc>
-      </w:tr>
-      <w:tr>
-        <w:trPr>
-          <w:jc w:val="center"/>
-        </w:trPr>
-        <w:tc>
-          <w:tcPr>
-            <w:tcW w:w="2376" w:type="dxa"/>
-            <w:vAlign w:val="center"/>
-          </w:tcPr>
-          <w:p>
-            <w:pPr>
-              <w:rPr>
-                <w:rFonts w:ascii="Calibri" w:hAnsi="Calibri" w:cs="Calibri"/>
-                <w:sz w:val="24"/>
-                <w:szCs w:val="32"/>
-              </w:rPr>
-            </w:pPr>
-            <w:r>
-              <w:rPr>
-                <w:rFonts w:ascii="Calibri" w:hAnsi="Calibri" w:cs="Calibri"/>
-                <w:b/>
-                <w:sz w:val="22"/>
-                <w:szCs w:val="32"/>
-              </w:rPr>
-              <w:t>Expected Results</w:t>
-            </w:r>
-          </w:p>
-        </w:tc>
-        <w:tc>
-          <w:tcPr>
-            <w:tcW w:w="8496" w:type="dxa"/>
-            <w:vAlign w:val="center"/>
-          </w:tcPr>
-          <w:p>
-            <w:pPr>
-              <w:rPr>
-                <w:rFonts w:ascii="Calibri" w:hAnsi="Calibri" w:cs="Calibri"/>
-                <w:sz w:val="24"/>
-                <w:szCs w:val="32"/>
-              </w:rPr>
-            </w:pPr>
-            <w:r>
-              <w:rPr>
-                <w:rFonts w:ascii="Calibri" w:hAnsi="Calibri" w:cs="Calibri"/>
-                <w:sz w:val="22"/>
-                <w:szCs w:val="32"/>
-              </w:rPr>
-              <w:t>The system should display the current waitlist status for the valid booking. For a non-existing PNR, an appropriate error or not-found message should be displayed.</w:t>
-            </w:r>
-          </w:p>
-        </w:tc>
-      </w:tr>
-      <w:tr>
-        <w:trPr>
-          <w:jc w:val="center"/>
-        </w:trPr>
-        <w:tc>
-          <w:tcPr>
-            <w:tcW w:w="2376" w:type="dxa"/>
-            <w:vAlign w:val="center"/>
-          </w:tcPr>
-          <w:p>
-            <w:pPr>
-              <w:rPr>
-                <w:rFonts w:ascii="Calibri" w:hAnsi="Calibri" w:cs="Calibri"/>
-                <w:sz w:val="24"/>
-                <w:szCs w:val="32"/>
-              </w:rPr>
-            </w:pPr>
-            <w:r>
-              <w:rPr>
-                <w:rFonts w:ascii="Calibri" w:hAnsi="Calibri" w:cs="Calibri"/>
-                <w:b/>
-                <w:sz w:val="22"/>
-                <w:szCs w:val="32"/>
-              </w:rPr>
-              <w:t>Actual Result</w:t>
-            </w:r>
-          </w:p>
-        </w:tc>
-        <w:tc>
-          <w:tcPr>
-            <w:tcW w:w="8496" w:type="dxa"/>
-            <w:vAlign w:val="center"/>
-          </w:tcPr>
-          <w:p>
-            <w:pPr>
-              <w:rPr>
-                <w:rFonts w:ascii="Calibri" w:hAnsi="Calibri" w:cs="Calibri"/>
-                <w:sz w:val="24"/>
-                <w:szCs w:val="32"/>
-              </w:rPr>
-            </w:pPr>
-            <w:r>
-              <w:rPr>
-                <w:rFonts w:ascii="Calibri" w:hAnsi="Calibri" w:cs="Calibri"/>
-                <w:sz w:val="22"/>
-                <w:szCs w:val="32"/>
-              </w:rPr>
-              <w:t>To be filled after execution.</w:t>
-            </w:r>
-          </w:p>
-        </w:tc>
-      </w:tr>
-      <w:tr>
-        <w:trPr>
-          <w:jc w:val="center"/>
-        </w:trPr>
-        <w:tc>
-          <w:tcPr>
-            <w:tcW w:w="2376" w:type="dxa"/>
-            <w:vAlign w:val="center"/>
-          </w:tcPr>
-          <w:p>
-            <w:pPr>
-              <w:rPr>
-                <w:rFonts w:ascii="Calibri" w:hAnsi="Calibri" w:cs="Calibri"/>
-                <w:sz w:val="24"/>
-                <w:szCs w:val="32"/>
-              </w:rPr>
-            </w:pPr>
-            <w:r>
-              <w:rPr>
-                <w:rFonts w:ascii="Calibri" w:hAnsi="Calibri" w:cs="Calibri"/>
-                <w:b/>
-                <w:sz w:val="22"/>
-                <w:szCs w:val="32"/>
-              </w:rPr>
-              <w:t>Test Result</w:t>
-            </w:r>
-          </w:p>
-        </w:tc>
-        <w:tc>
-          <w:tcPr>
-            <w:tcW w:w="8496" w:type="dxa"/>
-            <w:vAlign w:val="center"/>
-          </w:tcPr>
-          <w:p>
-            <w:pPr>
-              <w:rPr>
-                <w:rFonts w:ascii="Calibri" w:hAnsi="Calibri" w:cs="Calibri"/>
-                <w:sz w:val="24"/>
-                <w:szCs w:val="32"/>
-              </w:rPr>
-            </w:pPr>
-            <w:r>
-              <w:rPr>
-                <w:rFonts w:ascii="Calibri" w:hAnsi="Calibri" w:cs="Calibri"/>
-                <w:sz w:val="22"/>
-                <w:szCs w:val="32"/>
-              </w:rPr>
-              <w:t>To be marked Pass/Fail after execution.</w:t>
-            </w:r>
-          </w:p>
-        </w:tc>
-      </w:tr>
-    </w:tbl>
-    <w:p>
-      <w:pPr>
-        <w:rPr>
-          <w:rFonts w:ascii="Calibri" w:hAnsi="Calibri" w:cs="Calibri"/>
-          <w:sz w:val="24"/>
-          <w:szCs w:val="32"/>
-        </w:rPr>
-      </w:pPr>
-    </w:p>
-    <w:p>
-      <w:pPr>
-        <w:rPr>
-          <w:rFonts w:ascii="Calibri" w:hAnsi="Calibri" w:cs="Calibri"/>
-          <w:sz w:val="24"/>
-          <w:szCs w:val="32"/>
-        </w:rPr>
-      </w:pPr>
-      <w:r>
-        <w:rPr>
-          <w:rFonts w:ascii="Calibri" w:hAnsi="Calibri" w:cs="Calibri"/>
-          <w:b/>
-          <w:sz w:val="36"/>
-          <w:szCs w:val="32"/>
-        </w:rPr>
-        <w:t>Test Case 9</w:t>
-      </w:r>
-    </w:p>
-    <w:tbl>
-      <w:tblPr>
-        <w:tblStyle w:val="TableGrid"/>
-        <w:tblW w:w="0" w:type="auto"/>
-        <w:jc w:val="center"/>
-        <w:tblLook w:val="04A0" w:firstRow="1" w:lastRow="0" w:firstColumn="1" w:lastColumn="0" w:noHBand="0" w:noVBand="1"/>
-      </w:tblPr>
-      <w:tblGrid>
-        <w:gridCol w:w="2376"/>
-        <w:gridCol w:w="8496"/>
-      </w:tblGrid>
-      <w:tr>
-        <w:trPr>
-          <w:jc w:val="center"/>
-        </w:trPr>
-        <w:tc>
-          <w:tcPr>
-            <w:tcW w:w="2376" w:type="dxa"/>
-            <w:vAlign w:val="center"/>
-          </w:tcPr>
-          <w:p>
-            <w:pPr>
-              <w:rPr>
-                <w:rFonts w:ascii="Calibri" w:hAnsi="Calibri" w:cs="Calibri"/>
-                <w:sz w:val="24"/>
-                <w:szCs w:val="32"/>
-              </w:rPr>
-            </w:pPr>
-            <w:r>
-              <w:rPr>
-                <w:rFonts w:ascii="Calibri" w:hAnsi="Calibri" w:cs="Calibri"/>
-                <w:b/>
-                <w:sz w:val="22"/>
-                <w:szCs w:val="32"/>
-              </w:rPr>
-              <w:t>Test Case ID</w:t>
-            </w:r>
-          </w:p>
-        </w:tc>
-        <w:tc>
-          <w:tcPr>
-            <w:tcW w:w="8496" w:type="dxa"/>
-            <w:vAlign w:val="center"/>
-          </w:tcPr>
-          <w:p>
-            <w:pPr>
-              <w:rPr>
-                <w:rFonts w:ascii="Calibri" w:hAnsi="Calibri" w:cs="Calibri"/>
-                <w:sz w:val="24"/>
-                <w:szCs w:val="32"/>
-              </w:rPr>
-            </w:pPr>
-            <w:r>
-              <w:rPr>
-                <w:rFonts w:ascii="Calibri" w:hAnsi="Calibri" w:cs="Calibri"/>
-                <w:sz w:val="22"/>
-                <w:szCs w:val="32"/>
-              </w:rPr>
-              <w:t>TC_09</w:t>
-            </w:r>
-          </w:p>
-        </w:tc>
-      </w:tr>
-      <w:tr>
-        <w:trPr>
-          <w:jc w:val="center"/>
-        </w:trPr>
-        <w:tc>
-          <w:tcPr>
-            <w:tcW w:w="2376" w:type="dxa"/>
-            <w:vAlign w:val="center"/>
-          </w:tcPr>
-          <w:p>
-            <w:pPr>
-              <w:rPr>
-                <w:rFonts w:ascii="Calibri" w:hAnsi="Calibri" w:cs="Calibri"/>
-                <w:sz w:val="24"/>
-                <w:szCs w:val="32"/>
-              </w:rPr>
-            </w:pPr>
-            <w:r>
-              <w:rPr>
-                <w:rFonts w:ascii="Calibri" w:hAnsi="Calibri" w:cs="Calibri"/>
-                <w:b/>
-                <w:sz w:val="22"/>
-                <w:szCs w:val="32"/>
-              </w:rPr>
-              <w:t>Name of Module</w:t>
-            </w:r>
-          </w:p>
-        </w:tc>
-        <w:tc>
-          <w:tcPr>
-            <w:tcW w:w="8496" w:type="dxa"/>
-            <w:vAlign w:val="center"/>
-          </w:tcPr>
-          <w:p>
-            <w:pPr>
-              <w:rPr>
-                <w:rFonts w:ascii="Calibri" w:hAnsi="Calibri" w:cs="Calibri"/>
-                <w:sz w:val="24"/>
-                <w:szCs w:val="32"/>
-              </w:rPr>
-            </w:pPr>
-            <w:r>
-              <w:rPr>
-                <w:rFonts w:ascii="Calibri" w:hAnsi="Calibri" w:cs="Calibri"/>
-                <w:sz w:val="22"/>
-                <w:szCs w:val="32"/>
-              </w:rPr>
-              <w:t>Language Selection</w:t>
-            </w:r>
-          </w:p>
-        </w:tc>
-      </w:tr>
-      <w:tr>
-        <w:trPr>
-          <w:jc w:val="center"/>
-        </w:trPr>
-        <w:tc>
-          <w:tcPr>
-            <w:tcW w:w="2376" w:type="dxa"/>
-            <w:vAlign w:val="center"/>
-          </w:tcPr>
-          <w:p>
-            <w:pPr>
-              <w:rPr>
-                <w:rFonts w:ascii="Calibri" w:hAnsi="Calibri" w:cs="Calibri"/>
-                <w:sz w:val="24"/>
-                <w:szCs w:val="32"/>
-              </w:rPr>
-            </w:pPr>
-            <w:r>
-              <w:rPr>
-                <w:rFonts w:ascii="Calibri" w:hAnsi="Calibri" w:cs="Calibri"/>
-                <w:b/>
-                <w:sz w:val="22"/>
-                <w:szCs w:val="32"/>
-              </w:rPr>
-              <w:t>Test case description</w:t>
-            </w:r>
-          </w:p>
-        </w:tc>
-        <w:tc>
-          <w:tcPr>
-            <w:tcW w:w="8496" w:type="dxa"/>
-            <w:vAlign w:val="center"/>
-          </w:tcPr>
-          <w:p>
-            <w:pPr>
-              <w:rPr>
-                <w:rFonts w:ascii="Calibri" w:hAnsi="Calibri" w:cs="Calibri"/>
-                <w:sz w:val="24"/>
-                <w:szCs w:val="32"/>
-              </w:rPr>
-            </w:pPr>
-            <w:r>
-              <w:rPr>
-                <w:rFonts w:ascii="Calibri" w:hAnsi="Calibri" w:cs="Calibri"/>
-                <w:sz w:val="22"/>
-                <w:szCs w:val="32"/>
-              </w:rPr>
-              <w:t>Verify that the passenger can select a supported language and that an unsupported language is not accepted.</w:t>
-            </w:r>
-          </w:p>
-        </w:tc>
-      </w:tr>
-      <w:tr>
-        <w:trPr>
-          <w:jc w:val="center"/>
-        </w:trPr>
-        <w:tc>
-          <w:tcPr>
-            <w:tcW w:w="2376" w:type="dxa"/>
-            <w:vAlign w:val="center"/>
-          </w:tcPr>
-          <w:p>
-            <w:pPr>
-              <w:rPr>
-                <w:rFonts w:ascii="Calibri" w:hAnsi="Calibri" w:cs="Calibri"/>
-                <w:sz w:val="24"/>
-                <w:szCs w:val="32"/>
-              </w:rPr>
-            </w:pPr>
-            <w:r>
-              <w:rPr>
-                <w:rFonts w:ascii="Calibri" w:hAnsi="Calibri" w:cs="Calibri"/>
-                <w:b/>
-                <w:sz w:val="22"/>
-                <w:szCs w:val="32"/>
-              </w:rPr>
-              <w:t>Pre-conditions</w:t>
-            </w:r>
-          </w:p>
-        </w:tc>
-        <w:tc>
-          <w:tcPr>
-            <w:tcW w:w="8496" w:type="dxa"/>
-            <w:vAlign w:val="center"/>
-          </w:tcPr>
-          <w:p>
-            <w:pPr>
-              <w:rPr>
-                <w:rFonts w:ascii="Calibri" w:hAnsi="Calibri" w:cs="Calibri"/>
-                <w:sz w:val="24"/>
-                <w:szCs w:val="32"/>
-              </w:rPr>
-            </w:pPr>
-            <w:r>
-              <w:rPr>
-                <w:rFonts w:ascii="Calibri" w:hAnsi="Calibri" w:cs="Calibri"/>
-                <w:sz w:val="22"/>
-                <w:szCs w:val="32"/>
-              </w:rPr>
-              <w:t>Passenger is logged in and language settings are available.</w:t>
-            </w:r>
-          </w:p>
-        </w:tc>
-      </w:tr>
-      <w:tr>
-        <w:trPr>
-          <w:jc w:val="center"/>
-        </w:trPr>
-        <w:tc>
-          <w:tcPr>
-            <w:tcW w:w="2376" w:type="dxa"/>
-            <w:vAlign w:val="center"/>
-          </w:tcPr>
-          <w:p>
-            <w:pPr>
-              <w:rPr>
-                <w:rFonts w:ascii="Calibri" w:hAnsi="Calibri" w:cs="Calibri"/>
-                <w:sz w:val="24"/>
-                <w:szCs w:val="32"/>
-              </w:rPr>
-            </w:pPr>
-            <w:r>
-              <w:rPr>
-                <w:rFonts w:ascii="Calibri" w:hAnsi="Calibri" w:cs="Calibri"/>
-                <w:b/>
-                <w:sz w:val="22"/>
-                <w:szCs w:val="32"/>
-              </w:rPr>
-              <w:t>Test Steps</w:t>
-            </w:r>
-          </w:p>
-        </w:tc>
-        <w:tc>
-          <w:tcPr>
-            <w:tcW w:w="8496" w:type="dxa"/>
-            <w:vAlign w:val="center"/>
-          </w:tcPr>
-          <w:p>
-            <w:pPr>
-              <w:rPr>
-                <w:rFonts w:ascii="Calibri" w:hAnsi="Calibri" w:cs="Calibri"/>
-                <w:sz w:val="24"/>
-                <w:szCs w:val="32"/>
-              </w:rPr>
-            </w:pPr>
-            <w:r>
-              <w:rPr>
-                <w:rFonts w:ascii="Calibri" w:hAnsi="Calibri" w:cs="Calibri"/>
-                <w:sz w:val="22"/>
-                <w:szCs w:val="32"/>
-              </w:rPr>
-              <w:t>1. Open language settings.</w:t>
-            </w:r>
-            <w:r>
-              <w:rPr>
-                <w:rFonts w:ascii="Calibri" w:hAnsi="Calibri" w:cs="Calibri"/>
-                <w:sz w:val="22"/>
-                <w:szCs w:val="32"/>
-              </w:rPr>
-              <w:br/>
-              <w:t>2. Select a supported language.</w:t>
-            </w:r>
-            <w:r>
-              <w:rPr>
-                <w:rFonts w:ascii="Calibri" w:hAnsi="Calibri" w:cs="Calibri"/>
-                <w:sz w:val="22"/>
-                <w:szCs w:val="32"/>
-              </w:rPr>
-              <w:br/>
-              <w:t>3. Check the interface text.</w:t>
-            </w:r>
-            <w:r>
-              <w:rPr>
-                <w:rFonts w:ascii="Calibri" w:hAnsi="Calibri" w:cs="Calibri"/>
-                <w:sz w:val="22"/>
-                <w:szCs w:val="32"/>
-              </w:rPr>
-              <w:br/>
-              <w:t>4. Try selecting an unsupported language option.</w:t>
-            </w:r>
-          </w:p>
-        </w:tc>
-      </w:tr>
-      <w:tr>
-        <w:trPr>
-          <w:jc w:val="center"/>
-        </w:trPr>
-        <w:tc>
-          <w:tcPr>
-            <w:tcW w:w="2376" w:type="dxa"/>
-            <w:vAlign w:val="center"/>
-          </w:tcPr>
-          <w:p>
-            <w:pPr>
-              <w:rPr>
-                <w:rFonts w:ascii="Calibri" w:hAnsi="Calibri" w:cs="Calibri"/>
-                <w:sz w:val="24"/>
-                <w:szCs w:val="32"/>
-              </w:rPr>
-            </w:pPr>
-            <w:r>
-              <w:rPr>
-                <w:rFonts w:ascii="Calibri" w:hAnsi="Calibri" w:cs="Calibri"/>
-                <w:b/>
-                <w:sz w:val="22"/>
-                <w:szCs w:val="32"/>
-              </w:rPr>
-              <w:t>Test data</w:t>
-            </w:r>
-          </w:p>
-        </w:tc>
-        <w:tc>
-          <w:tcPr>
-            <w:tcW w:w="8496" w:type="dxa"/>
-            <w:vAlign w:val="center"/>
-          </w:tcPr>
-          <w:p>
-            <w:pPr>
-              <w:rPr>
-                <w:rFonts w:ascii="Calibri" w:hAnsi="Calibri" w:cs="Calibri"/>
-                <w:sz w:val="24"/>
-                <w:szCs w:val="32"/>
-              </w:rPr>
-            </w:pPr>
-            <w:r>
-              <w:rPr>
-                <w:rFonts w:ascii="Calibri" w:hAnsi="Calibri" w:cs="Calibri"/>
-                <w:sz w:val="22"/>
-                <w:szCs w:val="32"/>
-              </w:rPr>
-              <w:t>Valid: Language = supported language</w:t>
-            </w:r>
-            <w:r>
-              <w:rPr>
-                <w:rFonts w:ascii="Calibri" w:hAnsi="Calibri" w:cs="Calibri"/>
-                <w:sz w:val="22"/>
-                <w:szCs w:val="32"/>
-              </w:rPr>
-              <w:br/>
-              <w:t>Invalid: Language = unsupported language</w:t>
-            </w:r>
-          </w:p>
-        </w:tc>
-      </w:tr>
-      <w:tr>
-        <w:trPr>
-          <w:jc w:val="center"/>
-        </w:trPr>
-        <w:tc>
-          <w:tcPr>
-            <w:tcW w:w="2376" w:type="dxa"/>
-            <w:vAlign w:val="center"/>
-          </w:tcPr>
-          <w:p>
-            <w:pPr>
-              <w:rPr>
-                <w:rFonts w:ascii="Calibri" w:hAnsi="Calibri" w:cs="Calibri"/>
-                <w:sz w:val="24"/>
-                <w:szCs w:val="32"/>
-              </w:rPr>
-            </w:pPr>
-            <w:r>
-              <w:rPr>
-                <w:rFonts w:ascii="Calibri" w:hAnsi="Calibri" w:cs="Calibri"/>
-                <w:b/>
-                <w:sz w:val="22"/>
-                <w:szCs w:val="32"/>
-              </w:rPr>
-              <w:t>Expected Results</w:t>
-            </w:r>
-          </w:p>
-        </w:tc>
-        <w:tc>
-          <w:tcPr>
-            <w:tcW w:w="8496" w:type="dxa"/>
-            <w:vAlign w:val="center"/>
-          </w:tcPr>
-          <w:p>
-            <w:pPr>
-              <w:rPr>
-                <w:rFonts w:ascii="Calibri" w:hAnsi="Calibri" w:cs="Calibri"/>
-                <w:sz w:val="24"/>
-                <w:szCs w:val="32"/>
-              </w:rPr>
-            </w:pPr>
-            <w:r>
-              <w:rPr>
-                <w:rFonts w:ascii="Calibri" w:hAnsi="Calibri" w:cs="Calibri"/>
-                <w:sz w:val="22"/>
-                <w:szCs w:val="32"/>
-              </w:rPr>
-              <w:t>The interface should change to the selected supported language. An unsupported language should not be applied and an appropriate message should be displayed if applicable.</w:t>
-            </w:r>
-          </w:p>
-        </w:tc>
-      </w:tr>
-      <w:tr>
-        <w:trPr>
-          <w:jc w:val="center"/>
-        </w:trPr>
-        <w:tc>
-          <w:tcPr>
-            <w:tcW w:w="2376" w:type="dxa"/>
-            <w:vAlign w:val="center"/>
-          </w:tcPr>
-          <w:p>
-            <w:pPr>
-              <w:rPr>
-                <w:rFonts w:ascii="Calibri" w:hAnsi="Calibri" w:cs="Calibri"/>
-                <w:sz w:val="24"/>
-                <w:szCs w:val="32"/>
-              </w:rPr>
-            </w:pPr>
-            <w:r>
-              <w:rPr>
-                <w:rFonts w:ascii="Calibri" w:hAnsi="Calibri" w:cs="Calibri"/>
-                <w:b/>
-                <w:sz w:val="22"/>
-                <w:szCs w:val="32"/>
-              </w:rPr>
-              <w:t>Actual Result</w:t>
-            </w:r>
-          </w:p>
-        </w:tc>
-        <w:tc>
-          <w:tcPr>
-            <w:tcW w:w="8496" w:type="dxa"/>
-            <w:vAlign w:val="center"/>
-          </w:tcPr>
-          <w:p>
-            <w:pPr>
-              <w:rPr>
-                <w:rFonts w:ascii="Calibri" w:hAnsi="Calibri" w:cs="Calibri"/>
-                <w:sz w:val="24"/>
-                <w:szCs w:val="32"/>
-              </w:rPr>
-            </w:pPr>
-            <w:r>
-              <w:rPr>
-                <w:rFonts w:ascii="Calibri" w:hAnsi="Calibri" w:cs="Calibri"/>
-                <w:sz w:val="22"/>
-                <w:szCs w:val="32"/>
-              </w:rPr>
-              <w:t>To be filled after execution.</w:t>
-            </w:r>
-          </w:p>
-        </w:tc>
-      </w:tr>
-      <w:tr>
-        <w:trPr>
-          <w:jc w:val="center"/>
-        </w:trPr>
-        <w:tc>
-          <w:tcPr>
-            <w:tcW w:w="2376" w:type="dxa"/>
-            <w:vAlign w:val="center"/>
-          </w:tcPr>
-          <w:p>
-            <w:pPr>
-              <w:rPr>
-                <w:rFonts w:ascii="Calibri" w:hAnsi="Calibri" w:cs="Calibri"/>
-                <w:sz w:val="24"/>
-                <w:szCs w:val="32"/>
-              </w:rPr>
-            </w:pPr>
-            <w:r>
-              <w:rPr>
-                <w:rFonts w:ascii="Calibri" w:hAnsi="Calibri" w:cs="Calibri"/>
-                <w:b/>
-                <w:sz w:val="22"/>
-                <w:szCs w:val="32"/>
-              </w:rPr>
-              <w:t>Test Result</w:t>
-            </w:r>
-          </w:p>
-        </w:tc>
-        <w:tc>
-          <w:tcPr>
-            <w:tcW w:w="8496" w:type="dxa"/>
-            <w:vAlign w:val="center"/>
-          </w:tcPr>
-          <w:p>
-            <w:pPr>
-              <w:rPr>
-                <w:rFonts w:ascii="Calibri" w:hAnsi="Calibri" w:cs="Calibri"/>
-                <w:sz w:val="24"/>
-                <w:szCs w:val="32"/>
-              </w:rPr>
-            </w:pPr>
-            <w:r>
-              <w:rPr>
-                <w:rFonts w:ascii="Calibri" w:hAnsi="Calibri" w:cs="Calibri"/>
-                <w:sz w:val="22"/>
-                <w:szCs w:val="32"/>
-              </w:rPr>
-              <w:t>To be marked Pass/Fail after execution.</w:t>
-            </w:r>
-          </w:p>
-        </w:tc>
-      </w:tr>
-    </w:tbl>
-    <w:p/>
     <w:p>
       <w:pPr>
         <w:rPr>
@@ -10275,7 +4226,6 @@
         <w:t>.</w:t>
       </w:r>
     </w:p>
-    <w:p/>
     <w:sectPr>
       <w:pgSz w:w="12240" w:h="15840"/>
       <w:pgMar w:top="792" w:right="648" w:bottom="792" w:left="648" w:header="720" w:footer="720" w:gutter="0"/>
@@ -10287,7 +4237,7 @@
 </file>
 
 <file path=word/numbering.xml><?xml version="1.0" encoding="utf-8"?>
-<w:numbering xmlns:wpc="http://schemas.microsoft.com/office/word/2010/wordprocessingCanvas" xmlns:cx="http://schemas.microsoft.com/office/drawing/2014/chartex" xmlns:cx1="http://schemas.microsoft.com/office/drawing/2015/9/8/chartex" xmlns:cx2="http://schemas.microsoft.com/office/drawing/2015/10/21/chartex" xmlns:cx3="http://schemas.microsoft.com/office/drawing/2016/5/9/chartex" xmlns:cx4="http://schemas.microsoft.com/office/drawing/2016/5/10/chartex" xmlns:cx5="http://schemas.microsoft.com/office/drawing/2016/5/11/chartex" xmlns:cx6="http://schemas.microsoft.com/office/drawing/2016/5/12/chartex" xmlns:cx7="http://schemas.microsoft.com/office/drawing/2016/5/13/chartex" xmlns:cx8="http://schemas.microsoft.com/office/drawing/2016/5/14/chartex" xmlns:mc="http://schemas.openxmlformats.org/markup-compatibility/2006" xmlns:aink="http://schemas.microsoft.com/office/drawing/2016/ink" xmlns:am3d="http://schemas.microsoft.com/office/drawing/2017/model3d" xmlns:o="urn:schemas-microsoft-com:office:office" xmlns:oel="http://schemas.microsoft.com/office/2019/extlst" xmlns:r="http://schemas.openxmlformats.org/officeDocument/2006/relationships" xmlns:m="http://schemas.openxmlformats.org/officeDocument/2006/math" xmlns:v="urn:schemas-microsoft-com:vml" xmlns:wp14="http://schemas.microsoft.com/office/word/2010/wordprocessingDrawing" xmlns:wp="http://schemas.openxmlformats.org/drawingml/2006/wordprocessingDrawing" xmlns:w10="urn:schemas-microsoft-com:office:word" xmlns:w="http://schemas.openxmlformats.org/wordprocessingml/2006/main" xmlns:w14="http://schemas.microsoft.com/office/word/2010/wordml" xmlns:w15="http://schemas.microsoft.com/office/word/2012/wordml" xmlns:w16cex="http://schemas.microsoft.com/office/word/2018/wordml/cex" xmlns:w16cid="http://schemas.microsoft.com/office/word/2016/wordml/cid" xmlns:w16="http://schemas.microsoft.com/office/word/2018/wordml" xmlns:w16du="http://schemas.microsoft.com/office/word/2023/wordml/word16du" xmlns:w16sdtdh="http://schemas.microsoft.com/office/word/2020/wordml/sdtdatahash" xmlns:w16sdtfl="http://schemas.microsoft.com/office/word/2024/wordml/sdtformatlock" xmlns:w16se="http://schemas.microsoft.com/office/word/2015/wordml/symex" xmlns:wpg="http://schemas.microsoft.com/office/word/2010/wordprocessingGroup" xmlns:wpi="http://schemas.microsoft.com/office/word/2010/wordprocessingInk" xmlns:wne="http://schemas.microsoft.com/office/word/2006/wordml" xmlns:wps="http://schemas.microsoft.com/office/word/2010/wordprocessingShape" mc:Ignorable="w14 w15 w16se w16cid w16 w16cex w16sdtdh w16sdtfl w16du wp14">
+<w:numbering xmlns:wpc="http://schemas.microsoft.com/office/word/2010/wordprocessingCanvas" xmlns:cx="http://schemas.microsoft.com/office/drawing/2014/chartex" xmlns:cx1="http://schemas.microsoft.com/office/drawing/2015/9/8/chartex" xmlns:cx2="http://schemas.microsoft.com/office/drawing/2015/10/21/chartex" xmlns:cx3="http://schemas.microsoft.com/office/drawing/2016/5/9/chartex" xmlns:cx4="http://schemas.microsoft.com/office/drawing/2016/5/10/chartex" xmlns:cx5="http://schemas.microsoft.com/office/drawing/2016/5/11/chartex" xmlns:cx6="http://schemas.microsoft.com/office/drawing/2016/5/12/chartex" xmlns:cx7="http://schemas.microsoft.com/office/drawing/2016/5/13/chartex" xmlns:cx8="http://schemas.microsoft.com/office/drawing/2016/5/14/chartex" xmlns:mc="http://schemas.openxmlformats.org/markup-compatibility/2006" xmlns:m="http://schemas.openxmlformats.org/officeDocument/2006/math" xmlns:aink="http://schemas.microsoft.com/office/drawing/2016/ink" xmlns:am3d="http://schemas.microsoft.com/office/drawing/2017/model3d" xmlns:oel="http://schemas.microsoft.com/office/2019/extlst" xmlns:r="http://schemas.openxmlformats.org/officeDocument/2006/relationships" xmlns:wp14="http://schemas.microsoft.com/office/word/2010/wordprocessingDrawing" xmlns:wp="http://schemas.openxmlformats.org/drawingml/2006/wordprocessingDrawing" xmlns:wpg="http://schemas.microsoft.com/office/word/2010/wordprocessingGroup" xmlns:wpi="http://schemas.microsoft.com/office/word/2010/wordprocessingInk" xmlns:wps="http://schemas.microsoft.com/office/word/2010/wordprocessingShape" xmlns:o="urn:schemas-microsoft-com:office:office" xmlns:v="urn:schemas-microsoft-com:vml" xmlns:w10="urn:schemas-microsoft-com:office:word" xmlns:w="http://schemas.openxmlformats.org/wordprocessingml/2006/main" xmlns:w14="http://schemas.microsoft.com/office/word/2010/wordml" xmlns:w15="http://schemas.microsoft.com/office/word/2012/wordml" xmlns:w16cex="http://schemas.microsoft.com/office/word/2018/wordml/cex" xmlns:w16cid="http://schemas.microsoft.com/office/word/2016/wordml/cid" xmlns:w16="http://schemas.microsoft.com/office/word/2018/wordml" xmlns:w16sdtdh="http://schemas.microsoft.com/office/word/2020/wordml/sdtdatahash" xmlns:w16sdtfl="http://schemas.microsoft.com/office/word/2024/wordml/sdtformatlock" xmlns:w16se="http://schemas.microsoft.com/office/word/2015/wordml/symex" xmlns:w16du="http://schemas.microsoft.com/office/word/2023/wordml/word16du" xmlns:wne="http://schemas.microsoft.com/office/word/2006/wordml" mc:Ignorable="w14 w15 w16se w16cid w16 w16cex w16sdtdh w16sdtfl w16du wp14">
   <w:abstractNum w:abstractNumId="0" w15:restartNumberingAfterBreak="0">
     <w:nsid w:val="FFFFFF7C"/>
     <w:multiLevelType w:val="singleLevel"/>
@@ -10597,7 +4547,7 @@
 </file>
 
 <file path=word/styles.xml><?xml version="1.0" encoding="utf-8"?>
-<w:styles xmlns:mc="http://schemas.openxmlformats.org/markup-compatibility/2006" xmlns:r="http://schemas.openxmlformats.org/officeDocument/2006/relationships" xmlns:w="http://schemas.openxmlformats.org/wordprocessingml/2006/main" xmlns:w14="http://schemas.microsoft.com/office/word/2010/wordml" xmlns:w15="http://schemas.microsoft.com/office/word/2012/wordml" xmlns:w16cex="http://schemas.microsoft.com/office/word/2018/wordml/cex" xmlns:w16cid="http://schemas.microsoft.com/office/word/2016/wordml/cid" xmlns:w16="http://schemas.microsoft.com/office/word/2018/wordml" xmlns:w16du="http://schemas.microsoft.com/office/word/2023/wordml/word16du" xmlns:w16sdtdh="http://schemas.microsoft.com/office/word/2020/wordml/sdtdatahash" xmlns:w16sdtfl="http://schemas.microsoft.com/office/word/2024/wordml/sdtformatlock" xmlns:w16se="http://schemas.microsoft.com/office/word/2015/wordml/symex" mc:Ignorable="w14 w15 w16se w16cid w16 w16cex w16sdtdh w16sdtfl w16du">
+<w:styles xmlns:mc="http://schemas.openxmlformats.org/markup-compatibility/2006" xmlns:r="http://schemas.openxmlformats.org/officeDocument/2006/relationships" xmlns:w="http://schemas.openxmlformats.org/wordprocessingml/2006/main" xmlns:w14="http://schemas.microsoft.com/office/word/2010/wordml" xmlns:w15="http://schemas.microsoft.com/office/word/2012/wordml" xmlns:w16cex="http://schemas.microsoft.com/office/word/2018/wordml/cex" xmlns:w16cid="http://schemas.microsoft.com/office/word/2016/wordml/cid" xmlns:w16="http://schemas.microsoft.com/office/word/2018/wordml" xmlns:w16sdtdh="http://schemas.microsoft.com/office/word/2020/wordml/sdtdatahash" xmlns:w16sdtfl="http://schemas.microsoft.com/office/word/2024/wordml/sdtformatlock" xmlns:w16se="http://schemas.microsoft.com/office/word/2015/wordml/symex" xmlns:w16du="http://schemas.microsoft.com/office/word/2023/wordml/word16du" mc:Ignorable="w14 w15 w16se w16cid w16 w16cex w16sdtdh w16sdtfl w16du">
   <w:docDefaults>
     <w:rPrDefault>
       <w:rPr>
@@ -11203,6 +5153,7 @@
   <w:style w:type="character" w:default="1" w:styleId="DefaultParagraphFont">
     <w:name w:val="Default Paragraph Font"/>
     <w:uiPriority w:val="1"/>
+    <w:semiHidden/>
     <w:unhideWhenUsed/>
   </w:style>
   <w:style w:type="table" w:default="1" w:styleId="TableNormal">
@@ -20119,7 +14070,7 @@
       </w:tcPr>
     </w:tblStylePr>
   </w:style>
-  <w:style w:type="table" w:styleId="ColorfulShading">
+  <w:style w:type="table" w:styleId="ColourfulShading">
     <w:name w:val="Colorful Shading"/>
     <w:basedOn w:val="TableNormal"/>
     <w:uiPriority w:val="71"/>
@@ -20234,7 +14185,7 @@
       </w:rPr>
     </w:tblStylePr>
   </w:style>
-  <w:style w:type="table" w:styleId="ColorfulShading-Accent1">
+  <w:style w:type="table" w:styleId="ColourfulShadingAccent1">
     <w:name w:val="Colorful Shading Accent 1"/>
     <w:basedOn w:val="TableNormal"/>
     <w:uiPriority w:val="71"/>
@@ -20349,7 +14300,7 @@
       </w:rPr>
     </w:tblStylePr>
   </w:style>
-  <w:style w:type="table" w:styleId="ColorfulShading-Accent2">
+  <w:style w:type="table" w:styleId="ColourfulShadingAccent2">
     <w:name w:val="Colorful Shading Accent 2"/>
     <w:basedOn w:val="TableNormal"/>
     <w:uiPriority w:val="71"/>
@@ -20464,7 +14415,7 @@
       </w:rPr>
     </w:tblStylePr>
   </w:style>
-  <w:style w:type="table" w:styleId="ColorfulShading-Accent3">
+  <w:style w:type="table" w:styleId="ColourfulShadingAccent3">
     <w:name w:val="Colorful Shading Accent 3"/>
     <w:basedOn w:val="TableNormal"/>
     <w:uiPriority w:val="71"/>
@@ -20569,7 +14520,7 @@
       </w:tcPr>
     </w:tblStylePr>
   </w:style>
-  <w:style w:type="table" w:styleId="ColorfulShading-Accent4">
+  <w:style w:type="table" w:styleId="ColourfulShadingAccent4">
     <w:name w:val="Colorful Shading Accent 4"/>
     <w:basedOn w:val="TableNormal"/>
     <w:uiPriority w:val="71"/>
@@ -20684,7 +14635,7 @@
       </w:rPr>
     </w:tblStylePr>
   </w:style>
-  <w:style w:type="table" w:styleId="ColorfulShading-Accent5">
+  <w:style w:type="table" w:styleId="ColourfulShadingAccent5">
     <w:name w:val="Colorful Shading Accent 5"/>
     <w:basedOn w:val="TableNormal"/>
     <w:uiPriority w:val="71"/>
@@ -20799,7 +14750,7 @@
       </w:rPr>
     </w:tblStylePr>
   </w:style>
-  <w:style w:type="table" w:styleId="ColorfulShading-Accent6">
+  <w:style w:type="table" w:styleId="ColourfulShadingAccent6">
     <w:name w:val="Colorful Shading Accent 6"/>
     <w:basedOn w:val="TableNormal"/>
     <w:uiPriority w:val="71"/>
@@ -20914,7 +14865,7 @@
       </w:rPr>
     </w:tblStylePr>
   </w:style>
-  <w:style w:type="table" w:styleId="ColorfulList">
+  <w:style w:type="table" w:styleId="ColourfulList">
     <w:name w:val="Colorful List"/>
     <w:basedOn w:val="TableNormal"/>
     <w:uiPriority w:val="72"/>
@@ -20993,7 +14944,7 @@
       </w:tcPr>
     </w:tblStylePr>
   </w:style>
-  <w:style w:type="table" w:styleId="ColorfulList-Accent1">
+  <w:style w:type="table" w:styleId="ColourfulListAccent1">
     <w:name w:val="Colorful List Accent 1"/>
     <w:basedOn w:val="TableNormal"/>
     <w:uiPriority w:val="72"/>
@@ -21072,7 +15023,7 @@
       </w:tcPr>
     </w:tblStylePr>
   </w:style>
-  <w:style w:type="table" w:styleId="ColorfulList-Accent2">
+  <w:style w:type="table" w:styleId="ColourfulListAccent2">
     <w:name w:val="Colorful List Accent 2"/>
     <w:basedOn w:val="TableNormal"/>
     <w:uiPriority w:val="72"/>
@@ -21151,7 +15102,7 @@
       </w:tcPr>
     </w:tblStylePr>
   </w:style>
-  <w:style w:type="table" w:styleId="ColorfulList-Accent3">
+  <w:style w:type="table" w:styleId="ColourfulListAccent3">
     <w:name w:val="Colorful List Accent 3"/>
     <w:basedOn w:val="TableNormal"/>
     <w:uiPriority w:val="72"/>
@@ -21230,7 +15181,7 @@
       </w:tcPr>
     </w:tblStylePr>
   </w:style>
-  <w:style w:type="table" w:styleId="ColorfulList-Accent4">
+  <w:style w:type="table" w:styleId="ColourfulListAccent4">
     <w:name w:val="Colorful List Accent 4"/>
     <w:basedOn w:val="TableNormal"/>
     <w:uiPriority w:val="72"/>
@@ -21309,7 +15260,7 @@
       </w:tcPr>
     </w:tblStylePr>
   </w:style>
-  <w:style w:type="table" w:styleId="ColorfulList-Accent5">
+  <w:style w:type="table" w:styleId="ColourfulListAccent5">
     <w:name w:val="Colorful List Accent 5"/>
     <w:basedOn w:val="TableNormal"/>
     <w:uiPriority w:val="72"/>
@@ -21388,7 +15339,7 @@
       </w:tcPr>
     </w:tblStylePr>
   </w:style>
-  <w:style w:type="table" w:styleId="ColorfulList-Accent6">
+  <w:style w:type="table" w:styleId="ColourfulListAccent6">
     <w:name w:val="Colorful List Accent 6"/>
     <w:basedOn w:val="TableNormal"/>
     <w:uiPriority w:val="72"/>
@@ -21467,7 +15418,7 @@
       </w:tcPr>
     </w:tblStylePr>
   </w:style>
-  <w:style w:type="table" w:styleId="ColorfulGrid">
+  <w:style w:type="table" w:styleId="ColourfulGrid">
     <w:name w:val="Colorful Grid"/>
     <w:basedOn w:val="TableNormal"/>
     <w:uiPriority w:val="73"/>
@@ -21540,7 +15491,7 @@
       </w:tcPr>
     </w:tblStylePr>
   </w:style>
-  <w:style w:type="table" w:styleId="ColorfulGrid-Accent1">
+  <w:style w:type="table" w:styleId="ColourfulGridAccent1">
     <w:name w:val="Colorful Grid Accent 1"/>
     <w:basedOn w:val="TableNormal"/>
     <w:uiPriority w:val="73"/>
@@ -21613,7 +15564,7 @@
       </w:tcPr>
     </w:tblStylePr>
   </w:style>
-  <w:style w:type="table" w:styleId="ColorfulGrid-Accent2">
+  <w:style w:type="table" w:styleId="ColourfulGridAccent2">
     <w:name w:val="Colorful Grid Accent 2"/>
     <w:basedOn w:val="TableNormal"/>
     <w:uiPriority w:val="73"/>
@@ -21686,7 +15637,7 @@
       </w:tcPr>
     </w:tblStylePr>
   </w:style>
-  <w:style w:type="table" w:styleId="ColorfulGrid-Accent3">
+  <w:style w:type="table" w:styleId="ColourfulGridAccent3">
     <w:name w:val="Colorful Grid Accent 3"/>
     <w:basedOn w:val="TableNormal"/>
     <w:uiPriority w:val="73"/>
@@ -21759,7 +15710,7 @@
       </w:tcPr>
     </w:tblStylePr>
   </w:style>
-  <w:style w:type="table" w:styleId="ColorfulGrid-Accent4">
+  <w:style w:type="table" w:styleId="ColourfulGridAccent4">
     <w:name w:val="Colorful Grid Accent 4"/>
     <w:basedOn w:val="TableNormal"/>
     <w:uiPriority w:val="73"/>
@@ -21832,7 +15783,7 @@
       </w:tcPr>
     </w:tblStylePr>
   </w:style>
-  <w:style w:type="table" w:styleId="ColorfulGrid-Accent5">
+  <w:style w:type="table" w:styleId="ColourfulGridAccent5">
     <w:name w:val="Colorful Grid Accent 5"/>
     <w:basedOn w:val="TableNormal"/>
     <w:uiPriority w:val="73"/>
@@ -21905,7 +15856,7 @@
       </w:tcPr>
     </w:tblStylePr>
   </w:style>
-  <w:style w:type="table" w:styleId="ColorfulGrid-Accent6">
+  <w:style w:type="table" w:styleId="ColourfulGridAccent6">
     <w:name w:val="Colorful Grid Accent 6"/>
     <w:basedOn w:val="TableNormal"/>
     <w:uiPriority w:val="73"/>
@@ -22021,7 +15972,7 @@
     <w:rPr>
       <w:sz w:val="24"/>
       <w:szCs w:val="24"/>
-      <w:lang w:eastAsia="zh-CN"/>
+      <w:lang w:val="en-IN" w:eastAsia="zh-CN"/>
     </w:rPr>
     <w:tblPr>
       <w:tblInd w:w="0" w:type="dxa"/>
